--- a/SPO_Lab_1.docx
+++ b/SPO_Lab_1.docx
@@ -159,7 +159,7 @@
         <w:rPr>
           <w:rFonts w:eastAsia="Times New Roman" w:cs="Times New Roman"/>
           <w:szCs w:val="28"/>
-          <w:lang w:val="en-US"/>
+          <w:lang w:val="ru-RU"/>
         </w:rPr>
         <w:t xml:space="preserve">: </w:t>
       </w:r>
@@ -625,6 +625,7 @@
         <w:rPr>
           <w:rFonts w:cs="Times New Roman"/>
           <w:szCs w:val="28"/>
+          <w:lang w:val="en-US"/>
         </w:rPr>
       </w:pPr>
       <w:r>
@@ -640,6 +641,7 @@
         <w:rPr>
           <w:rFonts w:cs="Times New Roman"/>
           <w:szCs w:val="28"/>
+          <w:lang w:val="en-US"/>
         </w:rPr>
       </w:pPr>
       <w:r>
@@ -1369,31 +1371,31 @@
     </w:p>
     <w:tbl>
       <w:tblPr>
-        <w:tblW w:w="9038" w:type="dxa"/>
+        <w:tblW w:w="9464" w:type="dxa"/>
         <w:tblLook w:val="04A0" w:firstRow="1" w:lastRow="0" w:firstColumn="1" w:lastColumn="0" w:noHBand="0" w:noVBand="1"/>
       </w:tblPr>
       <w:tblGrid>
         <w:gridCol w:w="955"/>
-        <w:gridCol w:w="1896"/>
+        <w:gridCol w:w="2082"/>
         <w:gridCol w:w="1138"/>
-        <w:gridCol w:w="955"/>
-        <w:gridCol w:w="3536"/>
+        <w:gridCol w:w="1158"/>
+        <w:gridCol w:w="3660"/>
         <w:gridCol w:w="1138"/>
       </w:tblGrid>
       <w:tr>
         <w:trPr>
-          <w:trHeight w:val="275"/>
+          <w:trHeight w:val="298"/>
         </w:trPr>
         <w:tc>
           <w:tcPr>
-            <w:tcW w:w="870" w:type="dxa"/>
+            <w:tcW w:w="835" w:type="dxa"/>
             <w:tcBorders>
               <w:top w:val="single" w:sz="4" w:space="0" w:color="auto"/>
               <w:left w:val="single" w:sz="4" w:space="0" w:color="auto"/>
               <w:bottom w:val="single" w:sz="4" w:space="0" w:color="auto"/>
               <w:right w:val="single" w:sz="4" w:space="0" w:color="auto"/>
             </w:tcBorders>
-            <w:shd w:val="clear" w:color="000000" w:fill="C0E6F5"/>
+            <w:shd w:val="clear" w:color="000000" w:fill="DAE9F8"/>
             <w:noWrap/>
             <w:vAlign w:val="bottom"/>
             <w:hideMark/>
@@ -1430,14 +1432,14 @@
         </w:tc>
         <w:tc>
           <w:tcPr>
-            <w:tcW w:w="1701" w:type="dxa"/>
+            <w:tcW w:w="1821" w:type="dxa"/>
             <w:tcBorders>
               <w:top w:val="single" w:sz="4" w:space="0" w:color="auto"/>
               <w:left w:val="nil"/>
               <w:bottom w:val="single" w:sz="4" w:space="0" w:color="auto"/>
               <w:right w:val="single" w:sz="4" w:space="0" w:color="auto"/>
             </w:tcBorders>
-            <w:shd w:val="clear" w:color="000000" w:fill="C0E6F5"/>
+            <w:shd w:val="clear" w:color="000000" w:fill="DAE9F8"/>
             <w:noWrap/>
             <w:vAlign w:val="bottom"/>
             <w:hideMark/>
@@ -1470,14 +1472,14 @@
         </w:tc>
         <w:tc>
           <w:tcPr>
-            <w:tcW w:w="1031" w:type="dxa"/>
+            <w:tcW w:w="995" w:type="dxa"/>
             <w:tcBorders>
               <w:top w:val="single" w:sz="4" w:space="0" w:color="auto"/>
               <w:left w:val="nil"/>
               <w:bottom w:val="single" w:sz="4" w:space="0" w:color="auto"/>
               <w:right w:val="single" w:sz="4" w:space="0" w:color="auto"/>
             </w:tcBorders>
-            <w:shd w:val="clear" w:color="000000" w:fill="C0E6F5"/>
+            <w:shd w:val="clear" w:color="000000" w:fill="DAE9F8"/>
             <w:noWrap/>
             <w:vAlign w:val="bottom"/>
             <w:hideMark/>
@@ -1514,14 +1516,14 @@
         </w:tc>
         <w:tc>
           <w:tcPr>
-            <w:tcW w:w="869" w:type="dxa"/>
+            <w:tcW w:w="1158" w:type="dxa"/>
             <w:tcBorders>
               <w:top w:val="single" w:sz="4" w:space="0" w:color="auto"/>
               <w:left w:val="nil"/>
               <w:bottom w:val="single" w:sz="4" w:space="0" w:color="auto"/>
               <w:right w:val="single" w:sz="4" w:space="0" w:color="auto"/>
             </w:tcBorders>
-            <w:shd w:val="clear" w:color="000000" w:fill="C0E6F5"/>
+            <w:shd w:val="clear" w:color="000000" w:fill="DAE9F8"/>
             <w:noWrap/>
             <w:vAlign w:val="bottom"/>
             <w:hideMark/>
@@ -1558,14 +1560,14 @@
         </w:tc>
         <w:tc>
           <w:tcPr>
-            <w:tcW w:w="3536" w:type="dxa"/>
+            <w:tcW w:w="3660" w:type="dxa"/>
             <w:tcBorders>
               <w:top w:val="single" w:sz="4" w:space="0" w:color="auto"/>
               <w:left w:val="nil"/>
               <w:bottom w:val="single" w:sz="4" w:space="0" w:color="auto"/>
               <w:right w:val="single" w:sz="4" w:space="0" w:color="auto"/>
             </w:tcBorders>
-            <w:shd w:val="clear" w:color="000000" w:fill="C0E6F5"/>
+            <w:shd w:val="clear" w:color="000000" w:fill="DAE9F8"/>
             <w:noWrap/>
             <w:vAlign w:val="bottom"/>
             <w:hideMark/>
@@ -1598,14 +1600,14 @@
         </w:tc>
         <w:tc>
           <w:tcPr>
-            <w:tcW w:w="1031" w:type="dxa"/>
+            <w:tcW w:w="995" w:type="dxa"/>
             <w:tcBorders>
               <w:top w:val="single" w:sz="4" w:space="0" w:color="auto"/>
               <w:left w:val="nil"/>
               <w:bottom w:val="single" w:sz="4" w:space="0" w:color="auto"/>
               <w:right w:val="single" w:sz="4" w:space="0" w:color="auto"/>
             </w:tcBorders>
-            <w:shd w:val="clear" w:color="000000" w:fill="C0E6F5"/>
+            <w:shd w:val="clear" w:color="000000" w:fill="DAE9F8"/>
             <w:noWrap/>
             <w:vAlign w:val="bottom"/>
             <w:hideMark/>
@@ -1643,11 +1645,11 @@
       </w:tr>
       <w:tr>
         <w:trPr>
-          <w:trHeight w:val="275"/>
+          <w:trHeight w:val="298"/>
         </w:trPr>
         <w:tc>
           <w:tcPr>
-            <w:tcW w:w="870" w:type="dxa"/>
+            <w:tcW w:w="835" w:type="dxa"/>
             <w:tcBorders>
               <w:top w:val="nil"/>
               <w:left w:val="single" w:sz="4" w:space="0" w:color="auto"/>
@@ -1683,7 +1685,7 @@
         </w:tc>
         <w:tc>
           <w:tcPr>
-            <w:tcW w:w="1701" w:type="dxa"/>
+            <w:tcW w:w="1821" w:type="dxa"/>
             <w:tcBorders>
               <w:top w:val="nil"/>
               <w:left w:val="nil"/>
@@ -1719,7 +1721,7 @@
         </w:tc>
         <w:tc>
           <w:tcPr>
-            <w:tcW w:w="1031" w:type="dxa"/>
+            <w:tcW w:w="995" w:type="dxa"/>
             <w:tcBorders>
               <w:top w:val="nil"/>
               <w:left w:val="nil"/>
@@ -1755,7 +1757,7 @@
         </w:tc>
         <w:tc>
           <w:tcPr>
-            <w:tcW w:w="869" w:type="dxa"/>
+            <w:tcW w:w="1158" w:type="dxa"/>
             <w:tcBorders>
               <w:top w:val="nil"/>
               <w:left w:val="nil"/>
@@ -1791,7 +1793,7 @@
         </w:tc>
         <w:tc>
           <w:tcPr>
-            <w:tcW w:w="3536" w:type="dxa"/>
+            <w:tcW w:w="3660" w:type="dxa"/>
             <w:tcBorders>
               <w:top w:val="nil"/>
               <w:left w:val="nil"/>
@@ -1827,7 +1829,7 @@
         </w:tc>
         <w:tc>
           <w:tcPr>
-            <w:tcW w:w="1031" w:type="dxa"/>
+            <w:tcW w:w="995" w:type="dxa"/>
             <w:tcBorders>
               <w:top w:val="nil"/>
               <w:left w:val="nil"/>
@@ -1864,11 +1866,11 @@
       </w:tr>
       <w:tr>
         <w:trPr>
-          <w:trHeight w:val="275"/>
+          <w:trHeight w:val="298"/>
         </w:trPr>
         <w:tc>
           <w:tcPr>
-            <w:tcW w:w="870" w:type="dxa"/>
+            <w:tcW w:w="835" w:type="dxa"/>
             <w:tcBorders>
               <w:top w:val="nil"/>
               <w:left w:val="single" w:sz="4" w:space="0" w:color="auto"/>
@@ -1904,7 +1906,7 @@
         </w:tc>
         <w:tc>
           <w:tcPr>
-            <w:tcW w:w="1701" w:type="dxa"/>
+            <w:tcW w:w="1821" w:type="dxa"/>
             <w:tcBorders>
               <w:top w:val="nil"/>
               <w:left w:val="nil"/>
@@ -1940,7 +1942,7 @@
         </w:tc>
         <w:tc>
           <w:tcPr>
-            <w:tcW w:w="1031" w:type="dxa"/>
+            <w:tcW w:w="995" w:type="dxa"/>
             <w:tcBorders>
               <w:top w:val="nil"/>
               <w:left w:val="nil"/>
@@ -1976,7 +1978,7 @@
         </w:tc>
         <w:tc>
           <w:tcPr>
-            <w:tcW w:w="869" w:type="dxa"/>
+            <w:tcW w:w="1158" w:type="dxa"/>
             <w:tcBorders>
               <w:top w:val="nil"/>
               <w:left w:val="nil"/>
@@ -2012,7 +2014,7 @@
         </w:tc>
         <w:tc>
           <w:tcPr>
-            <w:tcW w:w="3536" w:type="dxa"/>
+            <w:tcW w:w="3660" w:type="dxa"/>
             <w:tcBorders>
               <w:top w:val="nil"/>
               <w:left w:val="nil"/>
@@ -2048,7 +2050,7 @@
         </w:tc>
         <w:tc>
           <w:tcPr>
-            <w:tcW w:w="1031" w:type="dxa"/>
+            <w:tcW w:w="995" w:type="dxa"/>
             <w:tcBorders>
               <w:top w:val="nil"/>
               <w:left w:val="nil"/>
@@ -2085,11 +2087,11 @@
       </w:tr>
       <w:tr>
         <w:trPr>
-          <w:trHeight w:val="275"/>
+          <w:trHeight w:val="298"/>
         </w:trPr>
         <w:tc>
           <w:tcPr>
-            <w:tcW w:w="870" w:type="dxa"/>
+            <w:tcW w:w="835" w:type="dxa"/>
             <w:tcBorders>
               <w:top w:val="nil"/>
               <w:left w:val="single" w:sz="4" w:space="0" w:color="auto"/>
@@ -2125,79 +2127,79 @@
         </w:tc>
         <w:tc>
           <w:tcPr>
-            <w:tcW w:w="1701" w:type="dxa"/>
-            <w:tcBorders>
-              <w:top w:val="nil"/>
-              <w:left w:val="nil"/>
-              <w:bottom w:val="single" w:sz="4" w:space="0" w:color="auto"/>
-              <w:right w:val="single" w:sz="4" w:space="0" w:color="auto"/>
-            </w:tcBorders>
-            <w:shd w:val="clear" w:color="auto" w:fill="auto"/>
-            <w:noWrap/>
-            <w:vAlign w:val="bottom"/>
-            <w:hideMark/>
-          </w:tcPr>
-          <w:p>
-            <w:pPr>
-              <w:spacing w:after="0" w:line="240" w:lineRule="auto"/>
-              <w:jc w:val="left"/>
-              <w:rPr>
-                <w:rFonts w:eastAsia="Times New Roman" w:cs="Times New Roman"/>
-                <w:color w:val="000000"/>
-                <w:szCs w:val="28"/>
-                <w:lang w:eastAsia="ru-RU"/>
-              </w:rPr>
-            </w:pPr>
-            <w:r>
-              <w:rPr>
-                <w:rFonts w:eastAsia="Times New Roman" w:cs="Times New Roman"/>
-                <w:color w:val="000000"/>
-                <w:szCs w:val="28"/>
-                <w:lang w:eastAsia="ru-RU"/>
-              </w:rPr>
-              <w:t>()</w:t>
-            </w:r>
-          </w:p>
-        </w:tc>
-        <w:tc>
-          <w:tcPr>
-            <w:tcW w:w="1031" w:type="dxa"/>
-            <w:tcBorders>
-              <w:top w:val="nil"/>
-              <w:left w:val="nil"/>
-              <w:bottom w:val="single" w:sz="4" w:space="0" w:color="auto"/>
-              <w:right w:val="single" w:sz="4" w:space="0" w:color="auto"/>
-            </w:tcBorders>
-            <w:shd w:val="clear" w:color="auto" w:fill="auto"/>
-            <w:noWrap/>
-            <w:vAlign w:val="bottom"/>
-            <w:hideMark/>
-          </w:tcPr>
-          <w:p>
-            <w:pPr>
-              <w:spacing w:after="0" w:line="240" w:lineRule="auto"/>
-              <w:jc w:val="left"/>
-              <w:rPr>
-                <w:rFonts w:eastAsia="Times New Roman" w:cs="Times New Roman"/>
-                <w:color w:val="000000"/>
-                <w:szCs w:val="28"/>
-                <w:lang w:eastAsia="ru-RU"/>
-              </w:rPr>
-            </w:pPr>
-            <w:r>
-              <w:rPr>
-                <w:rFonts w:eastAsia="Times New Roman" w:cs="Times New Roman"/>
-                <w:color w:val="000000"/>
-                <w:szCs w:val="28"/>
-                <w:lang w:eastAsia="ru-RU"/>
-              </w:rPr>
-              <w:t>22</w:t>
-            </w:r>
-          </w:p>
-        </w:tc>
-        <w:tc>
-          <w:tcPr>
-            <w:tcW w:w="869" w:type="dxa"/>
+            <w:tcW w:w="1821" w:type="dxa"/>
+            <w:tcBorders>
+              <w:top w:val="nil"/>
+              <w:left w:val="nil"/>
+              <w:bottom w:val="single" w:sz="4" w:space="0" w:color="auto"/>
+              <w:right w:val="single" w:sz="4" w:space="0" w:color="auto"/>
+            </w:tcBorders>
+            <w:shd w:val="clear" w:color="auto" w:fill="auto"/>
+            <w:noWrap/>
+            <w:vAlign w:val="bottom"/>
+            <w:hideMark/>
+          </w:tcPr>
+          <w:p>
+            <w:pPr>
+              <w:spacing w:after="0" w:line="240" w:lineRule="auto"/>
+              <w:jc w:val="left"/>
+              <w:rPr>
+                <w:rFonts w:eastAsia="Times New Roman" w:cs="Times New Roman"/>
+                <w:color w:val="000000"/>
+                <w:szCs w:val="28"/>
+                <w:lang w:eastAsia="ru-RU"/>
+              </w:rPr>
+            </w:pPr>
+            <w:r>
+              <w:rPr>
+                <w:rFonts w:eastAsia="Times New Roman" w:cs="Times New Roman"/>
+                <w:color w:val="000000"/>
+                <w:szCs w:val="28"/>
+                <w:lang w:eastAsia="ru-RU"/>
+              </w:rPr>
+              <w:t>=</w:t>
+            </w:r>
+          </w:p>
+        </w:tc>
+        <w:tc>
+          <w:tcPr>
+            <w:tcW w:w="995" w:type="dxa"/>
+            <w:tcBorders>
+              <w:top w:val="nil"/>
+              <w:left w:val="nil"/>
+              <w:bottom w:val="single" w:sz="4" w:space="0" w:color="auto"/>
+              <w:right w:val="single" w:sz="4" w:space="0" w:color="auto"/>
+            </w:tcBorders>
+            <w:shd w:val="clear" w:color="auto" w:fill="auto"/>
+            <w:noWrap/>
+            <w:vAlign w:val="bottom"/>
+            <w:hideMark/>
+          </w:tcPr>
+          <w:p>
+            <w:pPr>
+              <w:spacing w:after="0" w:line="240" w:lineRule="auto"/>
+              <w:jc w:val="left"/>
+              <w:rPr>
+                <w:rFonts w:eastAsia="Times New Roman" w:cs="Times New Roman"/>
+                <w:color w:val="000000"/>
+                <w:szCs w:val="28"/>
+                <w:lang w:eastAsia="ru-RU"/>
+              </w:rPr>
+            </w:pPr>
+            <w:r>
+              <w:rPr>
+                <w:rFonts w:eastAsia="Times New Roman" w:cs="Times New Roman"/>
+                <w:color w:val="000000"/>
+                <w:szCs w:val="28"/>
+                <w:lang w:eastAsia="ru-RU"/>
+              </w:rPr>
+              <w:t>18</w:t>
+            </w:r>
+          </w:p>
+        </w:tc>
+        <w:tc>
+          <w:tcPr>
+            <w:tcW w:w="1158" w:type="dxa"/>
             <w:tcBorders>
               <w:top w:val="nil"/>
               <w:left w:val="nil"/>
@@ -2233,7 +2235,7 @@
         </w:tc>
         <w:tc>
           <w:tcPr>
-            <w:tcW w:w="3536" w:type="dxa"/>
+            <w:tcW w:w="3660" w:type="dxa"/>
             <w:tcBorders>
               <w:top w:val="nil"/>
               <w:left w:val="nil"/>
@@ -2269,7 +2271,7 @@
         </w:tc>
         <w:tc>
           <w:tcPr>
-            <w:tcW w:w="1031" w:type="dxa"/>
+            <w:tcW w:w="995" w:type="dxa"/>
             <w:tcBorders>
               <w:top w:val="nil"/>
               <w:left w:val="nil"/>
@@ -2306,11 +2308,11 @@
       </w:tr>
       <w:tr>
         <w:trPr>
-          <w:trHeight w:val="275"/>
+          <w:trHeight w:val="298"/>
         </w:trPr>
         <w:tc>
           <w:tcPr>
-            <w:tcW w:w="870" w:type="dxa"/>
+            <w:tcW w:w="835" w:type="dxa"/>
             <w:tcBorders>
               <w:top w:val="nil"/>
               <w:left w:val="single" w:sz="4" w:space="0" w:color="auto"/>
@@ -2346,79 +2348,79 @@
         </w:tc>
         <w:tc>
           <w:tcPr>
-            <w:tcW w:w="1701" w:type="dxa"/>
-            <w:tcBorders>
-              <w:top w:val="nil"/>
-              <w:left w:val="nil"/>
-              <w:bottom w:val="single" w:sz="4" w:space="0" w:color="auto"/>
-              <w:right w:val="single" w:sz="4" w:space="0" w:color="auto"/>
-            </w:tcBorders>
-            <w:shd w:val="clear" w:color="auto" w:fill="auto"/>
-            <w:noWrap/>
-            <w:vAlign w:val="bottom"/>
-            <w:hideMark/>
-          </w:tcPr>
-          <w:p>
-            <w:pPr>
-              <w:spacing w:after="0" w:line="240" w:lineRule="auto"/>
-              <w:jc w:val="left"/>
-              <w:rPr>
-                <w:rFonts w:eastAsia="Times New Roman" w:cs="Times New Roman"/>
-                <w:color w:val="000000"/>
-                <w:szCs w:val="28"/>
-                <w:lang w:eastAsia="ru-RU"/>
-              </w:rPr>
-            </w:pPr>
-            <w:r>
-              <w:rPr>
-                <w:rFonts w:eastAsia="Times New Roman" w:cs="Times New Roman"/>
-                <w:color w:val="000000"/>
-                <w:szCs w:val="28"/>
-                <w:lang w:eastAsia="ru-RU"/>
-              </w:rPr>
-              <w:t>=</w:t>
-            </w:r>
-          </w:p>
-        </w:tc>
-        <w:tc>
-          <w:tcPr>
-            <w:tcW w:w="1031" w:type="dxa"/>
-            <w:tcBorders>
-              <w:top w:val="nil"/>
-              <w:left w:val="nil"/>
-              <w:bottom w:val="single" w:sz="4" w:space="0" w:color="auto"/>
-              <w:right w:val="single" w:sz="4" w:space="0" w:color="auto"/>
-            </w:tcBorders>
-            <w:shd w:val="clear" w:color="auto" w:fill="auto"/>
-            <w:noWrap/>
-            <w:vAlign w:val="bottom"/>
-            <w:hideMark/>
-          </w:tcPr>
-          <w:p>
-            <w:pPr>
-              <w:spacing w:after="0" w:line="240" w:lineRule="auto"/>
-              <w:jc w:val="left"/>
-              <w:rPr>
-                <w:rFonts w:eastAsia="Times New Roman" w:cs="Times New Roman"/>
-                <w:color w:val="000000"/>
-                <w:szCs w:val="28"/>
-                <w:lang w:eastAsia="ru-RU"/>
-              </w:rPr>
-            </w:pPr>
-            <w:r>
-              <w:rPr>
-                <w:rFonts w:eastAsia="Times New Roman" w:cs="Times New Roman"/>
-                <w:color w:val="000000"/>
-                <w:szCs w:val="28"/>
-                <w:lang w:eastAsia="ru-RU"/>
-              </w:rPr>
-              <w:t>18</w:t>
-            </w:r>
-          </w:p>
-        </w:tc>
-        <w:tc>
-          <w:tcPr>
-            <w:tcW w:w="869" w:type="dxa"/>
+            <w:tcW w:w="1821" w:type="dxa"/>
+            <w:tcBorders>
+              <w:top w:val="nil"/>
+              <w:left w:val="nil"/>
+              <w:bottom w:val="single" w:sz="4" w:space="0" w:color="auto"/>
+              <w:right w:val="single" w:sz="4" w:space="0" w:color="auto"/>
+            </w:tcBorders>
+            <w:shd w:val="clear" w:color="auto" w:fill="auto"/>
+            <w:noWrap/>
+            <w:vAlign w:val="bottom"/>
+            <w:hideMark/>
+          </w:tcPr>
+          <w:p>
+            <w:pPr>
+              <w:spacing w:after="0" w:line="240" w:lineRule="auto"/>
+              <w:jc w:val="left"/>
+              <w:rPr>
+                <w:rFonts w:eastAsia="Times New Roman" w:cs="Times New Roman"/>
+                <w:color w:val="000000"/>
+                <w:szCs w:val="28"/>
+                <w:lang w:eastAsia="ru-RU"/>
+              </w:rPr>
+            </w:pPr>
+            <w:r>
+              <w:rPr>
+                <w:rFonts w:eastAsia="Times New Roman" w:cs="Times New Roman"/>
+                <w:color w:val="000000"/>
+                <w:szCs w:val="28"/>
+                <w:lang w:eastAsia="ru-RU"/>
+              </w:rPr>
+              <w:t>[]</w:t>
+            </w:r>
+          </w:p>
+        </w:tc>
+        <w:tc>
+          <w:tcPr>
+            <w:tcW w:w="995" w:type="dxa"/>
+            <w:tcBorders>
+              <w:top w:val="nil"/>
+              <w:left w:val="nil"/>
+              <w:bottom w:val="single" w:sz="4" w:space="0" w:color="auto"/>
+              <w:right w:val="single" w:sz="4" w:space="0" w:color="auto"/>
+            </w:tcBorders>
+            <w:shd w:val="clear" w:color="auto" w:fill="auto"/>
+            <w:noWrap/>
+            <w:vAlign w:val="bottom"/>
+            <w:hideMark/>
+          </w:tcPr>
+          <w:p>
+            <w:pPr>
+              <w:spacing w:after="0" w:line="240" w:lineRule="auto"/>
+              <w:jc w:val="left"/>
+              <w:rPr>
+                <w:rFonts w:eastAsia="Times New Roman" w:cs="Times New Roman"/>
+                <w:color w:val="000000"/>
+                <w:szCs w:val="28"/>
+                <w:lang w:eastAsia="ru-RU"/>
+              </w:rPr>
+            </w:pPr>
+            <w:r>
+              <w:rPr>
+                <w:rFonts w:eastAsia="Times New Roman" w:cs="Times New Roman"/>
+                <w:color w:val="000000"/>
+                <w:szCs w:val="28"/>
+                <w:lang w:eastAsia="ru-RU"/>
+              </w:rPr>
+              <w:t>12</w:t>
+            </w:r>
+          </w:p>
+        </w:tc>
+        <w:tc>
+          <w:tcPr>
+            <w:tcW w:w="1158" w:type="dxa"/>
             <w:tcBorders>
               <w:top w:val="nil"/>
               <w:left w:val="nil"/>
@@ -2454,7 +2456,7 @@
         </w:tc>
         <w:tc>
           <w:tcPr>
-            <w:tcW w:w="3536" w:type="dxa"/>
+            <w:tcW w:w="3660" w:type="dxa"/>
             <w:tcBorders>
               <w:top w:val="nil"/>
               <w:left w:val="nil"/>
@@ -2490,7 +2492,7 @@
         </w:tc>
         <w:tc>
           <w:tcPr>
-            <w:tcW w:w="1031" w:type="dxa"/>
+            <w:tcW w:w="995" w:type="dxa"/>
             <w:tcBorders>
               <w:top w:val="nil"/>
               <w:left w:val="nil"/>
@@ -2527,11 +2529,11 @@
       </w:tr>
       <w:tr>
         <w:trPr>
-          <w:trHeight w:val="275"/>
+          <w:trHeight w:val="298"/>
         </w:trPr>
         <w:tc>
           <w:tcPr>
-            <w:tcW w:w="870" w:type="dxa"/>
+            <w:tcW w:w="835" w:type="dxa"/>
             <w:tcBorders>
               <w:top w:val="nil"/>
               <w:left w:val="single" w:sz="4" w:space="0" w:color="auto"/>
@@ -2567,79 +2569,79 @@
         </w:tc>
         <w:tc>
           <w:tcPr>
-            <w:tcW w:w="1701" w:type="dxa"/>
-            <w:tcBorders>
-              <w:top w:val="nil"/>
-              <w:left w:val="nil"/>
-              <w:bottom w:val="single" w:sz="4" w:space="0" w:color="auto"/>
-              <w:right w:val="single" w:sz="4" w:space="0" w:color="auto"/>
-            </w:tcBorders>
-            <w:shd w:val="clear" w:color="auto" w:fill="auto"/>
-            <w:noWrap/>
-            <w:vAlign w:val="bottom"/>
-            <w:hideMark/>
-          </w:tcPr>
-          <w:p>
-            <w:pPr>
-              <w:spacing w:after="0" w:line="240" w:lineRule="auto"/>
-              <w:jc w:val="left"/>
-              <w:rPr>
-                <w:rFonts w:eastAsia="Times New Roman" w:cs="Times New Roman"/>
-                <w:color w:val="000000"/>
-                <w:szCs w:val="28"/>
-                <w:lang w:eastAsia="ru-RU"/>
-              </w:rPr>
-            </w:pPr>
-            <w:r>
-              <w:rPr>
-                <w:rFonts w:eastAsia="Times New Roman" w:cs="Times New Roman"/>
-                <w:color w:val="000000"/>
-                <w:szCs w:val="28"/>
-                <w:lang w:eastAsia="ru-RU"/>
-              </w:rPr>
-              <w:t>[]</w:t>
-            </w:r>
-          </w:p>
-        </w:tc>
-        <w:tc>
-          <w:tcPr>
-            <w:tcW w:w="1031" w:type="dxa"/>
-            <w:tcBorders>
-              <w:top w:val="nil"/>
-              <w:left w:val="nil"/>
-              <w:bottom w:val="single" w:sz="4" w:space="0" w:color="auto"/>
-              <w:right w:val="single" w:sz="4" w:space="0" w:color="auto"/>
-            </w:tcBorders>
-            <w:shd w:val="clear" w:color="auto" w:fill="auto"/>
-            <w:noWrap/>
-            <w:vAlign w:val="bottom"/>
-            <w:hideMark/>
-          </w:tcPr>
-          <w:p>
-            <w:pPr>
-              <w:spacing w:after="0" w:line="240" w:lineRule="auto"/>
-              <w:jc w:val="left"/>
-              <w:rPr>
-                <w:rFonts w:eastAsia="Times New Roman" w:cs="Times New Roman"/>
-                <w:color w:val="000000"/>
-                <w:szCs w:val="28"/>
-                <w:lang w:eastAsia="ru-RU"/>
-              </w:rPr>
-            </w:pPr>
-            <w:r>
-              <w:rPr>
-                <w:rFonts w:eastAsia="Times New Roman" w:cs="Times New Roman"/>
-                <w:color w:val="000000"/>
-                <w:szCs w:val="28"/>
-                <w:lang w:eastAsia="ru-RU"/>
-              </w:rPr>
-              <w:t>12</w:t>
-            </w:r>
-          </w:p>
-        </w:tc>
-        <w:tc>
-          <w:tcPr>
-            <w:tcW w:w="869" w:type="dxa"/>
+            <w:tcW w:w="1821" w:type="dxa"/>
+            <w:tcBorders>
+              <w:top w:val="nil"/>
+              <w:left w:val="nil"/>
+              <w:bottom w:val="single" w:sz="4" w:space="0" w:color="auto"/>
+              <w:right w:val="single" w:sz="4" w:space="0" w:color="auto"/>
+            </w:tcBorders>
+            <w:shd w:val="clear" w:color="auto" w:fill="auto"/>
+            <w:noWrap/>
+            <w:vAlign w:val="bottom"/>
+            <w:hideMark/>
+          </w:tcPr>
+          <w:p>
+            <w:pPr>
+              <w:spacing w:after="0" w:line="240" w:lineRule="auto"/>
+              <w:jc w:val="left"/>
+              <w:rPr>
+                <w:rFonts w:eastAsia="Times New Roman" w:cs="Times New Roman"/>
+                <w:color w:val="000000"/>
+                <w:szCs w:val="28"/>
+                <w:lang w:eastAsia="ru-RU"/>
+              </w:rPr>
+            </w:pPr>
+            <w:r>
+              <w:rPr>
+                <w:rFonts w:eastAsia="Times New Roman" w:cs="Times New Roman"/>
+                <w:color w:val="000000"/>
+                <w:szCs w:val="28"/>
+                <w:lang w:eastAsia="ru-RU"/>
+              </w:rPr>
+              <w:t>if/elif</w:t>
+            </w:r>
+          </w:p>
+        </w:tc>
+        <w:tc>
+          <w:tcPr>
+            <w:tcW w:w="995" w:type="dxa"/>
+            <w:tcBorders>
+              <w:top w:val="nil"/>
+              <w:left w:val="nil"/>
+              <w:bottom w:val="single" w:sz="4" w:space="0" w:color="auto"/>
+              <w:right w:val="single" w:sz="4" w:space="0" w:color="auto"/>
+            </w:tcBorders>
+            <w:shd w:val="clear" w:color="auto" w:fill="auto"/>
+            <w:noWrap/>
+            <w:vAlign w:val="bottom"/>
+            <w:hideMark/>
+          </w:tcPr>
+          <w:p>
+            <w:pPr>
+              <w:spacing w:after="0" w:line="240" w:lineRule="auto"/>
+              <w:jc w:val="left"/>
+              <w:rPr>
+                <w:rFonts w:eastAsia="Times New Roman" w:cs="Times New Roman"/>
+                <w:color w:val="000000"/>
+                <w:szCs w:val="28"/>
+                <w:lang w:eastAsia="ru-RU"/>
+              </w:rPr>
+            </w:pPr>
+            <w:r>
+              <w:rPr>
+                <w:rFonts w:eastAsia="Times New Roman" w:cs="Times New Roman"/>
+                <w:color w:val="000000"/>
+                <w:szCs w:val="28"/>
+                <w:lang w:eastAsia="ru-RU"/>
+              </w:rPr>
+              <w:t>9</w:t>
+            </w:r>
+          </w:p>
+        </w:tc>
+        <w:tc>
+          <w:tcPr>
+            <w:tcW w:w="1158" w:type="dxa"/>
             <w:tcBorders>
               <w:top w:val="nil"/>
               <w:left w:val="nil"/>
@@ -2675,7 +2677,7 @@
         </w:tc>
         <w:tc>
           <w:tcPr>
-            <w:tcW w:w="3536" w:type="dxa"/>
+            <w:tcW w:w="3660" w:type="dxa"/>
             <w:tcBorders>
               <w:top w:val="nil"/>
               <w:left w:val="nil"/>
@@ -2711,7 +2713,7 @@
         </w:tc>
         <w:tc>
           <w:tcPr>
-            <w:tcW w:w="1031" w:type="dxa"/>
+            <w:tcW w:w="995" w:type="dxa"/>
             <w:tcBorders>
               <w:top w:val="nil"/>
               <w:left w:val="nil"/>
@@ -2748,11 +2750,11 @@
       </w:tr>
       <w:tr>
         <w:trPr>
-          <w:trHeight w:val="275"/>
+          <w:trHeight w:val="298"/>
         </w:trPr>
         <w:tc>
           <w:tcPr>
-            <w:tcW w:w="870" w:type="dxa"/>
+            <w:tcW w:w="835" w:type="dxa"/>
             <w:tcBorders>
               <w:top w:val="nil"/>
               <w:left w:val="single" w:sz="4" w:space="0" w:color="auto"/>
@@ -2788,79 +2790,79 @@
         </w:tc>
         <w:tc>
           <w:tcPr>
-            <w:tcW w:w="1701" w:type="dxa"/>
-            <w:tcBorders>
-              <w:top w:val="nil"/>
-              <w:left w:val="nil"/>
-              <w:bottom w:val="single" w:sz="4" w:space="0" w:color="auto"/>
-              <w:right w:val="single" w:sz="4" w:space="0" w:color="auto"/>
-            </w:tcBorders>
-            <w:shd w:val="clear" w:color="auto" w:fill="auto"/>
-            <w:noWrap/>
-            <w:vAlign w:val="bottom"/>
-            <w:hideMark/>
-          </w:tcPr>
-          <w:p>
-            <w:pPr>
-              <w:spacing w:after="0" w:line="240" w:lineRule="auto"/>
-              <w:jc w:val="left"/>
-              <w:rPr>
-                <w:rFonts w:eastAsia="Times New Roman" w:cs="Times New Roman"/>
-                <w:color w:val="000000"/>
-                <w:szCs w:val="28"/>
-                <w:lang w:eastAsia="ru-RU"/>
-              </w:rPr>
-            </w:pPr>
-            <w:r>
-              <w:rPr>
-                <w:rFonts w:eastAsia="Times New Roman" w:cs="Times New Roman"/>
-                <w:color w:val="000000"/>
-                <w:szCs w:val="28"/>
-                <w:lang w:eastAsia="ru-RU"/>
-              </w:rPr>
-              <w:t>if/elif</w:t>
-            </w:r>
-          </w:p>
-        </w:tc>
-        <w:tc>
-          <w:tcPr>
-            <w:tcW w:w="1031" w:type="dxa"/>
-            <w:tcBorders>
-              <w:top w:val="nil"/>
-              <w:left w:val="nil"/>
-              <w:bottom w:val="single" w:sz="4" w:space="0" w:color="auto"/>
-              <w:right w:val="single" w:sz="4" w:space="0" w:color="auto"/>
-            </w:tcBorders>
-            <w:shd w:val="clear" w:color="auto" w:fill="auto"/>
-            <w:noWrap/>
-            <w:vAlign w:val="bottom"/>
-            <w:hideMark/>
-          </w:tcPr>
-          <w:p>
-            <w:pPr>
-              <w:spacing w:after="0" w:line="240" w:lineRule="auto"/>
-              <w:jc w:val="left"/>
-              <w:rPr>
-                <w:rFonts w:eastAsia="Times New Roman" w:cs="Times New Roman"/>
-                <w:color w:val="000000"/>
-                <w:szCs w:val="28"/>
-                <w:lang w:eastAsia="ru-RU"/>
-              </w:rPr>
-            </w:pPr>
-            <w:r>
-              <w:rPr>
-                <w:rFonts w:eastAsia="Times New Roman" w:cs="Times New Roman"/>
-                <w:color w:val="000000"/>
-                <w:szCs w:val="28"/>
-                <w:lang w:eastAsia="ru-RU"/>
-              </w:rPr>
-              <w:t>9</w:t>
-            </w:r>
-          </w:p>
-        </w:tc>
-        <w:tc>
-          <w:tcPr>
-            <w:tcW w:w="869" w:type="dxa"/>
+            <w:tcW w:w="1821" w:type="dxa"/>
+            <w:tcBorders>
+              <w:top w:val="nil"/>
+              <w:left w:val="nil"/>
+              <w:bottom w:val="single" w:sz="4" w:space="0" w:color="auto"/>
+              <w:right w:val="single" w:sz="4" w:space="0" w:color="auto"/>
+            </w:tcBorders>
+            <w:shd w:val="clear" w:color="auto" w:fill="auto"/>
+            <w:noWrap/>
+            <w:vAlign w:val="bottom"/>
+            <w:hideMark/>
+          </w:tcPr>
+          <w:p>
+            <w:pPr>
+              <w:spacing w:after="0" w:line="240" w:lineRule="auto"/>
+              <w:jc w:val="left"/>
+              <w:rPr>
+                <w:rFonts w:eastAsia="Times New Roman" w:cs="Times New Roman"/>
+                <w:color w:val="000000"/>
+                <w:szCs w:val="28"/>
+                <w:lang w:eastAsia="ru-RU"/>
+              </w:rPr>
+            </w:pPr>
+            <w:r>
+              <w:rPr>
+                <w:rFonts w:eastAsia="Times New Roman" w:cs="Times New Roman"/>
+                <w:color w:val="000000"/>
+                <w:szCs w:val="28"/>
+                <w:lang w:eastAsia="ru-RU"/>
+              </w:rPr>
+              <w:t>print()</w:t>
+            </w:r>
+          </w:p>
+        </w:tc>
+        <w:tc>
+          <w:tcPr>
+            <w:tcW w:w="995" w:type="dxa"/>
+            <w:tcBorders>
+              <w:top w:val="nil"/>
+              <w:left w:val="nil"/>
+              <w:bottom w:val="single" w:sz="4" w:space="0" w:color="auto"/>
+              <w:right w:val="single" w:sz="4" w:space="0" w:color="auto"/>
+            </w:tcBorders>
+            <w:shd w:val="clear" w:color="auto" w:fill="auto"/>
+            <w:noWrap/>
+            <w:vAlign w:val="bottom"/>
+            <w:hideMark/>
+          </w:tcPr>
+          <w:p>
+            <w:pPr>
+              <w:spacing w:after="0" w:line="240" w:lineRule="auto"/>
+              <w:jc w:val="left"/>
+              <w:rPr>
+                <w:rFonts w:eastAsia="Times New Roman" w:cs="Times New Roman"/>
+                <w:color w:val="000000"/>
+                <w:szCs w:val="28"/>
+                <w:lang w:eastAsia="ru-RU"/>
+              </w:rPr>
+            </w:pPr>
+            <w:r>
+              <w:rPr>
+                <w:rFonts w:eastAsia="Times New Roman" w:cs="Times New Roman"/>
+                <w:color w:val="000000"/>
+                <w:szCs w:val="28"/>
+                <w:lang w:eastAsia="ru-RU"/>
+              </w:rPr>
+              <w:t>4</w:t>
+            </w:r>
+          </w:p>
+        </w:tc>
+        <w:tc>
+          <w:tcPr>
+            <w:tcW w:w="1158" w:type="dxa"/>
             <w:tcBorders>
               <w:top w:val="nil"/>
               <w:left w:val="nil"/>
@@ -2896,7 +2898,7 @@
         </w:tc>
         <w:tc>
           <w:tcPr>
-            <w:tcW w:w="3536" w:type="dxa"/>
+            <w:tcW w:w="3660" w:type="dxa"/>
             <w:tcBorders>
               <w:top w:val="nil"/>
               <w:left w:val="nil"/>
@@ -2932,7 +2934,7 @@
         </w:tc>
         <w:tc>
           <w:tcPr>
-            <w:tcW w:w="1031" w:type="dxa"/>
+            <w:tcW w:w="995" w:type="dxa"/>
             <w:tcBorders>
               <w:top w:val="nil"/>
               <w:left w:val="nil"/>
@@ -2969,11 +2971,11 @@
       </w:tr>
       <w:tr>
         <w:trPr>
-          <w:trHeight w:val="275"/>
+          <w:trHeight w:val="298"/>
         </w:trPr>
         <w:tc>
           <w:tcPr>
-            <w:tcW w:w="870" w:type="dxa"/>
+            <w:tcW w:w="835" w:type="dxa"/>
             <w:tcBorders>
               <w:top w:val="nil"/>
               <w:left w:val="single" w:sz="4" w:space="0" w:color="auto"/>
@@ -3009,79 +3011,79 @@
         </w:tc>
         <w:tc>
           <w:tcPr>
-            <w:tcW w:w="1701" w:type="dxa"/>
-            <w:tcBorders>
-              <w:top w:val="nil"/>
-              <w:left w:val="nil"/>
-              <w:bottom w:val="single" w:sz="4" w:space="0" w:color="auto"/>
-              <w:right w:val="single" w:sz="4" w:space="0" w:color="auto"/>
-            </w:tcBorders>
-            <w:shd w:val="clear" w:color="auto" w:fill="auto"/>
-            <w:noWrap/>
-            <w:vAlign w:val="bottom"/>
-            <w:hideMark/>
-          </w:tcPr>
-          <w:p>
-            <w:pPr>
-              <w:spacing w:after="0" w:line="240" w:lineRule="auto"/>
-              <w:jc w:val="left"/>
-              <w:rPr>
-                <w:rFonts w:eastAsia="Times New Roman" w:cs="Times New Roman"/>
-                <w:color w:val="000000"/>
-                <w:szCs w:val="28"/>
-                <w:lang w:eastAsia="ru-RU"/>
-              </w:rPr>
-            </w:pPr>
-            <w:r>
-              <w:rPr>
-                <w:rFonts w:eastAsia="Times New Roman" w:cs="Times New Roman"/>
-                <w:color w:val="000000"/>
-                <w:szCs w:val="28"/>
-                <w:lang w:eastAsia="ru-RU"/>
-              </w:rPr>
-              <w:t>print</w:t>
-            </w:r>
-          </w:p>
-        </w:tc>
-        <w:tc>
-          <w:tcPr>
-            <w:tcW w:w="1031" w:type="dxa"/>
-            <w:tcBorders>
-              <w:top w:val="nil"/>
-              <w:left w:val="nil"/>
-              <w:bottom w:val="single" w:sz="4" w:space="0" w:color="auto"/>
-              <w:right w:val="single" w:sz="4" w:space="0" w:color="auto"/>
-            </w:tcBorders>
-            <w:shd w:val="clear" w:color="auto" w:fill="auto"/>
-            <w:noWrap/>
-            <w:vAlign w:val="bottom"/>
-            <w:hideMark/>
-          </w:tcPr>
-          <w:p>
-            <w:pPr>
-              <w:spacing w:after="0" w:line="240" w:lineRule="auto"/>
-              <w:jc w:val="left"/>
-              <w:rPr>
-                <w:rFonts w:eastAsia="Times New Roman" w:cs="Times New Roman"/>
-                <w:color w:val="000000"/>
-                <w:szCs w:val="28"/>
-                <w:lang w:eastAsia="ru-RU"/>
-              </w:rPr>
-            </w:pPr>
-            <w:r>
-              <w:rPr>
-                <w:rFonts w:eastAsia="Times New Roman" w:cs="Times New Roman"/>
-                <w:color w:val="000000"/>
-                <w:szCs w:val="28"/>
-                <w:lang w:eastAsia="ru-RU"/>
-              </w:rPr>
-              <w:t>4</w:t>
-            </w:r>
-          </w:p>
-        </w:tc>
-        <w:tc>
-          <w:tcPr>
-            <w:tcW w:w="869" w:type="dxa"/>
+            <w:tcW w:w="1821" w:type="dxa"/>
+            <w:tcBorders>
+              <w:top w:val="nil"/>
+              <w:left w:val="nil"/>
+              <w:bottom w:val="single" w:sz="4" w:space="0" w:color="auto"/>
+              <w:right w:val="single" w:sz="4" w:space="0" w:color="auto"/>
+            </w:tcBorders>
+            <w:shd w:val="clear" w:color="auto" w:fill="auto"/>
+            <w:noWrap/>
+            <w:vAlign w:val="bottom"/>
+            <w:hideMark/>
+          </w:tcPr>
+          <w:p>
+            <w:pPr>
+              <w:spacing w:after="0" w:line="240" w:lineRule="auto"/>
+              <w:jc w:val="left"/>
+              <w:rPr>
+                <w:rFonts w:eastAsia="Times New Roman" w:cs="Times New Roman"/>
+                <w:color w:val="000000"/>
+                <w:szCs w:val="28"/>
+                <w:lang w:eastAsia="ru-RU"/>
+              </w:rPr>
+            </w:pPr>
+            <w:r>
+              <w:rPr>
+                <w:rFonts w:eastAsia="Times New Roman" w:cs="Times New Roman"/>
+                <w:color w:val="000000"/>
+                <w:szCs w:val="28"/>
+                <w:lang w:eastAsia="ru-RU"/>
+              </w:rPr>
+              <w:t>()</w:t>
+            </w:r>
+          </w:p>
+        </w:tc>
+        <w:tc>
+          <w:tcPr>
+            <w:tcW w:w="995" w:type="dxa"/>
+            <w:tcBorders>
+              <w:top w:val="nil"/>
+              <w:left w:val="nil"/>
+              <w:bottom w:val="single" w:sz="4" w:space="0" w:color="auto"/>
+              <w:right w:val="single" w:sz="4" w:space="0" w:color="auto"/>
+            </w:tcBorders>
+            <w:shd w:val="clear" w:color="auto" w:fill="auto"/>
+            <w:noWrap/>
+            <w:vAlign w:val="bottom"/>
+            <w:hideMark/>
+          </w:tcPr>
+          <w:p>
+            <w:pPr>
+              <w:spacing w:after="0" w:line="240" w:lineRule="auto"/>
+              <w:jc w:val="left"/>
+              <w:rPr>
+                <w:rFonts w:eastAsia="Times New Roman" w:cs="Times New Roman"/>
+                <w:color w:val="000000"/>
+                <w:szCs w:val="28"/>
+                <w:lang w:eastAsia="ru-RU"/>
+              </w:rPr>
+            </w:pPr>
+            <w:r>
+              <w:rPr>
+                <w:rFonts w:eastAsia="Times New Roman" w:cs="Times New Roman"/>
+                <w:color w:val="000000"/>
+                <w:szCs w:val="28"/>
+                <w:lang w:eastAsia="ru-RU"/>
+              </w:rPr>
+              <w:t>3</w:t>
+            </w:r>
+          </w:p>
+        </w:tc>
+        <w:tc>
+          <w:tcPr>
+            <w:tcW w:w="1158" w:type="dxa"/>
             <w:tcBorders>
               <w:top w:val="nil"/>
               <w:left w:val="nil"/>
@@ -3117,7 +3119,7 @@
         </w:tc>
         <w:tc>
           <w:tcPr>
-            <w:tcW w:w="3536" w:type="dxa"/>
+            <w:tcW w:w="3660" w:type="dxa"/>
             <w:tcBorders>
               <w:top w:val="nil"/>
               <w:left w:val="nil"/>
@@ -3153,7 +3155,7 @@
         </w:tc>
         <w:tc>
           <w:tcPr>
-            <w:tcW w:w="1031" w:type="dxa"/>
+            <w:tcW w:w="995" w:type="dxa"/>
             <w:tcBorders>
               <w:top w:val="nil"/>
               <w:left w:val="nil"/>
@@ -3190,11 +3192,11 @@
       </w:tr>
       <w:tr>
         <w:trPr>
-          <w:trHeight w:val="275"/>
+          <w:trHeight w:val="298"/>
         </w:trPr>
         <w:tc>
           <w:tcPr>
-            <w:tcW w:w="870" w:type="dxa"/>
+            <w:tcW w:w="835" w:type="dxa"/>
             <w:tcBorders>
               <w:top w:val="nil"/>
               <w:left w:val="single" w:sz="4" w:space="0" w:color="auto"/>
@@ -3230,7 +3232,7 @@
         </w:tc>
         <w:tc>
           <w:tcPr>
-            <w:tcW w:w="1701" w:type="dxa"/>
+            <w:tcW w:w="1821" w:type="dxa"/>
             <w:tcBorders>
               <w:top w:val="nil"/>
               <w:left w:val="nil"/>
@@ -3266,7 +3268,7 @@
         </w:tc>
         <w:tc>
           <w:tcPr>
-            <w:tcW w:w="1031" w:type="dxa"/>
+            <w:tcW w:w="995" w:type="dxa"/>
             <w:tcBorders>
               <w:top w:val="nil"/>
               <w:left w:val="nil"/>
@@ -3302,7 +3304,7 @@
         </w:tc>
         <w:tc>
           <w:tcPr>
-            <w:tcW w:w="869" w:type="dxa"/>
+            <w:tcW w:w="1158" w:type="dxa"/>
             <w:tcBorders>
               <w:top w:val="nil"/>
               <w:left w:val="nil"/>
@@ -3338,7 +3340,7 @@
         </w:tc>
         <w:tc>
           <w:tcPr>
-            <w:tcW w:w="3536" w:type="dxa"/>
+            <w:tcW w:w="3660" w:type="dxa"/>
             <w:tcBorders>
               <w:top w:val="nil"/>
               <w:left w:val="nil"/>
@@ -3374,7 +3376,7 @@
         </w:tc>
         <w:tc>
           <w:tcPr>
-            <w:tcW w:w="1031" w:type="dxa"/>
+            <w:tcW w:w="995" w:type="dxa"/>
             <w:tcBorders>
               <w:top w:val="nil"/>
               <w:left w:val="nil"/>
@@ -3411,11 +3413,11 @@
       </w:tr>
       <w:tr>
         <w:trPr>
-          <w:trHeight w:val="275"/>
+          <w:trHeight w:val="298"/>
         </w:trPr>
         <w:tc>
           <w:tcPr>
-            <w:tcW w:w="870" w:type="dxa"/>
+            <w:tcW w:w="835" w:type="dxa"/>
             <w:tcBorders>
               <w:top w:val="nil"/>
               <w:left w:val="single" w:sz="4" w:space="0" w:color="auto"/>
@@ -3451,7 +3453,7 @@
         </w:tc>
         <w:tc>
           <w:tcPr>
-            <w:tcW w:w="1701" w:type="dxa"/>
+            <w:tcW w:w="1821" w:type="dxa"/>
             <w:tcBorders>
               <w:top w:val="nil"/>
               <w:left w:val="nil"/>
@@ -3487,7 +3489,7 @@
         </w:tc>
         <w:tc>
           <w:tcPr>
-            <w:tcW w:w="1031" w:type="dxa"/>
+            <w:tcW w:w="995" w:type="dxa"/>
             <w:tcBorders>
               <w:top w:val="nil"/>
               <w:left w:val="nil"/>
@@ -3523,7 +3525,7 @@
         </w:tc>
         <w:tc>
           <w:tcPr>
-            <w:tcW w:w="869" w:type="dxa"/>
+            <w:tcW w:w="1158" w:type="dxa"/>
             <w:tcBorders>
               <w:top w:val="nil"/>
               <w:left w:val="nil"/>
@@ -3559,7 +3561,7 @@
         </w:tc>
         <w:tc>
           <w:tcPr>
-            <w:tcW w:w="3536" w:type="dxa"/>
+            <w:tcW w:w="3660" w:type="dxa"/>
             <w:tcBorders>
               <w:top w:val="nil"/>
               <w:left w:val="nil"/>
@@ -3595,7 +3597,7 @@
         </w:tc>
         <w:tc>
           <w:tcPr>
-            <w:tcW w:w="1031" w:type="dxa"/>
+            <w:tcW w:w="995" w:type="dxa"/>
             <w:tcBorders>
               <w:top w:val="nil"/>
               <w:left w:val="nil"/>
@@ -3632,11 +3634,11 @@
       </w:tr>
       <w:tr>
         <w:trPr>
-          <w:trHeight w:val="275"/>
+          <w:trHeight w:val="298"/>
         </w:trPr>
         <w:tc>
           <w:tcPr>
-            <w:tcW w:w="870" w:type="dxa"/>
+            <w:tcW w:w="835" w:type="dxa"/>
             <w:tcBorders>
               <w:top w:val="nil"/>
               <w:left w:val="single" w:sz="4" w:space="0" w:color="auto"/>
@@ -3672,7 +3674,7 @@
         </w:tc>
         <w:tc>
           <w:tcPr>
-            <w:tcW w:w="1701" w:type="dxa"/>
+            <w:tcW w:w="1821" w:type="dxa"/>
             <w:tcBorders>
               <w:top w:val="nil"/>
               <w:left w:val="nil"/>
@@ -3708,7 +3710,7 @@
         </w:tc>
         <w:tc>
           <w:tcPr>
-            <w:tcW w:w="1031" w:type="dxa"/>
+            <w:tcW w:w="995" w:type="dxa"/>
             <w:tcBorders>
               <w:top w:val="nil"/>
               <w:left w:val="nil"/>
@@ -3744,7 +3746,7 @@
         </w:tc>
         <w:tc>
           <w:tcPr>
-            <w:tcW w:w="869" w:type="dxa"/>
+            <w:tcW w:w="1158" w:type="dxa"/>
             <w:tcBorders>
               <w:top w:val="nil"/>
               <w:left w:val="nil"/>
@@ -3780,7 +3782,7 @@
         </w:tc>
         <w:tc>
           <w:tcPr>
-            <w:tcW w:w="3536" w:type="dxa"/>
+            <w:tcW w:w="3660" w:type="dxa"/>
             <w:tcBorders>
               <w:top w:val="nil"/>
               <w:left w:val="nil"/>
@@ -3816,7 +3818,7 @@
         </w:tc>
         <w:tc>
           <w:tcPr>
-            <w:tcW w:w="1031" w:type="dxa"/>
+            <w:tcW w:w="995" w:type="dxa"/>
             <w:tcBorders>
               <w:top w:val="nil"/>
               <w:left w:val="nil"/>
@@ -3853,11 +3855,11 @@
       </w:tr>
       <w:tr>
         <w:trPr>
-          <w:trHeight w:val="275"/>
+          <w:trHeight w:val="298"/>
         </w:trPr>
         <w:tc>
           <w:tcPr>
-            <w:tcW w:w="870" w:type="dxa"/>
+            <w:tcW w:w="835" w:type="dxa"/>
             <w:tcBorders>
               <w:top w:val="nil"/>
               <w:left w:val="single" w:sz="4" w:space="0" w:color="auto"/>
@@ -3893,7 +3895,7 @@
         </w:tc>
         <w:tc>
           <w:tcPr>
-            <w:tcW w:w="1701" w:type="dxa"/>
+            <w:tcW w:w="1821" w:type="dxa"/>
             <w:tcBorders>
               <w:top w:val="nil"/>
               <w:left w:val="nil"/>
@@ -3929,7 +3931,7 @@
         </w:tc>
         <w:tc>
           <w:tcPr>
-            <w:tcW w:w="1031" w:type="dxa"/>
+            <w:tcW w:w="995" w:type="dxa"/>
             <w:tcBorders>
               <w:top w:val="nil"/>
               <w:left w:val="nil"/>
@@ -3965,7 +3967,7 @@
         </w:tc>
         <w:tc>
           <w:tcPr>
-            <w:tcW w:w="869" w:type="dxa"/>
+            <w:tcW w:w="1158" w:type="dxa"/>
             <w:tcBorders>
               <w:top w:val="nil"/>
               <w:left w:val="nil"/>
@@ -4001,7 +4003,7 @@
         </w:tc>
         <w:tc>
           <w:tcPr>
-            <w:tcW w:w="3536" w:type="dxa"/>
+            <w:tcW w:w="3660" w:type="dxa"/>
             <w:tcBorders>
               <w:top w:val="nil"/>
               <w:left w:val="nil"/>
@@ -4037,7 +4039,7 @@
         </w:tc>
         <w:tc>
           <w:tcPr>
-            <w:tcW w:w="1031" w:type="dxa"/>
+            <w:tcW w:w="995" w:type="dxa"/>
             <w:tcBorders>
               <w:top w:val="nil"/>
               <w:left w:val="nil"/>
@@ -4074,11 +4076,11 @@
       </w:tr>
       <w:tr>
         <w:trPr>
-          <w:trHeight w:val="275"/>
+          <w:trHeight w:val="298"/>
         </w:trPr>
         <w:tc>
           <w:tcPr>
-            <w:tcW w:w="870" w:type="dxa"/>
+            <w:tcW w:w="835" w:type="dxa"/>
             <w:tcBorders>
               <w:top w:val="nil"/>
               <w:left w:val="single" w:sz="4" w:space="0" w:color="auto"/>
@@ -4114,7 +4116,7 @@
         </w:tc>
         <w:tc>
           <w:tcPr>
-            <w:tcW w:w="1701" w:type="dxa"/>
+            <w:tcW w:w="1821" w:type="dxa"/>
             <w:tcBorders>
               <w:top w:val="nil"/>
               <w:left w:val="nil"/>
@@ -4150,7 +4152,7 @@
         </w:tc>
         <w:tc>
           <w:tcPr>
-            <w:tcW w:w="1031" w:type="dxa"/>
+            <w:tcW w:w="995" w:type="dxa"/>
             <w:tcBorders>
               <w:top w:val="nil"/>
               <w:left w:val="nil"/>
@@ -4186,7 +4188,7 @@
         </w:tc>
         <w:tc>
           <w:tcPr>
-            <w:tcW w:w="869" w:type="dxa"/>
+            <w:tcW w:w="1158" w:type="dxa"/>
             <w:tcBorders>
               <w:top w:val="nil"/>
               <w:left w:val="nil"/>
@@ -4222,7 +4224,7 @@
         </w:tc>
         <w:tc>
           <w:tcPr>
-            <w:tcW w:w="3536" w:type="dxa"/>
+            <w:tcW w:w="3660" w:type="dxa"/>
             <w:tcBorders>
               <w:top w:val="nil"/>
               <w:left w:val="nil"/>
@@ -4258,7 +4260,7 @@
         </w:tc>
         <w:tc>
           <w:tcPr>
-            <w:tcW w:w="1031" w:type="dxa"/>
+            <w:tcW w:w="995" w:type="dxa"/>
             <w:tcBorders>
               <w:top w:val="nil"/>
               <w:left w:val="nil"/>
@@ -4295,11 +4297,11 @@
       </w:tr>
       <w:tr>
         <w:trPr>
-          <w:trHeight w:val="275"/>
+          <w:trHeight w:val="298"/>
         </w:trPr>
         <w:tc>
           <w:tcPr>
-            <w:tcW w:w="870" w:type="dxa"/>
+            <w:tcW w:w="835" w:type="dxa"/>
             <w:tcBorders>
               <w:top w:val="nil"/>
               <w:left w:val="single" w:sz="4" w:space="0" w:color="auto"/>
@@ -4335,7 +4337,7 @@
         </w:tc>
         <w:tc>
           <w:tcPr>
-            <w:tcW w:w="1701" w:type="dxa"/>
+            <w:tcW w:w="1821" w:type="dxa"/>
             <w:tcBorders>
               <w:top w:val="nil"/>
               <w:left w:val="nil"/>
@@ -4371,7 +4373,7 @@
         </w:tc>
         <w:tc>
           <w:tcPr>
-            <w:tcW w:w="1031" w:type="dxa"/>
+            <w:tcW w:w="995" w:type="dxa"/>
             <w:tcBorders>
               <w:top w:val="nil"/>
               <w:left w:val="nil"/>
@@ -4407,7 +4409,7 @@
         </w:tc>
         <w:tc>
           <w:tcPr>
-            <w:tcW w:w="869" w:type="dxa"/>
+            <w:tcW w:w="1158" w:type="dxa"/>
             <w:tcBorders>
               <w:top w:val="nil"/>
               <w:left w:val="nil"/>
@@ -4443,7 +4445,7 @@
         </w:tc>
         <w:tc>
           <w:tcPr>
-            <w:tcW w:w="3536" w:type="dxa"/>
+            <w:tcW w:w="3660" w:type="dxa"/>
             <w:tcBorders>
               <w:top w:val="nil"/>
               <w:left w:val="nil"/>
@@ -4479,7 +4481,7 @@
         </w:tc>
         <w:tc>
           <w:tcPr>
-            <w:tcW w:w="1031" w:type="dxa"/>
+            <w:tcW w:w="995" w:type="dxa"/>
             <w:tcBorders>
               <w:top w:val="nil"/>
               <w:left w:val="nil"/>
@@ -4516,11 +4518,11 @@
       </w:tr>
       <w:tr>
         <w:trPr>
-          <w:trHeight w:val="275"/>
+          <w:trHeight w:val="298"/>
         </w:trPr>
         <w:tc>
           <w:tcPr>
-            <w:tcW w:w="870" w:type="dxa"/>
+            <w:tcW w:w="835" w:type="dxa"/>
             <w:tcBorders>
               <w:top w:val="nil"/>
               <w:left w:val="single" w:sz="4" w:space="0" w:color="auto"/>
@@ -4556,7 +4558,7 @@
         </w:tc>
         <w:tc>
           <w:tcPr>
-            <w:tcW w:w="1701" w:type="dxa"/>
+            <w:tcW w:w="1821" w:type="dxa"/>
             <w:tcBorders>
               <w:top w:val="nil"/>
               <w:left w:val="nil"/>
@@ -4592,7 +4594,7 @@
         </w:tc>
         <w:tc>
           <w:tcPr>
-            <w:tcW w:w="1031" w:type="dxa"/>
+            <w:tcW w:w="995" w:type="dxa"/>
             <w:tcBorders>
               <w:top w:val="nil"/>
               <w:left w:val="nil"/>
@@ -4628,7 +4630,7 @@
         </w:tc>
         <w:tc>
           <w:tcPr>
-            <w:tcW w:w="869" w:type="dxa"/>
+            <w:tcW w:w="1158" w:type="dxa"/>
             <w:tcBorders>
               <w:top w:val="nil"/>
               <w:left w:val="nil"/>
@@ -4664,7 +4666,7 @@
         </w:tc>
         <w:tc>
           <w:tcPr>
-            <w:tcW w:w="3536" w:type="dxa"/>
+            <w:tcW w:w="3660" w:type="dxa"/>
             <w:tcBorders>
               <w:top w:val="nil"/>
               <w:left w:val="nil"/>
@@ -4700,7 +4702,7 @@
         </w:tc>
         <w:tc>
           <w:tcPr>
-            <w:tcW w:w="1031" w:type="dxa"/>
+            <w:tcW w:w="995" w:type="dxa"/>
             <w:tcBorders>
               <w:top w:val="nil"/>
               <w:left w:val="nil"/>
@@ -4737,11 +4739,11 @@
       </w:tr>
       <w:tr>
         <w:trPr>
-          <w:trHeight w:val="275"/>
+          <w:trHeight w:val="298"/>
         </w:trPr>
         <w:tc>
           <w:tcPr>
-            <w:tcW w:w="870" w:type="dxa"/>
+            <w:tcW w:w="835" w:type="dxa"/>
             <w:tcBorders>
               <w:top w:val="nil"/>
               <w:left w:val="single" w:sz="4" w:space="0" w:color="auto"/>
@@ -4777,7 +4779,7 @@
         </w:tc>
         <w:tc>
           <w:tcPr>
-            <w:tcW w:w="1701" w:type="dxa"/>
+            <w:tcW w:w="1821" w:type="dxa"/>
             <w:tcBorders>
               <w:top w:val="nil"/>
               <w:left w:val="nil"/>
@@ -4813,7 +4815,7 @@
         </w:tc>
         <w:tc>
           <w:tcPr>
-            <w:tcW w:w="1031" w:type="dxa"/>
+            <w:tcW w:w="995" w:type="dxa"/>
             <w:tcBorders>
               <w:top w:val="nil"/>
               <w:left w:val="nil"/>
@@ -4849,7 +4851,7 @@
         </w:tc>
         <w:tc>
           <w:tcPr>
-            <w:tcW w:w="869" w:type="dxa"/>
+            <w:tcW w:w="1158" w:type="dxa"/>
             <w:tcBorders>
               <w:top w:val="nil"/>
               <w:left w:val="nil"/>
@@ -4885,7 +4887,7 @@
         </w:tc>
         <w:tc>
           <w:tcPr>
-            <w:tcW w:w="3536" w:type="dxa"/>
+            <w:tcW w:w="3660" w:type="dxa"/>
             <w:tcBorders>
               <w:top w:val="nil"/>
               <w:left w:val="nil"/>
@@ -4921,7 +4923,7 @@
         </w:tc>
         <w:tc>
           <w:tcPr>
-            <w:tcW w:w="1031" w:type="dxa"/>
+            <w:tcW w:w="995" w:type="dxa"/>
             <w:tcBorders>
               <w:top w:val="nil"/>
               <w:left w:val="nil"/>
@@ -4958,11 +4960,11 @@
       </w:tr>
       <w:tr>
         <w:trPr>
-          <w:trHeight w:val="275"/>
+          <w:trHeight w:val="298"/>
         </w:trPr>
         <w:tc>
           <w:tcPr>
-            <w:tcW w:w="870" w:type="dxa"/>
+            <w:tcW w:w="835" w:type="dxa"/>
             <w:tcBorders>
               <w:top w:val="nil"/>
               <w:left w:val="single" w:sz="4" w:space="0" w:color="auto"/>
@@ -4998,7 +5000,7 @@
         </w:tc>
         <w:tc>
           <w:tcPr>
-            <w:tcW w:w="1701" w:type="dxa"/>
+            <w:tcW w:w="1821" w:type="dxa"/>
             <w:tcBorders>
               <w:top w:val="nil"/>
               <w:left w:val="nil"/>
@@ -5034,7 +5036,7 @@
         </w:tc>
         <w:tc>
           <w:tcPr>
-            <w:tcW w:w="1031" w:type="dxa"/>
+            <w:tcW w:w="995" w:type="dxa"/>
             <w:tcBorders>
               <w:top w:val="nil"/>
               <w:left w:val="nil"/>
@@ -5070,7 +5072,7 @@
         </w:tc>
         <w:tc>
           <w:tcPr>
-            <w:tcW w:w="869" w:type="dxa"/>
+            <w:tcW w:w="1158" w:type="dxa"/>
             <w:tcBorders>
               <w:top w:val="nil"/>
               <w:left w:val="nil"/>
@@ -5106,7 +5108,7 @@
         </w:tc>
         <w:tc>
           <w:tcPr>
-            <w:tcW w:w="3536" w:type="dxa"/>
+            <w:tcW w:w="3660" w:type="dxa"/>
             <w:tcBorders>
               <w:top w:val="nil"/>
               <w:left w:val="nil"/>
@@ -5142,7 +5144,7 @@
         </w:tc>
         <w:tc>
           <w:tcPr>
-            <w:tcW w:w="1031" w:type="dxa"/>
+            <w:tcW w:w="995" w:type="dxa"/>
             <w:tcBorders>
               <w:top w:val="nil"/>
               <w:left w:val="nil"/>
@@ -5179,11 +5181,11 @@
       </w:tr>
       <w:tr>
         <w:trPr>
-          <w:trHeight w:val="275"/>
+          <w:trHeight w:val="298"/>
         </w:trPr>
         <w:tc>
           <w:tcPr>
-            <w:tcW w:w="870" w:type="dxa"/>
+            <w:tcW w:w="835" w:type="dxa"/>
             <w:tcBorders>
               <w:top w:val="nil"/>
               <w:left w:val="single" w:sz="4" w:space="0" w:color="auto"/>
@@ -5219,7 +5221,7 @@
         </w:tc>
         <w:tc>
           <w:tcPr>
-            <w:tcW w:w="1701" w:type="dxa"/>
+            <w:tcW w:w="1821" w:type="dxa"/>
             <w:tcBorders>
               <w:top w:val="nil"/>
               <w:left w:val="nil"/>
@@ -5255,7 +5257,7 @@
         </w:tc>
         <w:tc>
           <w:tcPr>
-            <w:tcW w:w="1031" w:type="dxa"/>
+            <w:tcW w:w="995" w:type="dxa"/>
             <w:tcBorders>
               <w:top w:val="nil"/>
               <w:left w:val="nil"/>
@@ -5291,7 +5293,7 @@
         </w:tc>
         <w:tc>
           <w:tcPr>
-            <w:tcW w:w="869" w:type="dxa"/>
+            <w:tcW w:w="1158" w:type="dxa"/>
             <w:tcBorders>
               <w:top w:val="nil"/>
               <w:left w:val="nil"/>
@@ -5327,7 +5329,7 @@
         </w:tc>
         <w:tc>
           <w:tcPr>
-            <w:tcW w:w="3536" w:type="dxa"/>
+            <w:tcW w:w="3660" w:type="dxa"/>
             <w:tcBorders>
               <w:top w:val="nil"/>
               <w:left w:val="nil"/>
@@ -5363,7 +5365,7 @@
         </w:tc>
         <w:tc>
           <w:tcPr>
-            <w:tcW w:w="1031" w:type="dxa"/>
+            <w:tcW w:w="995" w:type="dxa"/>
             <w:tcBorders>
               <w:top w:val="nil"/>
               <w:left w:val="nil"/>
@@ -5400,11 +5402,11 @@
       </w:tr>
       <w:tr>
         <w:trPr>
-          <w:trHeight w:val="275"/>
+          <w:trHeight w:val="298"/>
         </w:trPr>
         <w:tc>
           <w:tcPr>
-            <w:tcW w:w="870" w:type="dxa"/>
+            <w:tcW w:w="835" w:type="dxa"/>
             <w:tcBorders>
               <w:top w:val="nil"/>
               <w:left w:val="single" w:sz="4" w:space="0" w:color="auto"/>
@@ -5440,7 +5442,7 @@
         </w:tc>
         <w:tc>
           <w:tcPr>
-            <w:tcW w:w="1701" w:type="dxa"/>
+            <w:tcW w:w="1821" w:type="dxa"/>
             <w:tcBorders>
               <w:top w:val="nil"/>
               <w:left w:val="nil"/>
@@ -5476,7 +5478,7 @@
         </w:tc>
         <w:tc>
           <w:tcPr>
-            <w:tcW w:w="1031" w:type="dxa"/>
+            <w:tcW w:w="995" w:type="dxa"/>
             <w:tcBorders>
               <w:top w:val="nil"/>
               <w:left w:val="nil"/>
@@ -5512,7 +5514,7 @@
         </w:tc>
         <w:tc>
           <w:tcPr>
-            <w:tcW w:w="869" w:type="dxa"/>
+            <w:tcW w:w="1158" w:type="dxa"/>
             <w:tcBorders>
               <w:top w:val="nil"/>
               <w:left w:val="nil"/>
@@ -5548,7 +5550,7 @@
         </w:tc>
         <w:tc>
           <w:tcPr>
-            <w:tcW w:w="3536" w:type="dxa"/>
+            <w:tcW w:w="3660" w:type="dxa"/>
             <w:tcBorders>
               <w:top w:val="nil"/>
               <w:left w:val="nil"/>
@@ -5584,7 +5586,7 @@
         </w:tc>
         <w:tc>
           <w:tcPr>
-            <w:tcW w:w="1031" w:type="dxa"/>
+            <w:tcW w:w="995" w:type="dxa"/>
             <w:tcBorders>
               <w:top w:val="nil"/>
               <w:left w:val="nil"/>
@@ -5621,11 +5623,11 @@
       </w:tr>
       <w:tr>
         <w:trPr>
-          <w:trHeight w:val="275"/>
+          <w:trHeight w:val="298"/>
         </w:trPr>
         <w:tc>
           <w:tcPr>
-            <w:tcW w:w="870" w:type="dxa"/>
+            <w:tcW w:w="835" w:type="dxa"/>
             <w:tcBorders>
               <w:top w:val="nil"/>
               <w:left w:val="single" w:sz="4" w:space="0" w:color="auto"/>
@@ -5661,7 +5663,7 @@
         </w:tc>
         <w:tc>
           <w:tcPr>
-            <w:tcW w:w="1701" w:type="dxa"/>
+            <w:tcW w:w="1821" w:type="dxa"/>
             <w:tcBorders>
               <w:top w:val="nil"/>
               <w:left w:val="nil"/>
@@ -5697,7 +5699,7 @@
         </w:tc>
         <w:tc>
           <w:tcPr>
-            <w:tcW w:w="1031" w:type="dxa"/>
+            <w:tcW w:w="995" w:type="dxa"/>
             <w:tcBorders>
               <w:top w:val="nil"/>
               <w:left w:val="nil"/>
@@ -5733,7 +5735,7 @@
         </w:tc>
         <w:tc>
           <w:tcPr>
-            <w:tcW w:w="869" w:type="dxa"/>
+            <w:tcW w:w="1158" w:type="dxa"/>
             <w:tcBorders>
               <w:top w:val="nil"/>
               <w:left w:val="nil"/>
@@ -5769,7 +5771,7 @@
         </w:tc>
         <w:tc>
           <w:tcPr>
-            <w:tcW w:w="3536" w:type="dxa"/>
+            <w:tcW w:w="3660" w:type="dxa"/>
             <w:tcBorders>
               <w:top w:val="nil"/>
               <w:left w:val="nil"/>
@@ -5805,7 +5807,7 @@
         </w:tc>
         <w:tc>
           <w:tcPr>
-            <w:tcW w:w="1031" w:type="dxa"/>
+            <w:tcW w:w="995" w:type="dxa"/>
             <w:tcBorders>
               <w:top w:val="nil"/>
               <w:left w:val="nil"/>
@@ -5842,11 +5844,11 @@
       </w:tr>
       <w:tr>
         <w:trPr>
-          <w:trHeight w:val="275"/>
+          <w:trHeight w:val="298"/>
         </w:trPr>
         <w:tc>
           <w:tcPr>
-            <w:tcW w:w="870" w:type="dxa"/>
+            <w:tcW w:w="835" w:type="dxa"/>
             <w:tcBorders>
               <w:top w:val="nil"/>
               <w:left w:val="single" w:sz="4" w:space="0" w:color="auto"/>
@@ -5882,7 +5884,7 @@
         </w:tc>
         <w:tc>
           <w:tcPr>
-            <w:tcW w:w="1701" w:type="dxa"/>
+            <w:tcW w:w="1821" w:type="dxa"/>
             <w:tcBorders>
               <w:top w:val="nil"/>
               <w:left w:val="nil"/>
@@ -5918,7 +5920,7 @@
         </w:tc>
         <w:tc>
           <w:tcPr>
-            <w:tcW w:w="1031" w:type="dxa"/>
+            <w:tcW w:w="995" w:type="dxa"/>
             <w:tcBorders>
               <w:top w:val="nil"/>
               <w:left w:val="nil"/>
@@ -5954,7 +5956,7 @@
         </w:tc>
         <w:tc>
           <w:tcPr>
-            <w:tcW w:w="869" w:type="dxa"/>
+            <w:tcW w:w="1158" w:type="dxa"/>
             <w:tcBorders>
               <w:top w:val="nil"/>
               <w:left w:val="nil"/>
@@ -5990,7 +5992,7 @@
         </w:tc>
         <w:tc>
           <w:tcPr>
-            <w:tcW w:w="3536" w:type="dxa"/>
+            <w:tcW w:w="3660" w:type="dxa"/>
             <w:tcBorders>
               <w:top w:val="nil"/>
               <w:left w:val="nil"/>
@@ -6026,7 +6028,7 @@
         </w:tc>
         <w:tc>
           <w:tcPr>
-            <w:tcW w:w="1031" w:type="dxa"/>
+            <w:tcW w:w="995" w:type="dxa"/>
             <w:tcBorders>
               <w:top w:val="nil"/>
               <w:left w:val="nil"/>
@@ -6063,11 +6065,11 @@
       </w:tr>
       <w:tr>
         <w:trPr>
-          <w:trHeight w:val="275"/>
+          <w:trHeight w:val="298"/>
         </w:trPr>
         <w:tc>
           <w:tcPr>
-            <w:tcW w:w="870" w:type="dxa"/>
+            <w:tcW w:w="835" w:type="dxa"/>
             <w:tcBorders>
               <w:top w:val="nil"/>
               <w:left w:val="single" w:sz="4" w:space="0" w:color="auto"/>
@@ -6103,43 +6105,43 @@
         </w:tc>
         <w:tc>
           <w:tcPr>
-            <w:tcW w:w="1701" w:type="dxa"/>
-            <w:tcBorders>
-              <w:top w:val="nil"/>
-              <w:left w:val="nil"/>
-              <w:bottom w:val="single" w:sz="4" w:space="0" w:color="auto"/>
-              <w:right w:val="single" w:sz="4" w:space="0" w:color="auto"/>
-            </w:tcBorders>
-            <w:shd w:val="clear" w:color="auto" w:fill="auto"/>
-            <w:noWrap/>
-            <w:vAlign w:val="bottom"/>
-            <w:hideMark/>
-          </w:tcPr>
-          <w:p>
-            <w:pPr>
-              <w:spacing w:after="0" w:line="240" w:lineRule="auto"/>
-              <w:jc w:val="left"/>
-              <w:rPr>
-                <w:rFonts w:eastAsia="Times New Roman" w:cs="Times New Roman"/>
-                <w:color w:val="000000"/>
-                <w:szCs w:val="28"/>
-                <w:lang w:eastAsia="ru-RU"/>
-              </w:rPr>
-            </w:pPr>
-            <w:r>
-              <w:rPr>
-                <w:rFonts w:eastAsia="Times New Roman" w:cs="Times New Roman"/>
-                <w:color w:val="000000"/>
-                <w:szCs w:val="28"/>
-                <w:lang w:eastAsia="ru-RU"/>
-              </w:rPr>
-              <w:t>calculate_sales</w:t>
-            </w:r>
-          </w:p>
-        </w:tc>
-        <w:tc>
-          <w:tcPr>
-            <w:tcW w:w="1031" w:type="dxa"/>
+            <w:tcW w:w="1821" w:type="dxa"/>
+            <w:tcBorders>
+              <w:top w:val="nil"/>
+              <w:left w:val="nil"/>
+              <w:bottom w:val="single" w:sz="4" w:space="0" w:color="auto"/>
+              <w:right w:val="single" w:sz="4" w:space="0" w:color="auto"/>
+            </w:tcBorders>
+            <w:shd w:val="clear" w:color="auto" w:fill="auto"/>
+            <w:noWrap/>
+            <w:vAlign w:val="bottom"/>
+            <w:hideMark/>
+          </w:tcPr>
+          <w:p>
+            <w:pPr>
+              <w:spacing w:after="0" w:line="240" w:lineRule="auto"/>
+              <w:jc w:val="left"/>
+              <w:rPr>
+                <w:rFonts w:eastAsia="Times New Roman" w:cs="Times New Roman"/>
+                <w:color w:val="000000"/>
+                <w:szCs w:val="28"/>
+                <w:lang w:eastAsia="ru-RU"/>
+              </w:rPr>
+            </w:pPr>
+            <w:r>
+              <w:rPr>
+                <w:rFonts w:eastAsia="Times New Roman" w:cs="Times New Roman"/>
+                <w:color w:val="000000"/>
+                <w:szCs w:val="28"/>
+                <w:lang w:eastAsia="ru-RU"/>
+              </w:rPr>
+              <w:t>calculate_sales()</w:t>
+            </w:r>
+          </w:p>
+        </w:tc>
+        <w:tc>
+          <w:tcPr>
+            <w:tcW w:w="995" w:type="dxa"/>
             <w:tcBorders>
               <w:top w:val="nil"/>
               <w:left w:val="nil"/>
@@ -6175,7 +6177,7 @@
         </w:tc>
         <w:tc>
           <w:tcPr>
-            <w:tcW w:w="869" w:type="dxa"/>
+            <w:tcW w:w="1158" w:type="dxa"/>
             <w:tcBorders>
               <w:top w:val="nil"/>
               <w:left w:val="nil"/>
@@ -6211,7 +6213,7 @@
         </w:tc>
         <w:tc>
           <w:tcPr>
-            <w:tcW w:w="3536" w:type="dxa"/>
+            <w:tcW w:w="3660" w:type="dxa"/>
             <w:tcBorders>
               <w:top w:val="nil"/>
               <w:left w:val="nil"/>
@@ -6247,7 +6249,7 @@
         </w:tc>
         <w:tc>
           <w:tcPr>
-            <w:tcW w:w="1031" w:type="dxa"/>
+            <w:tcW w:w="995" w:type="dxa"/>
             <w:tcBorders>
               <w:top w:val="nil"/>
               <w:left w:val="nil"/>
@@ -6284,11 +6286,11 @@
       </w:tr>
       <w:tr>
         <w:trPr>
-          <w:trHeight w:val="275"/>
+          <w:trHeight w:val="298"/>
         </w:trPr>
         <w:tc>
           <w:tcPr>
-            <w:tcW w:w="870" w:type="dxa"/>
+            <w:tcW w:w="835" w:type="dxa"/>
             <w:tcBorders>
               <w:top w:val="nil"/>
               <w:left w:val="single" w:sz="4" w:space="0" w:color="auto"/>
@@ -6324,7 +6326,7 @@
         </w:tc>
         <w:tc>
           <w:tcPr>
-            <w:tcW w:w="1701" w:type="dxa"/>
+            <w:tcW w:w="1821" w:type="dxa"/>
             <w:tcBorders>
               <w:top w:val="nil"/>
               <w:left w:val="nil"/>
@@ -6360,7 +6362,7 @@
         </w:tc>
         <w:tc>
           <w:tcPr>
-            <w:tcW w:w="1031" w:type="dxa"/>
+            <w:tcW w:w="995" w:type="dxa"/>
             <w:tcBorders>
               <w:top w:val="nil"/>
               <w:left w:val="nil"/>
@@ -6396,7 +6398,7 @@
         </w:tc>
         <w:tc>
           <w:tcPr>
-            <w:tcW w:w="869" w:type="dxa"/>
+            <w:tcW w:w="1158" w:type="dxa"/>
             <w:tcBorders>
               <w:top w:val="nil"/>
               <w:left w:val="nil"/>
@@ -6432,7 +6434,7 @@
         </w:tc>
         <w:tc>
           <w:tcPr>
-            <w:tcW w:w="3536" w:type="dxa"/>
+            <w:tcW w:w="3660" w:type="dxa"/>
             <w:tcBorders>
               <w:top w:val="nil"/>
               <w:left w:val="nil"/>
@@ -6468,7 +6470,7 @@
         </w:tc>
         <w:tc>
           <w:tcPr>
-            <w:tcW w:w="1031" w:type="dxa"/>
+            <w:tcW w:w="995" w:type="dxa"/>
             <w:tcBorders>
               <w:top w:val="nil"/>
               <w:left w:val="nil"/>
@@ -6505,11 +6507,11 @@
       </w:tr>
       <w:tr>
         <w:trPr>
-          <w:trHeight w:val="275"/>
+          <w:trHeight w:val="298"/>
         </w:trPr>
         <w:tc>
           <w:tcPr>
-            <w:tcW w:w="870" w:type="dxa"/>
+            <w:tcW w:w="835" w:type="dxa"/>
             <w:tcBorders>
               <w:top w:val="nil"/>
               <w:left w:val="single" w:sz="4" w:space="0" w:color="auto"/>
@@ -6545,7 +6547,7 @@
         </w:tc>
         <w:tc>
           <w:tcPr>
-            <w:tcW w:w="1701" w:type="dxa"/>
+            <w:tcW w:w="1821" w:type="dxa"/>
             <w:tcBorders>
               <w:top w:val="nil"/>
               <w:left w:val="nil"/>
@@ -6581,7 +6583,7 @@
         </w:tc>
         <w:tc>
           <w:tcPr>
-            <w:tcW w:w="1031" w:type="dxa"/>
+            <w:tcW w:w="995" w:type="dxa"/>
             <w:tcBorders>
               <w:top w:val="nil"/>
               <w:left w:val="nil"/>
@@ -6617,7 +6619,7 @@
         </w:tc>
         <w:tc>
           <w:tcPr>
-            <w:tcW w:w="869" w:type="dxa"/>
+            <w:tcW w:w="1158" w:type="dxa"/>
             <w:tcBorders>
               <w:top w:val="nil"/>
               <w:left w:val="nil"/>
@@ -6653,7 +6655,7 @@
         </w:tc>
         <w:tc>
           <w:tcPr>
-            <w:tcW w:w="3536" w:type="dxa"/>
+            <w:tcW w:w="3660" w:type="dxa"/>
             <w:tcBorders>
               <w:top w:val="nil"/>
               <w:left w:val="nil"/>
@@ -6689,7 +6691,7 @@
         </w:tc>
         <w:tc>
           <w:tcPr>
-            <w:tcW w:w="1031" w:type="dxa"/>
+            <w:tcW w:w="995" w:type="dxa"/>
             <w:tcBorders>
               <w:top w:val="nil"/>
               <w:left w:val="nil"/>
@@ -6726,11 +6728,11 @@
       </w:tr>
       <w:tr>
         <w:trPr>
-          <w:trHeight w:val="275"/>
+          <w:trHeight w:val="298"/>
         </w:trPr>
         <w:tc>
           <w:tcPr>
-            <w:tcW w:w="870" w:type="dxa"/>
+            <w:tcW w:w="835" w:type="dxa"/>
             <w:tcBorders>
               <w:top w:val="nil"/>
               <w:left w:val="single" w:sz="4" w:space="0" w:color="auto"/>
@@ -6766,43 +6768,43 @@
         </w:tc>
         <w:tc>
           <w:tcPr>
-            <w:tcW w:w="1701" w:type="dxa"/>
-            <w:tcBorders>
-              <w:top w:val="nil"/>
-              <w:left w:val="nil"/>
-              <w:bottom w:val="single" w:sz="4" w:space="0" w:color="auto"/>
-              <w:right w:val="single" w:sz="4" w:space="0" w:color="auto"/>
-            </w:tcBorders>
-            <w:shd w:val="clear" w:color="auto" w:fill="auto"/>
-            <w:noWrap/>
-            <w:vAlign w:val="bottom"/>
-            <w:hideMark/>
-          </w:tcPr>
-          <w:p>
-            <w:pPr>
-              <w:spacing w:after="0" w:line="240" w:lineRule="auto"/>
-              <w:jc w:val="left"/>
-              <w:rPr>
-                <w:rFonts w:eastAsia="Times New Roman" w:cs="Times New Roman"/>
-                <w:color w:val="000000"/>
-                <w:szCs w:val="28"/>
-                <w:lang w:eastAsia="ru-RU"/>
-              </w:rPr>
-            </w:pPr>
-            <w:r>
-              <w:rPr>
-                <w:rFonts w:eastAsia="Times New Roman" w:cs="Times New Roman"/>
-                <w:color w:val="000000"/>
-                <w:szCs w:val="28"/>
-                <w:lang w:eastAsia="ru-RU"/>
-              </w:rPr>
-              <w:t>len</w:t>
-            </w:r>
-          </w:p>
-        </w:tc>
-        <w:tc>
-          <w:tcPr>
-            <w:tcW w:w="1031" w:type="dxa"/>
+            <w:tcW w:w="1821" w:type="dxa"/>
+            <w:tcBorders>
+              <w:top w:val="nil"/>
+              <w:left w:val="nil"/>
+              <w:bottom w:val="single" w:sz="4" w:space="0" w:color="auto"/>
+              <w:right w:val="single" w:sz="4" w:space="0" w:color="auto"/>
+            </w:tcBorders>
+            <w:shd w:val="clear" w:color="auto" w:fill="auto"/>
+            <w:noWrap/>
+            <w:vAlign w:val="bottom"/>
+            <w:hideMark/>
+          </w:tcPr>
+          <w:p>
+            <w:pPr>
+              <w:spacing w:after="0" w:line="240" w:lineRule="auto"/>
+              <w:jc w:val="left"/>
+              <w:rPr>
+                <w:rFonts w:eastAsia="Times New Roman" w:cs="Times New Roman"/>
+                <w:color w:val="000000"/>
+                <w:szCs w:val="28"/>
+                <w:lang w:eastAsia="ru-RU"/>
+              </w:rPr>
+            </w:pPr>
+            <w:r>
+              <w:rPr>
+                <w:rFonts w:eastAsia="Times New Roman" w:cs="Times New Roman"/>
+                <w:color w:val="000000"/>
+                <w:szCs w:val="28"/>
+                <w:lang w:eastAsia="ru-RU"/>
+              </w:rPr>
+              <w:t>len()</w:t>
+            </w:r>
+          </w:p>
+        </w:tc>
+        <w:tc>
+          <w:tcPr>
+            <w:tcW w:w="995" w:type="dxa"/>
             <w:tcBorders>
               <w:top w:val="nil"/>
               <w:left w:val="nil"/>
@@ -6838,7 +6840,7 @@
         </w:tc>
         <w:tc>
           <w:tcPr>
-            <w:tcW w:w="869" w:type="dxa"/>
+            <w:tcW w:w="1158" w:type="dxa"/>
             <w:tcBorders>
               <w:top w:val="nil"/>
               <w:left w:val="nil"/>
@@ -6874,7 +6876,7 @@
         </w:tc>
         <w:tc>
           <w:tcPr>
-            <w:tcW w:w="3536" w:type="dxa"/>
+            <w:tcW w:w="3660" w:type="dxa"/>
             <w:tcBorders>
               <w:top w:val="nil"/>
               <w:left w:val="nil"/>
@@ -6910,7 +6912,7 @@
         </w:tc>
         <w:tc>
           <w:tcPr>
-            <w:tcW w:w="1031" w:type="dxa"/>
+            <w:tcW w:w="995" w:type="dxa"/>
             <w:tcBorders>
               <w:top w:val="nil"/>
               <w:left w:val="nil"/>
@@ -6947,11 +6949,11 @@
       </w:tr>
       <w:tr>
         <w:trPr>
-          <w:trHeight w:val="275"/>
+          <w:trHeight w:val="298"/>
         </w:trPr>
         <w:tc>
           <w:tcPr>
-            <w:tcW w:w="870" w:type="dxa"/>
+            <w:tcW w:w="835" w:type="dxa"/>
             <w:tcBorders>
               <w:top w:val="nil"/>
               <w:left w:val="single" w:sz="4" w:space="0" w:color="auto"/>
@@ -6987,43 +6989,43 @@
         </w:tc>
         <w:tc>
           <w:tcPr>
-            <w:tcW w:w="1701" w:type="dxa"/>
-            <w:tcBorders>
-              <w:top w:val="nil"/>
-              <w:left w:val="nil"/>
-              <w:bottom w:val="single" w:sz="4" w:space="0" w:color="auto"/>
-              <w:right w:val="single" w:sz="4" w:space="0" w:color="auto"/>
-            </w:tcBorders>
-            <w:shd w:val="clear" w:color="auto" w:fill="auto"/>
-            <w:noWrap/>
-            <w:vAlign w:val="bottom"/>
-            <w:hideMark/>
-          </w:tcPr>
-          <w:p>
-            <w:pPr>
-              <w:spacing w:after="0" w:line="240" w:lineRule="auto"/>
-              <w:jc w:val="left"/>
-              <w:rPr>
-                <w:rFonts w:eastAsia="Times New Roman" w:cs="Times New Roman"/>
-                <w:color w:val="000000"/>
-                <w:szCs w:val="28"/>
-                <w:lang w:eastAsia="ru-RU"/>
-              </w:rPr>
-            </w:pPr>
-            <w:r>
-              <w:rPr>
-                <w:rFonts w:eastAsia="Times New Roman" w:cs="Times New Roman"/>
-                <w:color w:val="000000"/>
-                <w:szCs w:val="28"/>
-                <w:lang w:eastAsia="ru-RU"/>
-              </w:rPr>
-              <w:t>main</w:t>
-            </w:r>
-          </w:p>
-        </w:tc>
-        <w:tc>
-          <w:tcPr>
-            <w:tcW w:w="1031" w:type="dxa"/>
+            <w:tcW w:w="1821" w:type="dxa"/>
+            <w:tcBorders>
+              <w:top w:val="nil"/>
+              <w:left w:val="nil"/>
+              <w:bottom w:val="single" w:sz="4" w:space="0" w:color="auto"/>
+              <w:right w:val="single" w:sz="4" w:space="0" w:color="auto"/>
+            </w:tcBorders>
+            <w:shd w:val="clear" w:color="auto" w:fill="auto"/>
+            <w:noWrap/>
+            <w:vAlign w:val="bottom"/>
+            <w:hideMark/>
+          </w:tcPr>
+          <w:p>
+            <w:pPr>
+              <w:spacing w:after="0" w:line="240" w:lineRule="auto"/>
+              <w:jc w:val="left"/>
+              <w:rPr>
+                <w:rFonts w:eastAsia="Times New Roman" w:cs="Times New Roman"/>
+                <w:color w:val="000000"/>
+                <w:szCs w:val="28"/>
+                <w:lang w:eastAsia="ru-RU"/>
+              </w:rPr>
+            </w:pPr>
+            <w:r>
+              <w:rPr>
+                <w:rFonts w:eastAsia="Times New Roman" w:cs="Times New Roman"/>
+                <w:color w:val="000000"/>
+                <w:szCs w:val="28"/>
+                <w:lang w:eastAsia="ru-RU"/>
+              </w:rPr>
+              <w:t>main()</w:t>
+            </w:r>
+          </w:p>
+        </w:tc>
+        <w:tc>
+          <w:tcPr>
+            <w:tcW w:w="995" w:type="dxa"/>
             <w:tcBorders>
               <w:top w:val="nil"/>
               <w:left w:val="nil"/>
@@ -7059,7 +7061,7 @@
         </w:tc>
         <w:tc>
           <w:tcPr>
-            <w:tcW w:w="869" w:type="dxa"/>
+            <w:tcW w:w="1158" w:type="dxa"/>
             <w:tcBorders>
               <w:top w:val="nil"/>
               <w:left w:val="nil"/>
@@ -7095,7 +7097,7 @@
         </w:tc>
         <w:tc>
           <w:tcPr>
-            <w:tcW w:w="3536" w:type="dxa"/>
+            <w:tcW w:w="3660" w:type="dxa"/>
             <w:tcBorders>
               <w:top w:val="nil"/>
               <w:left w:val="nil"/>
@@ -7131,7 +7133,7 @@
         </w:tc>
         <w:tc>
           <w:tcPr>
-            <w:tcW w:w="1031" w:type="dxa"/>
+            <w:tcW w:w="995" w:type="dxa"/>
             <w:tcBorders>
               <w:top w:val="nil"/>
               <w:left w:val="nil"/>
@@ -7168,11 +7170,11 @@
       </w:tr>
       <w:tr>
         <w:trPr>
-          <w:trHeight w:val="275"/>
+          <w:trHeight w:val="298"/>
         </w:trPr>
         <w:tc>
           <w:tcPr>
-            <w:tcW w:w="870" w:type="dxa"/>
+            <w:tcW w:w="835" w:type="dxa"/>
             <w:tcBorders>
               <w:top w:val="nil"/>
               <w:left w:val="single" w:sz="4" w:space="0" w:color="auto"/>
@@ -7208,43 +7210,43 @@
         </w:tc>
         <w:tc>
           <w:tcPr>
-            <w:tcW w:w="1701" w:type="dxa"/>
-            <w:tcBorders>
-              <w:top w:val="nil"/>
-              <w:left w:val="nil"/>
-              <w:bottom w:val="single" w:sz="4" w:space="0" w:color="auto"/>
-              <w:right w:val="single" w:sz="4" w:space="0" w:color="auto"/>
-            </w:tcBorders>
-            <w:shd w:val="clear" w:color="auto" w:fill="auto"/>
-            <w:noWrap/>
-            <w:vAlign w:val="bottom"/>
-            <w:hideMark/>
-          </w:tcPr>
-          <w:p>
-            <w:pPr>
-              <w:spacing w:after="0" w:line="240" w:lineRule="auto"/>
-              <w:jc w:val="left"/>
-              <w:rPr>
-                <w:rFonts w:eastAsia="Times New Roman" w:cs="Times New Roman"/>
-                <w:color w:val="000000"/>
-                <w:szCs w:val="28"/>
-                <w:lang w:eastAsia="ru-RU"/>
-              </w:rPr>
-            </w:pPr>
-            <w:r>
-              <w:rPr>
-                <w:rFonts w:eastAsia="Times New Roman" w:cs="Times New Roman"/>
-                <w:color w:val="000000"/>
-                <w:szCs w:val="28"/>
-                <w:lang w:eastAsia="ru-RU"/>
-              </w:rPr>
-              <w:t>make_report</w:t>
-            </w:r>
-          </w:p>
-        </w:tc>
-        <w:tc>
-          <w:tcPr>
-            <w:tcW w:w="1031" w:type="dxa"/>
+            <w:tcW w:w="1821" w:type="dxa"/>
+            <w:tcBorders>
+              <w:top w:val="nil"/>
+              <w:left w:val="nil"/>
+              <w:bottom w:val="single" w:sz="4" w:space="0" w:color="auto"/>
+              <w:right w:val="single" w:sz="4" w:space="0" w:color="auto"/>
+            </w:tcBorders>
+            <w:shd w:val="clear" w:color="auto" w:fill="auto"/>
+            <w:noWrap/>
+            <w:vAlign w:val="bottom"/>
+            <w:hideMark/>
+          </w:tcPr>
+          <w:p>
+            <w:pPr>
+              <w:spacing w:after="0" w:line="240" w:lineRule="auto"/>
+              <w:jc w:val="left"/>
+              <w:rPr>
+                <w:rFonts w:eastAsia="Times New Roman" w:cs="Times New Roman"/>
+                <w:color w:val="000000"/>
+                <w:szCs w:val="28"/>
+                <w:lang w:eastAsia="ru-RU"/>
+              </w:rPr>
+            </w:pPr>
+            <w:r>
+              <w:rPr>
+                <w:rFonts w:eastAsia="Times New Roman" w:cs="Times New Roman"/>
+                <w:color w:val="000000"/>
+                <w:szCs w:val="28"/>
+                <w:lang w:eastAsia="ru-RU"/>
+              </w:rPr>
+              <w:t>make_report()</w:t>
+            </w:r>
+          </w:p>
+        </w:tc>
+        <w:tc>
+          <w:tcPr>
+            <w:tcW w:w="995" w:type="dxa"/>
             <w:tcBorders>
               <w:top w:val="nil"/>
               <w:left w:val="nil"/>
@@ -7280,7 +7282,7 @@
         </w:tc>
         <w:tc>
           <w:tcPr>
-            <w:tcW w:w="869" w:type="dxa"/>
+            <w:tcW w:w="1158" w:type="dxa"/>
             <w:tcBorders>
               <w:top w:val="nil"/>
               <w:left w:val="nil"/>
@@ -7316,7 +7318,7 @@
         </w:tc>
         <w:tc>
           <w:tcPr>
-            <w:tcW w:w="3536" w:type="dxa"/>
+            <w:tcW w:w="3660" w:type="dxa"/>
             <w:tcBorders>
               <w:top w:val="nil"/>
               <w:left w:val="nil"/>
@@ -7352,7 +7354,7 @@
         </w:tc>
         <w:tc>
           <w:tcPr>
-            <w:tcW w:w="1031" w:type="dxa"/>
+            <w:tcW w:w="995" w:type="dxa"/>
             <w:tcBorders>
               <w:top w:val="nil"/>
               <w:left w:val="nil"/>
@@ -7389,11 +7391,11 @@
       </w:tr>
       <w:tr>
         <w:trPr>
-          <w:trHeight w:val="275"/>
+          <w:trHeight w:val="298"/>
         </w:trPr>
         <w:tc>
           <w:tcPr>
-            <w:tcW w:w="870" w:type="dxa"/>
+            <w:tcW w:w="835" w:type="dxa"/>
             <w:tcBorders>
               <w:top w:val="nil"/>
               <w:left w:val="single" w:sz="4" w:space="0" w:color="auto"/>
@@ -7429,7 +7431,7 @@
         </w:tc>
         <w:tc>
           <w:tcPr>
-            <w:tcW w:w="1701" w:type="dxa"/>
+            <w:tcW w:w="1821" w:type="dxa"/>
             <w:tcBorders>
               <w:top w:val="nil"/>
               <w:left w:val="nil"/>
@@ -7465,7 +7467,7 @@
         </w:tc>
         <w:tc>
           <w:tcPr>
-            <w:tcW w:w="1031" w:type="dxa"/>
+            <w:tcW w:w="995" w:type="dxa"/>
             <w:tcBorders>
               <w:top w:val="nil"/>
               <w:left w:val="nil"/>
@@ -7501,7 +7503,7 @@
         </w:tc>
         <w:tc>
           <w:tcPr>
-            <w:tcW w:w="869" w:type="dxa"/>
+            <w:tcW w:w="1158" w:type="dxa"/>
             <w:tcBorders>
               <w:top w:val="nil"/>
               <w:left w:val="nil"/>
@@ -7537,7 +7539,7 @@
         </w:tc>
         <w:tc>
           <w:tcPr>
-            <w:tcW w:w="3536" w:type="dxa"/>
+            <w:tcW w:w="3660" w:type="dxa"/>
             <w:tcBorders>
               <w:top w:val="nil"/>
               <w:left w:val="nil"/>
@@ -7573,7 +7575,7 @@
         </w:tc>
         <w:tc>
           <w:tcPr>
-            <w:tcW w:w="1031" w:type="dxa"/>
+            <w:tcW w:w="995" w:type="dxa"/>
             <w:tcBorders>
               <w:top w:val="nil"/>
               <w:left w:val="nil"/>
@@ -7610,11 +7612,11 @@
       </w:tr>
       <w:tr>
         <w:trPr>
-          <w:trHeight w:val="275"/>
+          <w:trHeight w:val="298"/>
         </w:trPr>
         <w:tc>
           <w:tcPr>
-            <w:tcW w:w="870" w:type="dxa"/>
+            <w:tcW w:w="835" w:type="dxa"/>
             <w:tcBorders>
               <w:top w:val="nil"/>
               <w:left w:val="single" w:sz="4" w:space="0" w:color="auto"/>
@@ -7650,7 +7652,7 @@
         </w:tc>
         <w:tc>
           <w:tcPr>
-            <w:tcW w:w="1701" w:type="dxa"/>
+            <w:tcW w:w="1821" w:type="dxa"/>
             <w:tcBorders>
               <w:top w:val="nil"/>
               <w:left w:val="nil"/>
@@ -7686,7 +7688,7 @@
         </w:tc>
         <w:tc>
           <w:tcPr>
-            <w:tcW w:w="1031" w:type="dxa"/>
+            <w:tcW w:w="995" w:type="dxa"/>
             <w:tcBorders>
               <w:top w:val="nil"/>
               <w:left w:val="nil"/>
@@ -7722,7 +7724,7 @@
         </w:tc>
         <w:tc>
           <w:tcPr>
-            <w:tcW w:w="869" w:type="dxa"/>
+            <w:tcW w:w="1158" w:type="dxa"/>
             <w:tcBorders>
               <w:top w:val="nil"/>
               <w:left w:val="nil"/>
@@ -7758,7 +7760,7 @@
         </w:tc>
         <w:tc>
           <w:tcPr>
-            <w:tcW w:w="3536" w:type="dxa"/>
+            <w:tcW w:w="3660" w:type="dxa"/>
             <w:tcBorders>
               <w:top w:val="nil"/>
               <w:left w:val="nil"/>
@@ -7794,7 +7796,7 @@
         </w:tc>
         <w:tc>
           <w:tcPr>
-            <w:tcW w:w="1031" w:type="dxa"/>
+            <w:tcW w:w="995" w:type="dxa"/>
             <w:tcBorders>
               <w:top w:val="nil"/>
               <w:left w:val="nil"/>
@@ -7831,11 +7833,11 @@
       </w:tr>
       <w:tr>
         <w:trPr>
-          <w:trHeight w:val="275"/>
+          <w:trHeight w:val="298"/>
         </w:trPr>
         <w:tc>
           <w:tcPr>
-            <w:tcW w:w="870" w:type="dxa"/>
+            <w:tcW w:w="835" w:type="dxa"/>
             <w:tcBorders>
               <w:top w:val="nil"/>
               <w:left w:val="single" w:sz="4" w:space="0" w:color="auto"/>
@@ -7871,7 +7873,7 @@
         </w:tc>
         <w:tc>
           <w:tcPr>
-            <w:tcW w:w="1701" w:type="dxa"/>
+            <w:tcW w:w="1821" w:type="dxa"/>
             <w:tcBorders>
               <w:top w:val="nil"/>
               <w:left w:val="nil"/>
@@ -7907,7 +7909,7 @@
         </w:tc>
         <w:tc>
           <w:tcPr>
-            <w:tcW w:w="1031" w:type="dxa"/>
+            <w:tcW w:w="995" w:type="dxa"/>
             <w:tcBorders>
               <w:top w:val="nil"/>
               <w:left w:val="nil"/>
@@ -7943,7 +7945,7 @@
         </w:tc>
         <w:tc>
           <w:tcPr>
-            <w:tcW w:w="869" w:type="dxa"/>
+            <w:tcW w:w="1158" w:type="dxa"/>
             <w:tcBorders>
               <w:top w:val="nil"/>
               <w:left w:val="nil"/>
@@ -7979,7 +7981,7 @@
         </w:tc>
         <w:tc>
           <w:tcPr>
-            <w:tcW w:w="3536" w:type="dxa"/>
+            <w:tcW w:w="3660" w:type="dxa"/>
             <w:tcBorders>
               <w:top w:val="nil"/>
               <w:left w:val="nil"/>
@@ -8015,7 +8017,7 @@
         </w:tc>
         <w:tc>
           <w:tcPr>
-            <w:tcW w:w="1031" w:type="dxa"/>
+            <w:tcW w:w="995" w:type="dxa"/>
             <w:tcBorders>
               <w:top w:val="nil"/>
               <w:left w:val="nil"/>
@@ -8052,11 +8054,11 @@
       </w:tr>
       <w:tr>
         <w:trPr>
-          <w:trHeight w:val="275"/>
+          <w:trHeight w:val="298"/>
         </w:trPr>
         <w:tc>
           <w:tcPr>
-            <w:tcW w:w="870" w:type="dxa"/>
+            <w:tcW w:w="835" w:type="dxa"/>
             <w:tcBorders>
               <w:top w:val="nil"/>
               <w:left w:val="single" w:sz="4" w:space="0" w:color="auto"/>
@@ -8092,7 +8094,7 @@
         </w:tc>
         <w:tc>
           <w:tcPr>
-            <w:tcW w:w="1701" w:type="dxa"/>
+            <w:tcW w:w="1821" w:type="dxa"/>
             <w:tcBorders>
               <w:top w:val="nil"/>
               <w:left w:val="nil"/>
@@ -8128,7 +8130,7 @@
         </w:tc>
         <w:tc>
           <w:tcPr>
-            <w:tcW w:w="1031" w:type="dxa"/>
+            <w:tcW w:w="995" w:type="dxa"/>
             <w:tcBorders>
               <w:top w:val="nil"/>
               <w:left w:val="nil"/>
@@ -8164,7 +8166,7 @@
         </w:tc>
         <w:tc>
           <w:tcPr>
-            <w:tcW w:w="869" w:type="dxa"/>
+            <w:tcW w:w="1158" w:type="dxa"/>
             <w:tcBorders>
               <w:top w:val="nil"/>
               <w:left w:val="nil"/>
@@ -8200,7 +8202,7 @@
         </w:tc>
         <w:tc>
           <w:tcPr>
-            <w:tcW w:w="3536" w:type="dxa"/>
+            <w:tcW w:w="3660" w:type="dxa"/>
             <w:tcBorders>
               <w:top w:val="nil"/>
               <w:left w:val="nil"/>
@@ -8236,7 +8238,7 @@
         </w:tc>
         <w:tc>
           <w:tcPr>
-            <w:tcW w:w="1031" w:type="dxa"/>
+            <w:tcW w:w="995" w:type="dxa"/>
             <w:tcBorders>
               <w:top w:val="nil"/>
               <w:left w:val="nil"/>
@@ -8273,11 +8275,11 @@
       </w:tr>
       <w:tr>
         <w:trPr>
-          <w:trHeight w:val="275"/>
+          <w:trHeight w:val="298"/>
         </w:trPr>
         <w:tc>
           <w:tcPr>
-            <w:tcW w:w="870" w:type="dxa"/>
+            <w:tcW w:w="835" w:type="dxa"/>
             <w:tcBorders>
               <w:top w:val="nil"/>
               <w:left w:val="single" w:sz="4" w:space="0" w:color="auto"/>
@@ -8313,7 +8315,7 @@
         </w:tc>
         <w:tc>
           <w:tcPr>
-            <w:tcW w:w="1701" w:type="dxa"/>
+            <w:tcW w:w="1821" w:type="dxa"/>
             <w:tcBorders>
               <w:top w:val="nil"/>
               <w:left w:val="nil"/>
@@ -8349,7 +8351,7 @@
         </w:tc>
         <w:tc>
           <w:tcPr>
-            <w:tcW w:w="1031" w:type="dxa"/>
+            <w:tcW w:w="995" w:type="dxa"/>
             <w:tcBorders>
               <w:top w:val="nil"/>
               <w:left w:val="nil"/>
@@ -8385,7 +8387,7 @@
         </w:tc>
         <w:tc>
           <w:tcPr>
-            <w:tcW w:w="869" w:type="dxa"/>
+            <w:tcW w:w="1158" w:type="dxa"/>
             <w:tcBorders>
               <w:top w:val="nil"/>
               <w:left w:val="nil"/>
@@ -8421,7 +8423,7 @@
         </w:tc>
         <w:tc>
           <w:tcPr>
-            <w:tcW w:w="3536" w:type="dxa"/>
+            <w:tcW w:w="3660" w:type="dxa"/>
             <w:tcBorders>
               <w:top w:val="nil"/>
               <w:left w:val="nil"/>
@@ -8457,7 +8459,7 @@
         </w:tc>
         <w:tc>
           <w:tcPr>
-            <w:tcW w:w="1031" w:type="dxa"/>
+            <w:tcW w:w="995" w:type="dxa"/>
             <w:tcBorders>
               <w:top w:val="nil"/>
               <w:left w:val="nil"/>
@@ -8494,11 +8496,11 @@
       </w:tr>
       <w:tr>
         <w:trPr>
-          <w:trHeight w:val="275"/>
+          <w:trHeight w:val="298"/>
         </w:trPr>
         <w:tc>
           <w:tcPr>
-            <w:tcW w:w="870" w:type="dxa"/>
+            <w:tcW w:w="835" w:type="dxa"/>
             <w:tcBorders>
               <w:top w:val="nil"/>
               <w:left w:val="single" w:sz="4" w:space="0" w:color="auto"/>
@@ -8534,7 +8536,7 @@
         </w:tc>
         <w:tc>
           <w:tcPr>
-            <w:tcW w:w="1701" w:type="dxa"/>
+            <w:tcW w:w="1821" w:type="dxa"/>
             <w:tcBorders>
               <w:top w:val="nil"/>
               <w:left w:val="nil"/>
@@ -8570,7 +8572,7 @@
         </w:tc>
         <w:tc>
           <w:tcPr>
-            <w:tcW w:w="1031" w:type="dxa"/>
+            <w:tcW w:w="995" w:type="dxa"/>
             <w:tcBorders>
               <w:top w:val="nil"/>
               <w:left w:val="nil"/>
@@ -8606,7 +8608,7 @@
         </w:tc>
         <w:tc>
           <w:tcPr>
-            <w:tcW w:w="869" w:type="dxa"/>
+            <w:tcW w:w="1158" w:type="dxa"/>
             <w:tcBorders>
               <w:top w:val="nil"/>
               <w:left w:val="nil"/>
@@ -8642,7 +8644,7 @@
         </w:tc>
         <w:tc>
           <w:tcPr>
-            <w:tcW w:w="3536" w:type="dxa"/>
+            <w:tcW w:w="3660" w:type="dxa"/>
             <w:tcBorders>
               <w:top w:val="nil"/>
               <w:left w:val="nil"/>
@@ -8678,7 +8680,7 @@
         </w:tc>
         <w:tc>
           <w:tcPr>
-            <w:tcW w:w="1031" w:type="dxa"/>
+            <w:tcW w:w="995" w:type="dxa"/>
             <w:tcBorders>
               <w:top w:val="nil"/>
               <w:left w:val="nil"/>
@@ -8715,11 +8717,11 @@
       </w:tr>
       <w:tr>
         <w:trPr>
-          <w:trHeight w:val="275"/>
+          <w:trHeight w:val="298"/>
         </w:trPr>
         <w:tc>
           <w:tcPr>
-            <w:tcW w:w="870" w:type="dxa"/>
+            <w:tcW w:w="835" w:type="dxa"/>
             <w:tcBorders>
               <w:top w:val="nil"/>
               <w:left w:val="single" w:sz="4" w:space="0" w:color="auto"/>
@@ -8755,7 +8757,7 @@
         </w:tc>
         <w:tc>
           <w:tcPr>
-            <w:tcW w:w="1701" w:type="dxa"/>
+            <w:tcW w:w="1821" w:type="dxa"/>
             <w:tcBorders>
               <w:top w:val="nil"/>
               <w:left w:val="nil"/>
@@ -8791,7 +8793,7 @@
         </w:tc>
         <w:tc>
           <w:tcPr>
-            <w:tcW w:w="1031" w:type="dxa"/>
+            <w:tcW w:w="995" w:type="dxa"/>
             <w:tcBorders>
               <w:top w:val="nil"/>
               <w:left w:val="nil"/>
@@ -8827,7 +8829,7 @@
         </w:tc>
         <w:tc>
           <w:tcPr>
-            <w:tcW w:w="869" w:type="dxa"/>
+            <w:tcW w:w="1158" w:type="dxa"/>
             <w:tcBorders>
               <w:top w:val="nil"/>
               <w:left w:val="nil"/>
@@ -8863,7 +8865,7 @@
         </w:tc>
         <w:tc>
           <w:tcPr>
-            <w:tcW w:w="3536" w:type="dxa"/>
+            <w:tcW w:w="3660" w:type="dxa"/>
             <w:tcBorders>
               <w:top w:val="nil"/>
               <w:left w:val="nil"/>
@@ -8899,7 +8901,7 @@
         </w:tc>
         <w:tc>
           <w:tcPr>
-            <w:tcW w:w="1031" w:type="dxa"/>
+            <w:tcW w:w="995" w:type="dxa"/>
             <w:tcBorders>
               <w:top w:val="nil"/>
               <w:left w:val="nil"/>
@@ -8936,11 +8938,11 @@
       </w:tr>
       <w:tr>
         <w:trPr>
-          <w:trHeight w:val="275"/>
+          <w:trHeight w:val="298"/>
         </w:trPr>
         <w:tc>
           <w:tcPr>
-            <w:tcW w:w="870" w:type="dxa"/>
+            <w:tcW w:w="835" w:type="dxa"/>
             <w:tcBorders>
               <w:top w:val="nil"/>
               <w:left w:val="single" w:sz="4" w:space="0" w:color="auto"/>
@@ -8976,43 +8978,43 @@
         </w:tc>
         <w:tc>
           <w:tcPr>
-            <w:tcW w:w="1701" w:type="dxa"/>
-            <w:tcBorders>
-              <w:top w:val="nil"/>
-              <w:left w:val="nil"/>
-              <w:bottom w:val="single" w:sz="4" w:space="0" w:color="auto"/>
-              <w:right w:val="single" w:sz="4" w:space="0" w:color="auto"/>
-            </w:tcBorders>
-            <w:shd w:val="clear" w:color="auto" w:fill="auto"/>
-            <w:noWrap/>
-            <w:vAlign w:val="bottom"/>
-            <w:hideMark/>
-          </w:tcPr>
-          <w:p>
-            <w:pPr>
-              <w:spacing w:after="0" w:line="240" w:lineRule="auto"/>
-              <w:jc w:val="left"/>
-              <w:rPr>
-                <w:rFonts w:eastAsia="Times New Roman" w:cs="Times New Roman"/>
-                <w:color w:val="000000"/>
-                <w:szCs w:val="28"/>
-                <w:lang w:eastAsia="ru-RU"/>
-              </w:rPr>
-            </w:pPr>
-            <w:r>
-              <w:rPr>
-                <w:rFonts w:eastAsia="Times New Roman" w:cs="Times New Roman"/>
-                <w:color w:val="000000"/>
-                <w:szCs w:val="28"/>
-                <w:lang w:eastAsia="ru-RU"/>
-              </w:rPr>
-              <w:t>dump</w:t>
-            </w:r>
-          </w:p>
-        </w:tc>
-        <w:tc>
-          <w:tcPr>
-            <w:tcW w:w="1031" w:type="dxa"/>
+            <w:tcW w:w="1821" w:type="dxa"/>
+            <w:tcBorders>
+              <w:top w:val="nil"/>
+              <w:left w:val="nil"/>
+              <w:bottom w:val="single" w:sz="4" w:space="0" w:color="auto"/>
+              <w:right w:val="single" w:sz="4" w:space="0" w:color="auto"/>
+            </w:tcBorders>
+            <w:shd w:val="clear" w:color="auto" w:fill="auto"/>
+            <w:noWrap/>
+            <w:vAlign w:val="bottom"/>
+            <w:hideMark/>
+          </w:tcPr>
+          <w:p>
+            <w:pPr>
+              <w:spacing w:after="0" w:line="240" w:lineRule="auto"/>
+              <w:jc w:val="left"/>
+              <w:rPr>
+                <w:rFonts w:eastAsia="Times New Roman" w:cs="Times New Roman"/>
+                <w:color w:val="000000"/>
+                <w:szCs w:val="28"/>
+                <w:lang w:eastAsia="ru-RU"/>
+              </w:rPr>
+            </w:pPr>
+            <w:r>
+              <w:rPr>
+                <w:rFonts w:eastAsia="Times New Roman" w:cs="Times New Roman"/>
+                <w:color w:val="000000"/>
+                <w:szCs w:val="28"/>
+                <w:lang w:eastAsia="ru-RU"/>
+              </w:rPr>
+              <w:t>dump()</w:t>
+            </w:r>
+          </w:p>
+        </w:tc>
+        <w:tc>
+          <w:tcPr>
+            <w:tcW w:w="995" w:type="dxa"/>
             <w:tcBorders>
               <w:top w:val="nil"/>
               <w:left w:val="nil"/>
@@ -9048,7 +9050,7 @@
         </w:tc>
         <w:tc>
           <w:tcPr>
-            <w:tcW w:w="869" w:type="dxa"/>
+            <w:tcW w:w="1158" w:type="dxa"/>
             <w:tcBorders>
               <w:top w:val="nil"/>
               <w:left w:val="nil"/>
@@ -9084,7 +9086,7 @@
         </w:tc>
         <w:tc>
           <w:tcPr>
-            <w:tcW w:w="3536" w:type="dxa"/>
+            <w:tcW w:w="3660" w:type="dxa"/>
             <w:tcBorders>
               <w:top w:val="nil"/>
               <w:left w:val="nil"/>
@@ -9120,7 +9122,7 @@
         </w:tc>
         <w:tc>
           <w:tcPr>
-            <w:tcW w:w="1031" w:type="dxa"/>
+            <w:tcW w:w="995" w:type="dxa"/>
             <w:tcBorders>
               <w:top w:val="nil"/>
               <w:left w:val="nil"/>
@@ -9157,11 +9159,11 @@
       </w:tr>
       <w:tr>
         <w:trPr>
-          <w:trHeight w:val="275"/>
+          <w:trHeight w:val="298"/>
         </w:trPr>
         <w:tc>
           <w:tcPr>
-            <w:tcW w:w="870" w:type="dxa"/>
+            <w:tcW w:w="835" w:type="dxa"/>
             <w:tcBorders>
               <w:top w:val="nil"/>
               <w:left w:val="single" w:sz="4" w:space="0" w:color="auto"/>
@@ -9197,7 +9199,7 @@
         </w:tc>
         <w:tc>
           <w:tcPr>
-            <w:tcW w:w="1701" w:type="dxa"/>
+            <w:tcW w:w="1821" w:type="dxa"/>
             <w:tcBorders>
               <w:top w:val="nil"/>
               <w:left w:val="nil"/>
@@ -9233,7 +9235,7 @@
         </w:tc>
         <w:tc>
           <w:tcPr>
-            <w:tcW w:w="1031" w:type="dxa"/>
+            <w:tcW w:w="995" w:type="dxa"/>
             <w:tcBorders>
               <w:top w:val="nil"/>
               <w:left w:val="nil"/>
@@ -9269,7 +9271,7 @@
         </w:tc>
         <w:tc>
           <w:tcPr>
-            <w:tcW w:w="869" w:type="dxa"/>
+            <w:tcW w:w="1158" w:type="dxa"/>
             <w:tcBorders>
               <w:top w:val="nil"/>
               <w:left w:val="nil"/>
@@ -9305,7 +9307,7 @@
         </w:tc>
         <w:tc>
           <w:tcPr>
-            <w:tcW w:w="3536" w:type="dxa"/>
+            <w:tcW w:w="3660" w:type="dxa"/>
             <w:tcBorders>
               <w:top w:val="nil"/>
               <w:left w:val="nil"/>
@@ -9341,7 +9343,7 @@
         </w:tc>
         <w:tc>
           <w:tcPr>
-            <w:tcW w:w="1031" w:type="dxa"/>
+            <w:tcW w:w="995" w:type="dxa"/>
             <w:tcBorders>
               <w:top w:val="nil"/>
               <w:left w:val="nil"/>
@@ -9378,11 +9380,11 @@
       </w:tr>
       <w:tr>
         <w:trPr>
-          <w:trHeight w:val="275"/>
+          <w:trHeight w:val="298"/>
         </w:trPr>
         <w:tc>
           <w:tcPr>
-            <w:tcW w:w="870" w:type="dxa"/>
+            <w:tcW w:w="835" w:type="dxa"/>
             <w:tcBorders>
               <w:top w:val="nil"/>
               <w:left w:val="single" w:sz="4" w:space="0" w:color="auto"/>
@@ -9418,43 +9420,43 @@
         </w:tc>
         <w:tc>
           <w:tcPr>
-            <w:tcW w:w="1701" w:type="dxa"/>
-            <w:tcBorders>
-              <w:top w:val="nil"/>
-              <w:left w:val="nil"/>
-              <w:bottom w:val="single" w:sz="4" w:space="0" w:color="auto"/>
-              <w:right w:val="single" w:sz="4" w:space="0" w:color="auto"/>
-            </w:tcBorders>
-            <w:shd w:val="clear" w:color="auto" w:fill="auto"/>
-            <w:noWrap/>
-            <w:vAlign w:val="bottom"/>
-            <w:hideMark/>
-          </w:tcPr>
-          <w:p>
-            <w:pPr>
-              <w:spacing w:after="0" w:line="240" w:lineRule="auto"/>
-              <w:jc w:val="left"/>
-              <w:rPr>
-                <w:rFonts w:eastAsia="Times New Roman" w:cs="Times New Roman"/>
-                <w:color w:val="000000"/>
-                <w:szCs w:val="28"/>
-                <w:lang w:eastAsia="ru-RU"/>
-              </w:rPr>
-            </w:pPr>
-            <w:r>
-              <w:rPr>
-                <w:rFonts w:eastAsia="Times New Roman" w:cs="Times New Roman"/>
-                <w:color w:val="000000"/>
-                <w:szCs w:val="28"/>
-                <w:lang w:eastAsia="ru-RU"/>
-              </w:rPr>
-              <w:t>filter</w:t>
-            </w:r>
-          </w:p>
-        </w:tc>
-        <w:tc>
-          <w:tcPr>
-            <w:tcW w:w="1031" w:type="dxa"/>
+            <w:tcW w:w="1821" w:type="dxa"/>
+            <w:tcBorders>
+              <w:top w:val="nil"/>
+              <w:left w:val="nil"/>
+              <w:bottom w:val="single" w:sz="4" w:space="0" w:color="auto"/>
+              <w:right w:val="single" w:sz="4" w:space="0" w:color="auto"/>
+            </w:tcBorders>
+            <w:shd w:val="clear" w:color="auto" w:fill="auto"/>
+            <w:noWrap/>
+            <w:vAlign w:val="bottom"/>
+            <w:hideMark/>
+          </w:tcPr>
+          <w:p>
+            <w:pPr>
+              <w:spacing w:after="0" w:line="240" w:lineRule="auto"/>
+              <w:jc w:val="left"/>
+              <w:rPr>
+                <w:rFonts w:eastAsia="Times New Roman" w:cs="Times New Roman"/>
+                <w:color w:val="000000"/>
+                <w:szCs w:val="28"/>
+                <w:lang w:eastAsia="ru-RU"/>
+              </w:rPr>
+            </w:pPr>
+            <w:r>
+              <w:rPr>
+                <w:rFonts w:eastAsia="Times New Roman" w:cs="Times New Roman"/>
+                <w:color w:val="000000"/>
+                <w:szCs w:val="28"/>
+                <w:lang w:eastAsia="ru-RU"/>
+              </w:rPr>
+              <w:t>filter()</w:t>
+            </w:r>
+          </w:p>
+        </w:tc>
+        <w:tc>
+          <w:tcPr>
+            <w:tcW w:w="995" w:type="dxa"/>
             <w:tcBorders>
               <w:top w:val="nil"/>
               <w:left w:val="nil"/>
@@ -9490,7 +9492,7 @@
         </w:tc>
         <w:tc>
           <w:tcPr>
-            <w:tcW w:w="869" w:type="dxa"/>
+            <w:tcW w:w="1158" w:type="dxa"/>
             <w:tcBorders>
               <w:top w:val="nil"/>
               <w:left w:val="nil"/>
@@ -9526,7 +9528,7 @@
         </w:tc>
         <w:tc>
           <w:tcPr>
-            <w:tcW w:w="3536" w:type="dxa"/>
+            <w:tcW w:w="3660" w:type="dxa"/>
             <w:tcBorders>
               <w:top w:val="nil"/>
               <w:left w:val="nil"/>
@@ -9562,7 +9564,7 @@
         </w:tc>
         <w:tc>
           <w:tcPr>
-            <w:tcW w:w="1031" w:type="dxa"/>
+            <w:tcW w:w="995" w:type="dxa"/>
             <w:tcBorders>
               <w:top w:val="nil"/>
               <w:left w:val="nil"/>
@@ -9599,11 +9601,11 @@
       </w:tr>
       <w:tr>
         <w:trPr>
-          <w:trHeight w:val="275"/>
+          <w:trHeight w:val="298"/>
         </w:trPr>
         <w:tc>
           <w:tcPr>
-            <w:tcW w:w="870" w:type="dxa"/>
+            <w:tcW w:w="835" w:type="dxa"/>
             <w:tcBorders>
               <w:top w:val="nil"/>
               <w:left w:val="single" w:sz="4" w:space="0" w:color="auto"/>
@@ -9639,7 +9641,7 @@
         </w:tc>
         <w:tc>
           <w:tcPr>
-            <w:tcW w:w="1701" w:type="dxa"/>
+            <w:tcW w:w="1821" w:type="dxa"/>
             <w:tcBorders>
               <w:top w:val="nil"/>
               <w:left w:val="nil"/>
@@ -9675,7 +9677,7 @@
         </w:tc>
         <w:tc>
           <w:tcPr>
-            <w:tcW w:w="1031" w:type="dxa"/>
+            <w:tcW w:w="995" w:type="dxa"/>
             <w:tcBorders>
               <w:top w:val="nil"/>
               <w:left w:val="nil"/>
@@ -9711,7 +9713,7 @@
         </w:tc>
         <w:tc>
           <w:tcPr>
-            <w:tcW w:w="869" w:type="dxa"/>
+            <w:tcW w:w="1158" w:type="dxa"/>
             <w:tcBorders>
               <w:top w:val="nil"/>
               <w:left w:val="nil"/>
@@ -9747,7 +9749,7 @@
         </w:tc>
         <w:tc>
           <w:tcPr>
-            <w:tcW w:w="3536" w:type="dxa"/>
+            <w:tcW w:w="3660" w:type="dxa"/>
             <w:tcBorders>
               <w:top w:val="nil"/>
               <w:left w:val="nil"/>
@@ -9783,7 +9785,7 @@
         </w:tc>
         <w:tc>
           <w:tcPr>
-            <w:tcW w:w="1031" w:type="dxa"/>
+            <w:tcW w:w="995" w:type="dxa"/>
             <w:tcBorders>
               <w:top w:val="nil"/>
               <w:left w:val="nil"/>
@@ -9820,11 +9822,11 @@
       </w:tr>
       <w:tr>
         <w:trPr>
-          <w:trHeight w:val="275"/>
+          <w:trHeight w:val="298"/>
         </w:trPr>
         <w:tc>
           <w:tcPr>
-            <w:tcW w:w="870" w:type="dxa"/>
+            <w:tcW w:w="835" w:type="dxa"/>
             <w:tcBorders>
               <w:top w:val="nil"/>
               <w:left w:val="single" w:sz="4" w:space="0" w:color="auto"/>
@@ -9860,7 +9862,7 @@
         </w:tc>
         <w:tc>
           <w:tcPr>
-            <w:tcW w:w="1701" w:type="dxa"/>
+            <w:tcW w:w="1821" w:type="dxa"/>
             <w:tcBorders>
               <w:top w:val="nil"/>
               <w:left w:val="nil"/>
@@ -9896,7 +9898,7 @@
         </w:tc>
         <w:tc>
           <w:tcPr>
-            <w:tcW w:w="1031" w:type="dxa"/>
+            <w:tcW w:w="995" w:type="dxa"/>
             <w:tcBorders>
               <w:top w:val="nil"/>
               <w:left w:val="nil"/>
@@ -9932,7 +9934,7 @@
         </w:tc>
         <w:tc>
           <w:tcPr>
-            <w:tcW w:w="869" w:type="dxa"/>
+            <w:tcW w:w="1158" w:type="dxa"/>
             <w:tcBorders>
               <w:top w:val="nil"/>
               <w:left w:val="nil"/>
@@ -9968,7 +9970,7 @@
         </w:tc>
         <w:tc>
           <w:tcPr>
-            <w:tcW w:w="3536" w:type="dxa"/>
+            <w:tcW w:w="3660" w:type="dxa"/>
             <w:tcBorders>
               <w:top w:val="nil"/>
               <w:left w:val="nil"/>
@@ -10004,7 +10006,7 @@
         </w:tc>
         <w:tc>
           <w:tcPr>
-            <w:tcW w:w="1031" w:type="dxa"/>
+            <w:tcW w:w="995" w:type="dxa"/>
             <w:tcBorders>
               <w:top w:val="nil"/>
               <w:left w:val="nil"/>
@@ -10041,11 +10043,11 @@
       </w:tr>
       <w:tr>
         <w:trPr>
-          <w:trHeight w:val="275"/>
+          <w:trHeight w:val="298"/>
         </w:trPr>
         <w:tc>
           <w:tcPr>
-            <w:tcW w:w="870" w:type="dxa"/>
+            <w:tcW w:w="835" w:type="dxa"/>
             <w:tcBorders>
               <w:top w:val="nil"/>
               <w:left w:val="single" w:sz="4" w:space="0" w:color="auto"/>
@@ -10082,7 +10084,7 @@
         </w:tc>
         <w:tc>
           <w:tcPr>
-            <w:tcW w:w="1701" w:type="dxa"/>
+            <w:tcW w:w="1821" w:type="dxa"/>
             <w:tcBorders>
               <w:top w:val="nil"/>
               <w:left w:val="nil"/>
@@ -10118,7 +10120,7 @@
         </w:tc>
         <w:tc>
           <w:tcPr>
-            <w:tcW w:w="1031" w:type="dxa"/>
+            <w:tcW w:w="995" w:type="dxa"/>
             <w:tcBorders>
               <w:top w:val="nil"/>
               <w:left w:val="nil"/>
@@ -10154,7 +10156,7 @@
         </w:tc>
         <w:tc>
           <w:tcPr>
-            <w:tcW w:w="869" w:type="dxa"/>
+            <w:tcW w:w="1158" w:type="dxa"/>
             <w:tcBorders>
               <w:top w:val="nil"/>
               <w:left w:val="nil"/>
@@ -10190,7 +10192,7 @@
         </w:tc>
         <w:tc>
           <w:tcPr>
-            <w:tcW w:w="3536" w:type="dxa"/>
+            <w:tcW w:w="3660" w:type="dxa"/>
             <w:tcBorders>
               <w:top w:val="nil"/>
               <w:left w:val="nil"/>
@@ -10226,7 +10228,7 @@
         </w:tc>
         <w:tc>
           <w:tcPr>
-            <w:tcW w:w="1031" w:type="dxa"/>
+            <w:tcW w:w="995" w:type="dxa"/>
             <w:tcBorders>
               <w:top w:val="nil"/>
               <w:left w:val="nil"/>
@@ -10263,11 +10265,11 @@
       </w:tr>
       <w:tr>
         <w:trPr>
-          <w:trHeight w:val="275"/>
+          <w:trHeight w:val="298"/>
         </w:trPr>
         <w:tc>
           <w:tcPr>
-            <w:tcW w:w="870" w:type="dxa"/>
+            <w:tcW w:w="835" w:type="dxa"/>
             <w:tcBorders>
               <w:top w:val="nil"/>
               <w:left w:val="single" w:sz="4" w:space="0" w:color="auto"/>
@@ -10303,7 +10305,7 @@
         </w:tc>
         <w:tc>
           <w:tcPr>
-            <w:tcW w:w="1701" w:type="dxa"/>
+            <w:tcW w:w="1821" w:type="dxa"/>
             <w:tcBorders>
               <w:top w:val="nil"/>
               <w:left w:val="nil"/>
@@ -10339,7 +10341,7 @@
         </w:tc>
         <w:tc>
           <w:tcPr>
-            <w:tcW w:w="1031" w:type="dxa"/>
+            <w:tcW w:w="995" w:type="dxa"/>
             <w:tcBorders>
               <w:top w:val="nil"/>
               <w:left w:val="nil"/>
@@ -10375,7 +10377,7 @@
         </w:tc>
         <w:tc>
           <w:tcPr>
-            <w:tcW w:w="869" w:type="dxa"/>
+            <w:tcW w:w="1158" w:type="dxa"/>
             <w:tcBorders>
               <w:top w:val="nil"/>
               <w:left w:val="nil"/>
@@ -10411,7 +10413,7 @@
         </w:tc>
         <w:tc>
           <w:tcPr>
-            <w:tcW w:w="3536" w:type="dxa"/>
+            <w:tcW w:w="3660" w:type="dxa"/>
             <w:tcBorders>
               <w:top w:val="nil"/>
               <w:left w:val="nil"/>
@@ -10447,7 +10449,7 @@
         </w:tc>
         <w:tc>
           <w:tcPr>
-            <w:tcW w:w="1031" w:type="dxa"/>
+            <w:tcW w:w="995" w:type="dxa"/>
             <w:tcBorders>
               <w:top w:val="nil"/>
               <w:left w:val="nil"/>
@@ -10484,11 +10486,11 @@
       </w:tr>
       <w:tr>
         <w:trPr>
-          <w:trHeight w:val="275"/>
+          <w:trHeight w:val="298"/>
         </w:trPr>
         <w:tc>
           <w:tcPr>
-            <w:tcW w:w="870" w:type="dxa"/>
+            <w:tcW w:w="835" w:type="dxa"/>
             <w:tcBorders>
               <w:top w:val="nil"/>
               <w:left w:val="single" w:sz="4" w:space="0" w:color="auto"/>
@@ -10524,43 +10526,43 @@
         </w:tc>
         <w:tc>
           <w:tcPr>
-            <w:tcW w:w="1701" w:type="dxa"/>
-            <w:tcBorders>
-              <w:top w:val="nil"/>
-              <w:left w:val="nil"/>
-              <w:bottom w:val="single" w:sz="4" w:space="0" w:color="auto"/>
-              <w:right w:val="single" w:sz="4" w:space="0" w:color="auto"/>
-            </w:tcBorders>
-            <w:shd w:val="clear" w:color="auto" w:fill="auto"/>
-            <w:noWrap/>
-            <w:vAlign w:val="bottom"/>
-            <w:hideMark/>
-          </w:tcPr>
-          <w:p>
-            <w:pPr>
-              <w:spacing w:after="0" w:line="240" w:lineRule="auto"/>
-              <w:jc w:val="left"/>
-              <w:rPr>
-                <w:rFonts w:eastAsia="Times New Roman" w:cs="Times New Roman"/>
-                <w:color w:val="000000"/>
-                <w:szCs w:val="28"/>
-                <w:lang w:eastAsia="ru-RU"/>
-              </w:rPr>
-            </w:pPr>
-            <w:r>
-              <w:rPr>
-                <w:rFonts w:eastAsia="Times New Roman" w:cs="Times New Roman"/>
-                <w:color w:val="000000"/>
-                <w:szCs w:val="28"/>
-                <w:lang w:eastAsia="ru-RU"/>
-              </w:rPr>
-              <w:t>list</w:t>
-            </w:r>
-          </w:p>
-        </w:tc>
-        <w:tc>
-          <w:tcPr>
-            <w:tcW w:w="1031" w:type="dxa"/>
+            <w:tcW w:w="1821" w:type="dxa"/>
+            <w:tcBorders>
+              <w:top w:val="nil"/>
+              <w:left w:val="nil"/>
+              <w:bottom w:val="single" w:sz="4" w:space="0" w:color="auto"/>
+              <w:right w:val="single" w:sz="4" w:space="0" w:color="auto"/>
+            </w:tcBorders>
+            <w:shd w:val="clear" w:color="auto" w:fill="auto"/>
+            <w:noWrap/>
+            <w:vAlign w:val="bottom"/>
+            <w:hideMark/>
+          </w:tcPr>
+          <w:p>
+            <w:pPr>
+              <w:spacing w:after="0" w:line="240" w:lineRule="auto"/>
+              <w:jc w:val="left"/>
+              <w:rPr>
+                <w:rFonts w:eastAsia="Times New Roman" w:cs="Times New Roman"/>
+                <w:color w:val="000000"/>
+                <w:szCs w:val="28"/>
+                <w:lang w:eastAsia="ru-RU"/>
+              </w:rPr>
+            </w:pPr>
+            <w:r>
+              <w:rPr>
+                <w:rFonts w:eastAsia="Times New Roman" w:cs="Times New Roman"/>
+                <w:color w:val="000000"/>
+                <w:szCs w:val="28"/>
+                <w:lang w:eastAsia="ru-RU"/>
+              </w:rPr>
+              <w:t>list()</w:t>
+            </w:r>
+          </w:p>
+        </w:tc>
+        <w:tc>
+          <w:tcPr>
+            <w:tcW w:w="995" w:type="dxa"/>
             <w:tcBorders>
               <w:top w:val="nil"/>
               <w:left w:val="nil"/>
@@ -10596,7 +10598,7 @@
         </w:tc>
         <w:tc>
           <w:tcPr>
-            <w:tcW w:w="869" w:type="dxa"/>
+            <w:tcW w:w="1158" w:type="dxa"/>
             <w:tcBorders>
               <w:top w:val="nil"/>
               <w:left w:val="nil"/>
@@ -10632,7 +10634,7 @@
         </w:tc>
         <w:tc>
           <w:tcPr>
-            <w:tcW w:w="3536" w:type="dxa"/>
+            <w:tcW w:w="3660" w:type="dxa"/>
             <w:tcBorders>
               <w:top w:val="nil"/>
               <w:left w:val="nil"/>
@@ -10668,7 +10670,7 @@
         </w:tc>
         <w:tc>
           <w:tcPr>
-            <w:tcW w:w="1031" w:type="dxa"/>
+            <w:tcW w:w="995" w:type="dxa"/>
             <w:tcBorders>
               <w:top w:val="nil"/>
               <w:left w:val="nil"/>
@@ -10705,11 +10707,11 @@
       </w:tr>
       <w:tr>
         <w:trPr>
-          <w:trHeight w:val="275"/>
+          <w:trHeight w:val="298"/>
         </w:trPr>
         <w:tc>
           <w:tcPr>
-            <w:tcW w:w="870" w:type="dxa"/>
+            <w:tcW w:w="835" w:type="dxa"/>
             <w:tcBorders>
               <w:top w:val="nil"/>
               <w:left w:val="single" w:sz="4" w:space="0" w:color="auto"/>
@@ -10745,7 +10747,7 @@
         </w:tc>
         <w:tc>
           <w:tcPr>
-            <w:tcW w:w="1701" w:type="dxa"/>
+            <w:tcW w:w="1821" w:type="dxa"/>
             <w:tcBorders>
               <w:top w:val="nil"/>
               <w:left w:val="nil"/>
@@ -10781,7 +10783,7 @@
         </w:tc>
         <w:tc>
           <w:tcPr>
-            <w:tcW w:w="1031" w:type="dxa"/>
+            <w:tcW w:w="995" w:type="dxa"/>
             <w:tcBorders>
               <w:top w:val="nil"/>
               <w:left w:val="nil"/>
@@ -10817,7 +10819,7 @@
         </w:tc>
         <w:tc>
           <w:tcPr>
-            <w:tcW w:w="869" w:type="dxa"/>
+            <w:tcW w:w="1158" w:type="dxa"/>
             <w:tcBorders>
               <w:top w:val="nil"/>
               <w:left w:val="nil"/>
@@ -10853,7 +10855,7 @@
         </w:tc>
         <w:tc>
           <w:tcPr>
-            <w:tcW w:w="3536" w:type="dxa"/>
+            <w:tcW w:w="3660" w:type="dxa"/>
             <w:tcBorders>
               <w:top w:val="nil"/>
               <w:left w:val="nil"/>
@@ -10889,7 +10891,7 @@
         </w:tc>
         <w:tc>
           <w:tcPr>
-            <w:tcW w:w="1031" w:type="dxa"/>
+            <w:tcW w:w="995" w:type="dxa"/>
             <w:tcBorders>
               <w:top w:val="nil"/>
               <w:left w:val="nil"/>
@@ -10926,11 +10928,11 @@
       </w:tr>
       <w:tr>
         <w:trPr>
-          <w:trHeight w:val="275"/>
+          <w:trHeight w:val="298"/>
         </w:trPr>
         <w:tc>
           <w:tcPr>
-            <w:tcW w:w="870" w:type="dxa"/>
+            <w:tcW w:w="835" w:type="dxa"/>
             <w:tcBorders>
               <w:top w:val="nil"/>
               <w:left w:val="single" w:sz="4" w:space="0" w:color="auto"/>
@@ -10966,43 +10968,43 @@
         </w:tc>
         <w:tc>
           <w:tcPr>
-            <w:tcW w:w="1701" w:type="dxa"/>
-            <w:tcBorders>
-              <w:top w:val="nil"/>
-              <w:left w:val="nil"/>
-              <w:bottom w:val="single" w:sz="4" w:space="0" w:color="auto"/>
-              <w:right w:val="single" w:sz="4" w:space="0" w:color="auto"/>
-            </w:tcBorders>
-            <w:shd w:val="clear" w:color="auto" w:fill="auto"/>
-            <w:noWrap/>
-            <w:vAlign w:val="bottom"/>
-            <w:hideMark/>
-          </w:tcPr>
-          <w:p>
-            <w:pPr>
-              <w:spacing w:after="0" w:line="240" w:lineRule="auto"/>
-              <w:jc w:val="left"/>
-              <w:rPr>
-                <w:rFonts w:eastAsia="Times New Roman" w:cs="Times New Roman"/>
-                <w:color w:val="000000"/>
-                <w:szCs w:val="28"/>
-                <w:lang w:eastAsia="ru-RU"/>
-              </w:rPr>
-            </w:pPr>
-            <w:r>
-              <w:rPr>
-                <w:rFonts w:eastAsia="Times New Roman" w:cs="Times New Roman"/>
-                <w:color w:val="000000"/>
-                <w:szCs w:val="28"/>
-                <w:lang w:eastAsia="ru-RU"/>
-              </w:rPr>
-              <w:t>open</w:t>
-            </w:r>
-          </w:p>
-        </w:tc>
-        <w:tc>
-          <w:tcPr>
-            <w:tcW w:w="1031" w:type="dxa"/>
+            <w:tcW w:w="1821" w:type="dxa"/>
+            <w:tcBorders>
+              <w:top w:val="nil"/>
+              <w:left w:val="nil"/>
+              <w:bottom w:val="single" w:sz="4" w:space="0" w:color="auto"/>
+              <w:right w:val="single" w:sz="4" w:space="0" w:color="auto"/>
+            </w:tcBorders>
+            <w:shd w:val="clear" w:color="auto" w:fill="auto"/>
+            <w:noWrap/>
+            <w:vAlign w:val="bottom"/>
+            <w:hideMark/>
+          </w:tcPr>
+          <w:p>
+            <w:pPr>
+              <w:spacing w:after="0" w:line="240" w:lineRule="auto"/>
+              <w:jc w:val="left"/>
+              <w:rPr>
+                <w:rFonts w:eastAsia="Times New Roman" w:cs="Times New Roman"/>
+                <w:color w:val="000000"/>
+                <w:szCs w:val="28"/>
+                <w:lang w:eastAsia="ru-RU"/>
+              </w:rPr>
+            </w:pPr>
+            <w:r>
+              <w:rPr>
+                <w:rFonts w:eastAsia="Times New Roman" w:cs="Times New Roman"/>
+                <w:color w:val="000000"/>
+                <w:szCs w:val="28"/>
+                <w:lang w:eastAsia="ru-RU"/>
+              </w:rPr>
+              <w:t>open()</w:t>
+            </w:r>
+          </w:p>
+        </w:tc>
+        <w:tc>
+          <w:tcPr>
+            <w:tcW w:w="995" w:type="dxa"/>
             <w:tcBorders>
               <w:top w:val="nil"/>
               <w:left w:val="nil"/>
@@ -11038,7 +11040,7 @@
         </w:tc>
         <w:tc>
           <w:tcPr>
-            <w:tcW w:w="869" w:type="dxa"/>
+            <w:tcW w:w="1158" w:type="dxa"/>
             <w:tcBorders>
               <w:top w:val="nil"/>
               <w:left w:val="nil"/>
@@ -11074,7 +11076,7 @@
         </w:tc>
         <w:tc>
           <w:tcPr>
-            <w:tcW w:w="3536" w:type="dxa"/>
+            <w:tcW w:w="3660" w:type="dxa"/>
             <w:tcBorders>
               <w:top w:val="nil"/>
               <w:left w:val="nil"/>
@@ -11110,7 +11112,7 @@
         </w:tc>
         <w:tc>
           <w:tcPr>
-            <w:tcW w:w="1031" w:type="dxa"/>
+            <w:tcW w:w="995" w:type="dxa"/>
             <w:tcBorders>
               <w:top w:val="nil"/>
               <w:left w:val="nil"/>
@@ -11147,11 +11149,11 @@
       </w:tr>
       <w:tr>
         <w:trPr>
-          <w:trHeight w:val="275"/>
+          <w:trHeight w:val="298"/>
         </w:trPr>
         <w:tc>
           <w:tcPr>
-            <w:tcW w:w="870" w:type="dxa"/>
+            <w:tcW w:w="835" w:type="dxa"/>
             <w:tcBorders>
               <w:top w:val="nil"/>
               <w:left w:val="single" w:sz="4" w:space="0" w:color="auto"/>
@@ -11187,7 +11189,7 @@
         </w:tc>
         <w:tc>
           <w:tcPr>
-            <w:tcW w:w="1701" w:type="dxa"/>
+            <w:tcW w:w="1821" w:type="dxa"/>
             <w:tcBorders>
               <w:top w:val="nil"/>
               <w:left w:val="nil"/>
@@ -11223,7 +11225,7 @@
         </w:tc>
         <w:tc>
           <w:tcPr>
-            <w:tcW w:w="1031" w:type="dxa"/>
+            <w:tcW w:w="995" w:type="dxa"/>
             <w:tcBorders>
               <w:top w:val="nil"/>
               <w:left w:val="nil"/>
@@ -11259,7 +11261,7 @@
         </w:tc>
         <w:tc>
           <w:tcPr>
-            <w:tcW w:w="869" w:type="dxa"/>
+            <w:tcW w:w="1158" w:type="dxa"/>
             <w:tcBorders>
               <w:top w:val="nil"/>
               <w:left w:val="nil"/>
@@ -11295,7 +11297,7 @@
         </w:tc>
         <w:tc>
           <w:tcPr>
-            <w:tcW w:w="3536" w:type="dxa"/>
+            <w:tcW w:w="3660" w:type="dxa"/>
             <w:tcBorders>
               <w:top w:val="nil"/>
               <w:left w:val="nil"/>
@@ -11331,7 +11333,7 @@
         </w:tc>
         <w:tc>
           <w:tcPr>
-            <w:tcW w:w="1031" w:type="dxa"/>
+            <w:tcW w:w="995" w:type="dxa"/>
             <w:tcBorders>
               <w:top w:val="nil"/>
               <w:left w:val="nil"/>
@@ -11368,11 +11370,11 @@
       </w:tr>
       <w:tr>
         <w:trPr>
-          <w:trHeight w:val="275"/>
+          <w:trHeight w:val="298"/>
         </w:trPr>
         <w:tc>
           <w:tcPr>
-            <w:tcW w:w="870" w:type="dxa"/>
+            <w:tcW w:w="835" w:type="dxa"/>
             <w:tcBorders>
               <w:top w:val="nil"/>
               <w:left w:val="single" w:sz="4" w:space="0" w:color="auto"/>
@@ -11408,43 +11410,43 @@
         </w:tc>
         <w:tc>
           <w:tcPr>
-            <w:tcW w:w="1701" w:type="dxa"/>
-            <w:tcBorders>
-              <w:top w:val="nil"/>
-              <w:left w:val="nil"/>
-              <w:bottom w:val="single" w:sz="4" w:space="0" w:color="auto"/>
-              <w:right w:val="single" w:sz="4" w:space="0" w:color="auto"/>
-            </w:tcBorders>
-            <w:shd w:val="clear" w:color="auto" w:fill="auto"/>
-            <w:noWrap/>
-            <w:vAlign w:val="bottom"/>
-            <w:hideMark/>
-          </w:tcPr>
-          <w:p>
-            <w:pPr>
-              <w:spacing w:after="0" w:line="240" w:lineRule="auto"/>
-              <w:jc w:val="left"/>
-              <w:rPr>
-                <w:rFonts w:eastAsia="Times New Roman" w:cs="Times New Roman"/>
-                <w:color w:val="000000"/>
-                <w:szCs w:val="28"/>
-                <w:lang w:eastAsia="ru-RU"/>
-              </w:rPr>
-            </w:pPr>
-            <w:r>
-              <w:rPr>
-                <w:rFonts w:eastAsia="Times New Roman" w:cs="Times New Roman"/>
-                <w:color w:val="000000"/>
-                <w:szCs w:val="28"/>
-                <w:lang w:eastAsia="ru-RU"/>
-              </w:rPr>
-              <w:t>sqrt</w:t>
-            </w:r>
-          </w:p>
-        </w:tc>
-        <w:tc>
-          <w:tcPr>
-            <w:tcW w:w="1031" w:type="dxa"/>
+            <w:tcW w:w="1821" w:type="dxa"/>
+            <w:tcBorders>
+              <w:top w:val="nil"/>
+              <w:left w:val="nil"/>
+              <w:bottom w:val="single" w:sz="4" w:space="0" w:color="auto"/>
+              <w:right w:val="single" w:sz="4" w:space="0" w:color="auto"/>
+            </w:tcBorders>
+            <w:shd w:val="clear" w:color="auto" w:fill="auto"/>
+            <w:noWrap/>
+            <w:vAlign w:val="bottom"/>
+            <w:hideMark/>
+          </w:tcPr>
+          <w:p>
+            <w:pPr>
+              <w:spacing w:after="0" w:line="240" w:lineRule="auto"/>
+              <w:jc w:val="left"/>
+              <w:rPr>
+                <w:rFonts w:eastAsia="Times New Roman" w:cs="Times New Roman"/>
+                <w:color w:val="000000"/>
+                <w:szCs w:val="28"/>
+                <w:lang w:eastAsia="ru-RU"/>
+              </w:rPr>
+            </w:pPr>
+            <w:r>
+              <w:rPr>
+                <w:rFonts w:eastAsia="Times New Roman" w:cs="Times New Roman"/>
+                <w:color w:val="000000"/>
+                <w:szCs w:val="28"/>
+                <w:lang w:eastAsia="ru-RU"/>
+              </w:rPr>
+              <w:t>sqrt()</w:t>
+            </w:r>
+          </w:p>
+        </w:tc>
+        <w:tc>
+          <w:tcPr>
+            <w:tcW w:w="995" w:type="dxa"/>
             <w:tcBorders>
               <w:top w:val="nil"/>
               <w:left w:val="nil"/>
@@ -11480,7 +11482,7 @@
         </w:tc>
         <w:tc>
           <w:tcPr>
-            <w:tcW w:w="869" w:type="dxa"/>
+            <w:tcW w:w="1158" w:type="dxa"/>
             <w:tcBorders>
               <w:top w:val="nil"/>
               <w:left w:val="nil"/>
@@ -11516,7 +11518,7 @@
         </w:tc>
         <w:tc>
           <w:tcPr>
-            <w:tcW w:w="3536" w:type="dxa"/>
+            <w:tcW w:w="3660" w:type="dxa"/>
             <w:tcBorders>
               <w:top w:val="nil"/>
               <w:left w:val="nil"/>
@@ -11552,7 +11554,7 @@
         </w:tc>
         <w:tc>
           <w:tcPr>
-            <w:tcW w:w="1031" w:type="dxa"/>
+            <w:tcW w:w="995" w:type="dxa"/>
             <w:tcBorders>
               <w:top w:val="nil"/>
               <w:left w:val="nil"/>
@@ -11589,11 +11591,11 @@
       </w:tr>
       <w:tr>
         <w:trPr>
-          <w:trHeight w:val="275"/>
+          <w:trHeight w:val="298"/>
         </w:trPr>
         <w:tc>
           <w:tcPr>
-            <w:tcW w:w="870" w:type="dxa"/>
+            <w:tcW w:w="835" w:type="dxa"/>
             <w:tcBorders>
               <w:top w:val="nil"/>
               <w:left w:val="single" w:sz="4" w:space="0" w:color="auto"/>
@@ -11629,7 +11631,7 @@
         </w:tc>
         <w:tc>
           <w:tcPr>
-            <w:tcW w:w="1701" w:type="dxa"/>
+            <w:tcW w:w="1821" w:type="dxa"/>
             <w:tcBorders>
               <w:top w:val="nil"/>
               <w:left w:val="nil"/>
@@ -11665,7 +11667,7 @@
         </w:tc>
         <w:tc>
           <w:tcPr>
-            <w:tcW w:w="1031" w:type="dxa"/>
+            <w:tcW w:w="995" w:type="dxa"/>
             <w:tcBorders>
               <w:top w:val="nil"/>
               <w:left w:val="nil"/>
@@ -11701,7 +11703,7 @@
         </w:tc>
         <w:tc>
           <w:tcPr>
-            <w:tcW w:w="869" w:type="dxa"/>
+            <w:tcW w:w="1158" w:type="dxa"/>
             <w:tcBorders>
               <w:top w:val="nil"/>
               <w:left w:val="nil"/>
@@ -11737,7 +11739,7 @@
         </w:tc>
         <w:tc>
           <w:tcPr>
-            <w:tcW w:w="3536" w:type="dxa"/>
+            <w:tcW w:w="3660" w:type="dxa"/>
             <w:tcBorders>
               <w:top w:val="nil"/>
               <w:left w:val="nil"/>
@@ -11773,7 +11775,7 @@
         </w:tc>
         <w:tc>
           <w:tcPr>
-            <w:tcW w:w="1031" w:type="dxa"/>
+            <w:tcW w:w="995" w:type="dxa"/>
             <w:tcBorders>
               <w:top w:val="nil"/>
               <w:left w:val="nil"/>
@@ -11810,11 +11812,11 @@
       </w:tr>
       <w:tr>
         <w:trPr>
-          <w:trHeight w:val="275"/>
+          <w:trHeight w:val="298"/>
         </w:trPr>
         <w:tc>
           <w:tcPr>
-            <w:tcW w:w="870" w:type="dxa"/>
+            <w:tcW w:w="835" w:type="dxa"/>
             <w:tcBorders>
               <w:top w:val="nil"/>
               <w:left w:val="single" w:sz="4" w:space="0" w:color="auto"/>
@@ -11850,43 +11852,43 @@
         </w:tc>
         <w:tc>
           <w:tcPr>
-            <w:tcW w:w="1701" w:type="dxa"/>
-            <w:tcBorders>
-              <w:top w:val="nil"/>
-              <w:left w:val="nil"/>
-              <w:bottom w:val="single" w:sz="4" w:space="0" w:color="auto"/>
-              <w:right w:val="single" w:sz="4" w:space="0" w:color="auto"/>
-            </w:tcBorders>
-            <w:shd w:val="clear" w:color="auto" w:fill="auto"/>
-            <w:noWrap/>
-            <w:vAlign w:val="bottom"/>
-            <w:hideMark/>
-          </w:tcPr>
-          <w:p>
-            <w:pPr>
-              <w:spacing w:after="0" w:line="240" w:lineRule="auto"/>
-              <w:jc w:val="left"/>
-              <w:rPr>
-                <w:rFonts w:eastAsia="Times New Roman" w:cs="Times New Roman"/>
-                <w:color w:val="000000"/>
-                <w:szCs w:val="28"/>
-                <w:lang w:eastAsia="ru-RU"/>
-              </w:rPr>
-            </w:pPr>
-            <w:r>
-              <w:rPr>
-                <w:rFonts w:eastAsia="Times New Roman" w:cs="Times New Roman"/>
-                <w:color w:val="000000"/>
-                <w:szCs w:val="28"/>
-                <w:lang w:eastAsia="ru-RU"/>
-              </w:rPr>
-              <w:t>ValueError</w:t>
-            </w:r>
-          </w:p>
-        </w:tc>
-        <w:tc>
-          <w:tcPr>
-            <w:tcW w:w="1031" w:type="dxa"/>
+            <w:tcW w:w="1821" w:type="dxa"/>
+            <w:tcBorders>
+              <w:top w:val="nil"/>
+              <w:left w:val="nil"/>
+              <w:bottom w:val="single" w:sz="4" w:space="0" w:color="auto"/>
+              <w:right w:val="single" w:sz="4" w:space="0" w:color="auto"/>
+            </w:tcBorders>
+            <w:shd w:val="clear" w:color="auto" w:fill="auto"/>
+            <w:noWrap/>
+            <w:vAlign w:val="bottom"/>
+            <w:hideMark/>
+          </w:tcPr>
+          <w:p>
+            <w:pPr>
+              <w:spacing w:after="0" w:line="240" w:lineRule="auto"/>
+              <w:jc w:val="left"/>
+              <w:rPr>
+                <w:rFonts w:eastAsia="Times New Roman" w:cs="Times New Roman"/>
+                <w:color w:val="000000"/>
+                <w:szCs w:val="28"/>
+                <w:lang w:eastAsia="ru-RU"/>
+              </w:rPr>
+            </w:pPr>
+            <w:r>
+              <w:rPr>
+                <w:rFonts w:eastAsia="Times New Roman" w:cs="Times New Roman"/>
+                <w:color w:val="000000"/>
+                <w:szCs w:val="28"/>
+                <w:lang w:eastAsia="ru-RU"/>
+              </w:rPr>
+              <w:t>ValueError()</w:t>
+            </w:r>
+          </w:p>
+        </w:tc>
+        <w:tc>
+          <w:tcPr>
+            <w:tcW w:w="995" w:type="dxa"/>
             <w:tcBorders>
               <w:top w:val="nil"/>
               <w:left w:val="nil"/>
@@ -11922,7 +11924,7 @@
         </w:tc>
         <w:tc>
           <w:tcPr>
-            <w:tcW w:w="869" w:type="dxa"/>
+            <w:tcW w:w="1158" w:type="dxa"/>
             <w:tcBorders>
               <w:top w:val="nil"/>
               <w:left w:val="nil"/>
@@ -11958,7 +11960,7 @@
         </w:tc>
         <w:tc>
           <w:tcPr>
-            <w:tcW w:w="3536" w:type="dxa"/>
+            <w:tcW w:w="3660" w:type="dxa"/>
             <w:tcBorders>
               <w:top w:val="nil"/>
               <w:left w:val="nil"/>
@@ -11994,7 +11996,7 @@
         </w:tc>
         <w:tc>
           <w:tcPr>
-            <w:tcW w:w="1031" w:type="dxa"/>
+            <w:tcW w:w="995" w:type="dxa"/>
             <w:tcBorders>
               <w:top w:val="nil"/>
               <w:left w:val="nil"/>
@@ -12031,11 +12033,11 @@
       </w:tr>
       <w:tr>
         <w:trPr>
-          <w:trHeight w:val="275"/>
+          <w:trHeight w:val="298"/>
         </w:trPr>
         <w:tc>
           <w:tcPr>
-            <w:tcW w:w="870" w:type="dxa"/>
+            <w:tcW w:w="835" w:type="dxa"/>
             <w:tcBorders>
               <w:top w:val="nil"/>
               <w:left w:val="single" w:sz="4" w:space="0" w:color="auto"/>
@@ -12071,43 +12073,43 @@
         </w:tc>
         <w:tc>
           <w:tcPr>
-            <w:tcW w:w="1701" w:type="dxa"/>
-            <w:tcBorders>
-              <w:top w:val="nil"/>
-              <w:left w:val="nil"/>
-              <w:bottom w:val="single" w:sz="4" w:space="0" w:color="auto"/>
-              <w:right w:val="single" w:sz="4" w:space="0" w:color="auto"/>
-            </w:tcBorders>
-            <w:shd w:val="clear" w:color="auto" w:fill="auto"/>
-            <w:noWrap/>
-            <w:vAlign w:val="bottom"/>
-            <w:hideMark/>
-          </w:tcPr>
-          <w:p>
-            <w:pPr>
-              <w:spacing w:after="0" w:line="240" w:lineRule="auto"/>
-              <w:jc w:val="left"/>
-              <w:rPr>
-                <w:rFonts w:eastAsia="Times New Roman" w:cs="Times New Roman"/>
-                <w:color w:val="000000"/>
-                <w:szCs w:val="28"/>
-                <w:lang w:eastAsia="ru-RU"/>
-              </w:rPr>
-            </w:pPr>
-            <w:r>
-              <w:rPr>
-                <w:rFonts w:eastAsia="Times New Roman" w:cs="Times New Roman"/>
-                <w:color w:val="000000"/>
-                <w:szCs w:val="28"/>
-                <w:lang w:eastAsia="ru-RU"/>
-              </w:rPr>
-              <w:t>values</w:t>
-            </w:r>
-          </w:p>
-        </w:tc>
-        <w:tc>
-          <w:tcPr>
-            <w:tcW w:w="1031" w:type="dxa"/>
+            <w:tcW w:w="1821" w:type="dxa"/>
+            <w:tcBorders>
+              <w:top w:val="nil"/>
+              <w:left w:val="nil"/>
+              <w:bottom w:val="single" w:sz="4" w:space="0" w:color="auto"/>
+              <w:right w:val="single" w:sz="4" w:space="0" w:color="auto"/>
+            </w:tcBorders>
+            <w:shd w:val="clear" w:color="auto" w:fill="auto"/>
+            <w:noWrap/>
+            <w:vAlign w:val="bottom"/>
+            <w:hideMark/>
+          </w:tcPr>
+          <w:p>
+            <w:pPr>
+              <w:spacing w:after="0" w:line="240" w:lineRule="auto"/>
+              <w:jc w:val="left"/>
+              <w:rPr>
+                <w:rFonts w:eastAsia="Times New Roman" w:cs="Times New Roman"/>
+                <w:color w:val="000000"/>
+                <w:szCs w:val="28"/>
+                <w:lang w:eastAsia="ru-RU"/>
+              </w:rPr>
+            </w:pPr>
+            <w:r>
+              <w:rPr>
+                <w:rFonts w:eastAsia="Times New Roman" w:cs="Times New Roman"/>
+                <w:color w:val="000000"/>
+                <w:szCs w:val="28"/>
+                <w:lang w:eastAsia="ru-RU"/>
+              </w:rPr>
+              <w:t>values()</w:t>
+            </w:r>
+          </w:p>
+        </w:tc>
+        <w:tc>
+          <w:tcPr>
+            <w:tcW w:w="995" w:type="dxa"/>
             <w:tcBorders>
               <w:top w:val="nil"/>
               <w:left w:val="nil"/>
@@ -12143,7 +12145,7 @@
         </w:tc>
         <w:tc>
           <w:tcPr>
-            <w:tcW w:w="869" w:type="dxa"/>
+            <w:tcW w:w="1158" w:type="dxa"/>
             <w:tcBorders>
               <w:top w:val="nil"/>
               <w:left w:val="nil"/>
@@ -12179,7 +12181,7 @@
         </w:tc>
         <w:tc>
           <w:tcPr>
-            <w:tcW w:w="3536" w:type="dxa"/>
+            <w:tcW w:w="3660" w:type="dxa"/>
             <w:tcBorders>
               <w:top w:val="nil"/>
               <w:left w:val="nil"/>
@@ -12215,7 +12217,7 @@
         </w:tc>
         <w:tc>
           <w:tcPr>
-            <w:tcW w:w="1031" w:type="dxa"/>
+            <w:tcW w:w="995" w:type="dxa"/>
             <w:tcBorders>
               <w:top w:val="nil"/>
               <w:left w:val="nil"/>
@@ -12252,11 +12254,11 @@
       </w:tr>
       <w:tr>
         <w:trPr>
-          <w:trHeight w:val="275"/>
+          <w:trHeight w:val="298"/>
         </w:trPr>
         <w:tc>
           <w:tcPr>
-            <w:tcW w:w="870" w:type="dxa"/>
+            <w:tcW w:w="835" w:type="dxa"/>
             <w:tcBorders>
               <w:top w:val="nil"/>
               <w:left w:val="single" w:sz="4" w:space="0" w:color="auto"/>
@@ -12292,7 +12294,7 @@
         </w:tc>
         <w:tc>
           <w:tcPr>
-            <w:tcW w:w="1701" w:type="dxa"/>
+            <w:tcW w:w="1821" w:type="dxa"/>
             <w:tcBorders>
               <w:top w:val="nil"/>
               <w:left w:val="nil"/>
@@ -12328,7 +12330,7 @@
         </w:tc>
         <w:tc>
           <w:tcPr>
-            <w:tcW w:w="1031" w:type="dxa"/>
+            <w:tcW w:w="995" w:type="dxa"/>
             <w:tcBorders>
               <w:top w:val="nil"/>
               <w:left w:val="nil"/>
@@ -12364,7 +12366,7 @@
         </w:tc>
         <w:tc>
           <w:tcPr>
-            <w:tcW w:w="869" w:type="dxa"/>
+            <w:tcW w:w="1158" w:type="dxa"/>
             <w:tcBorders>
               <w:top w:val="nil"/>
               <w:left w:val="nil"/>
@@ -12400,7 +12402,7 @@
         </w:tc>
         <w:tc>
           <w:tcPr>
-            <w:tcW w:w="3536" w:type="dxa"/>
+            <w:tcW w:w="3660" w:type="dxa"/>
             <w:tcBorders>
               <w:top w:val="nil"/>
               <w:left w:val="nil"/>
@@ -12436,7 +12438,7 @@
         </w:tc>
         <w:tc>
           <w:tcPr>
-            <w:tcW w:w="1031" w:type="dxa"/>
+            <w:tcW w:w="995" w:type="dxa"/>
             <w:tcBorders>
               <w:top w:val="nil"/>
               <w:left w:val="nil"/>
@@ -12473,11 +12475,11 @@
       </w:tr>
       <w:tr>
         <w:trPr>
-          <w:trHeight w:val="275"/>
+          <w:trHeight w:val="298"/>
         </w:trPr>
         <w:tc>
           <w:tcPr>
-            <w:tcW w:w="870" w:type="dxa"/>
+            <w:tcW w:w="835" w:type="dxa"/>
             <w:tcBorders>
               <w:top w:val="nil"/>
               <w:left w:val="single" w:sz="4" w:space="0" w:color="auto"/>
@@ -12513,7 +12515,7 @@
         </w:tc>
         <w:tc>
           <w:tcPr>
-            <w:tcW w:w="1701" w:type="dxa"/>
+            <w:tcW w:w="1821" w:type="dxa"/>
             <w:tcBorders>
               <w:top w:val="nil"/>
               <w:left w:val="nil"/>
@@ -12549,7 +12551,7 @@
         </w:tc>
         <w:tc>
           <w:tcPr>
-            <w:tcW w:w="1031" w:type="dxa"/>
+            <w:tcW w:w="995" w:type="dxa"/>
             <w:tcBorders>
               <w:top w:val="nil"/>
               <w:left w:val="nil"/>
@@ -12585,7 +12587,7 @@
         </w:tc>
         <w:tc>
           <w:tcPr>
-            <w:tcW w:w="869" w:type="dxa"/>
+            <w:tcW w:w="1158" w:type="dxa"/>
             <w:tcBorders>
               <w:top w:val="nil"/>
               <w:left w:val="nil"/>
@@ -12621,7 +12623,7 @@
         </w:tc>
         <w:tc>
           <w:tcPr>
-            <w:tcW w:w="3536" w:type="dxa"/>
+            <w:tcW w:w="3660" w:type="dxa"/>
             <w:tcBorders>
               <w:top w:val="nil"/>
               <w:left w:val="nil"/>
@@ -12657,7 +12659,7 @@
         </w:tc>
         <w:tc>
           <w:tcPr>
-            <w:tcW w:w="1031" w:type="dxa"/>
+            <w:tcW w:w="995" w:type="dxa"/>
             <w:tcBorders>
               <w:top w:val="nil"/>
               <w:left w:val="nil"/>
@@ -12694,11 +12696,11 @@
       </w:tr>
       <w:tr>
         <w:trPr>
-          <w:trHeight w:val="275"/>
+          <w:trHeight w:val="298"/>
         </w:trPr>
         <w:tc>
           <w:tcPr>
-            <w:tcW w:w="870" w:type="dxa"/>
+            <w:tcW w:w="835" w:type="dxa"/>
             <w:tcBorders>
               <w:top w:val="nil"/>
               <w:left w:val="single" w:sz="4" w:space="0" w:color="auto"/>
@@ -12734,7 +12736,7 @@
         </w:tc>
         <w:tc>
           <w:tcPr>
-            <w:tcW w:w="1701" w:type="dxa"/>
+            <w:tcW w:w="1821" w:type="dxa"/>
             <w:tcBorders>
               <w:top w:val="nil"/>
               <w:left w:val="nil"/>
@@ -12770,7 +12772,7 @@
         </w:tc>
         <w:tc>
           <w:tcPr>
-            <w:tcW w:w="1031" w:type="dxa"/>
+            <w:tcW w:w="995" w:type="dxa"/>
             <w:tcBorders>
               <w:top w:val="nil"/>
               <w:left w:val="nil"/>
@@ -12806,7 +12808,7 @@
         </w:tc>
         <w:tc>
           <w:tcPr>
-            <w:tcW w:w="869" w:type="dxa"/>
+            <w:tcW w:w="1158" w:type="dxa"/>
             <w:tcBorders>
               <w:top w:val="nil"/>
               <w:left w:val="nil"/>
@@ -12842,7 +12844,7 @@
         </w:tc>
         <w:tc>
           <w:tcPr>
-            <w:tcW w:w="3536" w:type="dxa"/>
+            <w:tcW w:w="3660" w:type="dxa"/>
             <w:tcBorders>
               <w:top w:val="nil"/>
               <w:left w:val="nil"/>
@@ -12878,7 +12880,7 @@
         </w:tc>
         <w:tc>
           <w:tcPr>
-            <w:tcW w:w="1031" w:type="dxa"/>
+            <w:tcW w:w="995" w:type="dxa"/>
             <w:tcBorders>
               <w:top w:val="nil"/>
               <w:left w:val="nil"/>
@@ -12915,11 +12917,11 @@
       </w:tr>
       <w:tr>
         <w:trPr>
-          <w:trHeight w:val="275"/>
+          <w:trHeight w:val="298"/>
         </w:trPr>
         <w:tc>
           <w:tcPr>
-            <w:tcW w:w="870" w:type="dxa"/>
+            <w:tcW w:w="835" w:type="dxa"/>
             <w:tcBorders>
               <w:top w:val="nil"/>
               <w:left w:val="single" w:sz="4" w:space="0" w:color="auto"/>
@@ -12955,7 +12957,7 @@
         </w:tc>
         <w:tc>
           <w:tcPr>
-            <w:tcW w:w="1701" w:type="dxa"/>
+            <w:tcW w:w="1821" w:type="dxa"/>
             <w:tcBorders>
               <w:top w:val="nil"/>
               <w:left w:val="nil"/>
@@ -12991,7 +12993,7 @@
         </w:tc>
         <w:tc>
           <w:tcPr>
-            <w:tcW w:w="1031" w:type="dxa"/>
+            <w:tcW w:w="995" w:type="dxa"/>
             <w:tcBorders>
               <w:top w:val="nil"/>
               <w:left w:val="nil"/>
@@ -13027,7 +13029,7 @@
         </w:tc>
         <w:tc>
           <w:tcPr>
-            <w:tcW w:w="869" w:type="dxa"/>
+            <w:tcW w:w="1158" w:type="dxa"/>
             <w:tcBorders>
               <w:top w:val="nil"/>
               <w:left w:val="nil"/>
@@ -13063,7 +13065,7 @@
         </w:tc>
         <w:tc>
           <w:tcPr>
-            <w:tcW w:w="3536" w:type="dxa"/>
+            <w:tcW w:w="3660" w:type="dxa"/>
             <w:tcBorders>
               <w:top w:val="nil"/>
               <w:left w:val="nil"/>
@@ -13099,7 +13101,7 @@
         </w:tc>
         <w:tc>
           <w:tcPr>
-            <w:tcW w:w="1031" w:type="dxa"/>
+            <w:tcW w:w="995" w:type="dxa"/>
             <w:tcBorders>
               <w:top w:val="nil"/>
               <w:left w:val="nil"/>
@@ -13136,11 +13138,11 @@
       </w:tr>
       <w:tr>
         <w:trPr>
-          <w:trHeight w:val="275"/>
+          <w:trHeight w:val="298"/>
         </w:trPr>
         <w:tc>
           <w:tcPr>
-            <w:tcW w:w="870" w:type="dxa"/>
+            <w:tcW w:w="835" w:type="dxa"/>
             <w:tcBorders>
               <w:top w:val="nil"/>
               <w:left w:val="single" w:sz="4" w:space="0" w:color="auto"/>
@@ -13176,7 +13178,7 @@
         </w:tc>
         <w:tc>
           <w:tcPr>
-            <w:tcW w:w="1701" w:type="dxa"/>
+            <w:tcW w:w="1821" w:type="dxa"/>
             <w:tcBorders>
               <w:top w:val="nil"/>
               <w:left w:val="nil"/>
@@ -13212,7 +13214,7 @@
         </w:tc>
         <w:tc>
           <w:tcPr>
-            <w:tcW w:w="1031" w:type="dxa"/>
+            <w:tcW w:w="995" w:type="dxa"/>
             <w:tcBorders>
               <w:top w:val="nil"/>
               <w:left w:val="nil"/>
@@ -13248,7 +13250,7 @@
         </w:tc>
         <w:tc>
           <w:tcPr>
-            <w:tcW w:w="869" w:type="dxa"/>
+            <w:tcW w:w="1158" w:type="dxa"/>
             <w:tcBorders>
               <w:top w:val="nil"/>
               <w:left w:val="nil"/>
@@ -13284,7 +13286,7 @@
         </w:tc>
         <w:tc>
           <w:tcPr>
-            <w:tcW w:w="3536" w:type="dxa"/>
+            <w:tcW w:w="3660" w:type="dxa"/>
             <w:tcBorders>
               <w:top w:val="nil"/>
               <w:left w:val="nil"/>
@@ -13320,7 +13322,7 @@
         </w:tc>
         <w:tc>
           <w:tcPr>
-            <w:tcW w:w="1031" w:type="dxa"/>
+            <w:tcW w:w="995" w:type="dxa"/>
             <w:tcBorders>
               <w:top w:val="nil"/>
               <w:left w:val="nil"/>
@@ -13357,11 +13359,11 @@
       </w:tr>
       <w:tr>
         <w:trPr>
-          <w:trHeight w:val="275"/>
+          <w:trHeight w:val="298"/>
         </w:trPr>
         <w:tc>
           <w:tcPr>
-            <w:tcW w:w="870" w:type="dxa"/>
+            <w:tcW w:w="835" w:type="dxa"/>
             <w:tcBorders>
               <w:top w:val="nil"/>
               <w:left w:val="single" w:sz="4" w:space="0" w:color="auto"/>
@@ -13397,7 +13399,7 @@
         </w:tc>
         <w:tc>
           <w:tcPr>
-            <w:tcW w:w="1701" w:type="dxa"/>
+            <w:tcW w:w="1821" w:type="dxa"/>
             <w:tcBorders>
               <w:top w:val="nil"/>
               <w:left w:val="nil"/>
@@ -13433,7 +13435,7 @@
         </w:tc>
         <w:tc>
           <w:tcPr>
-            <w:tcW w:w="1031" w:type="dxa"/>
+            <w:tcW w:w="995" w:type="dxa"/>
             <w:tcBorders>
               <w:top w:val="nil"/>
               <w:left w:val="nil"/>
@@ -13469,7 +13471,7 @@
         </w:tc>
         <w:tc>
           <w:tcPr>
-            <w:tcW w:w="869" w:type="dxa"/>
+            <w:tcW w:w="1158" w:type="dxa"/>
             <w:tcBorders>
               <w:top w:val="nil"/>
               <w:left w:val="nil"/>
@@ -13505,7 +13507,7 @@
         </w:tc>
         <w:tc>
           <w:tcPr>
-            <w:tcW w:w="3536" w:type="dxa"/>
+            <w:tcW w:w="3660" w:type="dxa"/>
             <w:tcBorders>
               <w:top w:val="nil"/>
               <w:left w:val="nil"/>
@@ -13541,7 +13543,7 @@
         </w:tc>
         <w:tc>
           <w:tcPr>
-            <w:tcW w:w="1031" w:type="dxa"/>
+            <w:tcW w:w="995" w:type="dxa"/>
             <w:tcBorders>
               <w:top w:val="nil"/>
               <w:left w:val="nil"/>
@@ -13578,11 +13580,11 @@
       </w:tr>
       <w:tr>
         <w:trPr>
-          <w:trHeight w:val="275"/>
+          <w:trHeight w:val="298"/>
         </w:trPr>
         <w:tc>
           <w:tcPr>
-            <w:tcW w:w="870" w:type="dxa"/>
+            <w:tcW w:w="835" w:type="dxa"/>
             <w:tcBorders>
               <w:top w:val="nil"/>
               <w:left w:val="single" w:sz="4" w:space="0" w:color="auto"/>
@@ -13618,7 +13620,7 @@
         </w:tc>
         <w:tc>
           <w:tcPr>
-            <w:tcW w:w="1701" w:type="dxa"/>
+            <w:tcW w:w="1821" w:type="dxa"/>
             <w:tcBorders>
               <w:top w:val="nil"/>
               <w:left w:val="nil"/>
@@ -13654,7 +13656,7 @@
         </w:tc>
         <w:tc>
           <w:tcPr>
-            <w:tcW w:w="1031" w:type="dxa"/>
+            <w:tcW w:w="995" w:type="dxa"/>
             <w:tcBorders>
               <w:top w:val="nil"/>
               <w:left w:val="nil"/>
@@ -13690,7 +13692,7 @@
         </w:tc>
         <w:tc>
           <w:tcPr>
-            <w:tcW w:w="869" w:type="dxa"/>
+            <w:tcW w:w="1158" w:type="dxa"/>
             <w:tcBorders>
               <w:top w:val="nil"/>
               <w:left w:val="nil"/>
@@ -13726,7 +13728,7 @@
         </w:tc>
         <w:tc>
           <w:tcPr>
-            <w:tcW w:w="3536" w:type="dxa"/>
+            <w:tcW w:w="3660" w:type="dxa"/>
             <w:tcBorders>
               <w:top w:val="nil"/>
               <w:left w:val="nil"/>
@@ -13762,7 +13764,7 @@
         </w:tc>
         <w:tc>
           <w:tcPr>
-            <w:tcW w:w="1031" w:type="dxa"/>
+            <w:tcW w:w="995" w:type="dxa"/>
             <w:tcBorders>
               <w:top w:val="nil"/>
               <w:left w:val="nil"/>
@@ -13799,11 +13801,11 @@
       </w:tr>
       <w:tr>
         <w:trPr>
-          <w:trHeight w:val="275"/>
+          <w:trHeight w:val="298"/>
         </w:trPr>
         <w:tc>
           <w:tcPr>
-            <w:tcW w:w="870" w:type="dxa"/>
+            <w:tcW w:w="835" w:type="dxa"/>
             <w:tcBorders>
               <w:top w:val="nil"/>
               <w:left w:val="single" w:sz="4" w:space="0" w:color="auto"/>
@@ -13843,7 +13845,7 @@
         </w:tc>
         <w:tc>
           <w:tcPr>
-            <w:tcW w:w="1701" w:type="dxa"/>
+            <w:tcW w:w="1821" w:type="dxa"/>
             <w:tcBorders>
               <w:top w:val="nil"/>
               <w:left w:val="nil"/>
@@ -13883,7 +13885,7 @@
         </w:tc>
         <w:tc>
           <w:tcPr>
-            <w:tcW w:w="1031" w:type="dxa"/>
+            <w:tcW w:w="995" w:type="dxa"/>
             <w:tcBorders>
               <w:top w:val="nil"/>
               <w:left w:val="nil"/>
@@ -13917,13 +13919,13 @@
                 <w:szCs w:val="28"/>
                 <w:lang w:eastAsia="ru-RU"/>
               </w:rPr>
-              <w:t>N1=178</w:t>
-            </w:r>
-          </w:p>
-        </w:tc>
-        <w:tc>
-          <w:tcPr>
-            <w:tcW w:w="869" w:type="dxa"/>
+              <w:t>N1=159</w:t>
+            </w:r>
+          </w:p>
+        </w:tc>
+        <w:tc>
+          <w:tcPr>
+            <w:tcW w:w="1158" w:type="dxa"/>
             <w:tcBorders>
               <w:top w:val="nil"/>
               <w:left w:val="nil"/>
@@ -13963,7 +13965,7 @@
         </w:tc>
         <w:tc>
           <w:tcPr>
-            <w:tcW w:w="3536" w:type="dxa"/>
+            <w:tcW w:w="3660" w:type="dxa"/>
             <w:tcBorders>
               <w:top w:val="nil"/>
               <w:left w:val="nil"/>
@@ -14003,7 +14005,7 @@
         </w:tc>
         <w:tc>
           <w:tcPr>
-            <w:tcW w:w="1031" w:type="dxa"/>
+            <w:tcW w:w="995" w:type="dxa"/>
             <w:tcBorders>
               <w:top w:val="nil"/>
               <w:left w:val="nil"/>
@@ -14130,7 +14132,18 @@
           <w:szCs w:val="28"/>
           <w:lang w:val="ru-RU"/>
         </w:rPr>
-        <w:t xml:space="preserve"> = 310</w:t>
+        <w:t xml:space="preserve"> = </w:t>
+      </w:r>
+      <w:r>
+        <w:rPr>
+          <w:rFonts w:ascii="Times New Roman" w:eastAsia="Times New Roman" w:hAnsi="Times New Roman" w:cs="Times New Roman"/>
+          <w:b/>
+          <w:bCs/>
+          <w:sz w:val="28"/>
+          <w:szCs w:val="28"/>
+          <w:lang w:val="ru-RU"/>
+        </w:rPr>
+        <w:t>291</w:t>
       </w:r>
     </w:p>
     <w:p>
@@ -14176,7 +14189,18 @@
           <w:szCs w:val="28"/>
           <w:lang w:val="ru-RU"/>
         </w:rPr>
-        <w:t xml:space="preserve"> = 2081.416</w:t>
+        <w:t xml:space="preserve"> = </w:t>
+      </w:r>
+      <w:r>
+        <w:rPr>
+          <w:rFonts w:ascii="Times New Roman" w:eastAsia="Times New Roman" w:hAnsi="Times New Roman" w:cs="Times New Roman"/>
+          <w:b/>
+          <w:bCs/>
+          <w:sz w:val="28"/>
+          <w:szCs w:val="28"/>
+          <w:lang w:val="ru-RU"/>
+        </w:rPr>
+        <w:t>1953.845</w:t>
       </w:r>
     </w:p>
     <w:p>
@@ -14277,10 +14301,10 @@
           <w:lang w:val="ru-RU"/>
         </w:rPr>
         <w:drawing>
-          <wp:inline distT="0" distB="0" distL="0" distR="0" wp14:anchorId="51E4EE1E" wp14:editId="562C5DBB">
-            <wp:extent cx="5638800" cy="3787729"/>
-            <wp:effectExtent l="0" t="0" r="0" b="0"/>
-            <wp:docPr id="784837490" name="Рисунок 1"/>
+          <wp:inline distT="0" distB="0" distL="0" distR="0" wp14:anchorId="78375790" wp14:editId="3E3D31E1">
+            <wp:extent cx="5379363" cy="3713584"/>
+            <wp:effectExtent l="0" t="0" r="5715" b="0"/>
+            <wp:docPr id="1249497921" name="Рисунок 1"/>
             <wp:cNvGraphicFramePr>
               <a:graphicFrameLocks xmlns:a="http://schemas.openxmlformats.org/drawingml/2006/main" noChangeAspect="1"/>
             </wp:cNvGraphicFramePr>
@@ -14288,7 +14312,7 @@
               <a:graphicData uri="http://schemas.openxmlformats.org/drawingml/2006/picture">
                 <pic:pic xmlns:pic="http://schemas.openxmlformats.org/drawingml/2006/picture">
                   <pic:nvPicPr>
-                    <pic:cNvPr id="784837490" name=""/>
+                    <pic:cNvPr id="1249497921" name=""/>
                     <pic:cNvPicPr/>
                   </pic:nvPicPr>
                   <pic:blipFill>
@@ -14300,7 +14324,7 @@
                   <pic:spPr>
                     <a:xfrm>
                       <a:off x="0" y="0"/>
-                      <a:ext cx="5652948" cy="3797232"/>
+                      <a:ext cx="5381822" cy="3715282"/>
                     </a:xfrm>
                     <a:prstGeom prst="rect">
                       <a:avLst/>
@@ -14329,10 +14353,10 @@
         </w:rPr>
         <w:lastRenderedPageBreak/>
         <w:drawing>
-          <wp:inline distT="0" distB="0" distL="0" distR="0" wp14:anchorId="7830B103" wp14:editId="1FB785B9">
-            <wp:extent cx="5533292" cy="2278667"/>
-            <wp:effectExtent l="0" t="0" r="4445" b="0"/>
-            <wp:docPr id="514378553" name="Рисунок 1" descr="Изображение выглядит как текст, число, чек&#10;&#10;Контент, сгенерированный ИИ, может содержать ошибки."/>
+          <wp:inline distT="0" distB="0" distL="0" distR="0" wp14:anchorId="0EB8FA36" wp14:editId="2C79F31E">
+            <wp:extent cx="5318449" cy="1907359"/>
+            <wp:effectExtent l="0" t="0" r="3175" b="0"/>
+            <wp:docPr id="1750797743" name="Рисунок 1" descr="Изображение выглядит как текст, чек, число, Шрифт&#10;&#10;Контент, сгенерированный ИИ, может содержать ошибки."/>
             <wp:cNvGraphicFramePr>
               <a:graphicFrameLocks xmlns:a="http://schemas.openxmlformats.org/drawingml/2006/main" noChangeAspect="1"/>
             </wp:cNvGraphicFramePr>
@@ -14340,7 +14364,7 @@
               <a:graphicData uri="http://schemas.openxmlformats.org/drawingml/2006/picture">
                 <pic:pic xmlns:pic="http://schemas.openxmlformats.org/drawingml/2006/picture">
                   <pic:nvPicPr>
-                    <pic:cNvPr id="514378553" name="Рисунок 1" descr="Изображение выглядит как текст, число, чек&#10;&#10;Контент, сгенерированный ИИ, может содержать ошибки."/>
+                    <pic:cNvPr id="1750797743" name="Рисунок 1" descr="Изображение выглядит как текст, чек, число, Шрифт&#10;&#10;Контент, сгенерированный ИИ, может содержать ошибки."/>
                     <pic:cNvPicPr/>
                   </pic:nvPicPr>
                   <pic:blipFill>
@@ -14352,7 +14376,7 @@
                   <pic:spPr>
                     <a:xfrm>
                       <a:off x="0" y="0"/>
-                      <a:ext cx="5536320" cy="2279914"/>
+                      <a:ext cx="5350094" cy="1918708"/>
                     </a:xfrm>
                     <a:prstGeom prst="rect">
                       <a:avLst/>
@@ -14366,15 +14390,22 @@
       </w:r>
       <w:r>
         <w:rPr>
+          <w:noProof/>
+          <w14:ligatures w14:val="standardContextual"/>
+        </w:rPr>
+        <w:t xml:space="preserve"> </w:t>
+      </w:r>
+      <w:r>
+        <w:rPr>
           <w:rFonts w:cs="Times New Roman"/>
           <w:szCs w:val="28"/>
           <w:lang w:val="ru-RU"/>
         </w:rPr>
         <w:drawing>
-          <wp:inline distT="0" distB="0" distL="0" distR="0" wp14:anchorId="51A61301" wp14:editId="3F46DF15">
-            <wp:extent cx="5627077" cy="2281753"/>
-            <wp:effectExtent l="0" t="0" r="0" b="4445"/>
-            <wp:docPr id="270899391" name="Рисунок 1"/>
+          <wp:inline distT="0" distB="0" distL="0" distR="0" wp14:anchorId="18C00238" wp14:editId="419F2736">
+            <wp:extent cx="5318125" cy="1907242"/>
+            <wp:effectExtent l="0" t="0" r="3175" b="0"/>
+            <wp:docPr id="1938985941" name="Рисунок 1"/>
             <wp:cNvGraphicFramePr>
               <a:graphicFrameLocks xmlns:a="http://schemas.openxmlformats.org/drawingml/2006/main" noChangeAspect="1"/>
             </wp:cNvGraphicFramePr>
@@ -14382,7 +14413,7 @@
               <a:graphicData uri="http://schemas.openxmlformats.org/drawingml/2006/picture">
                 <pic:pic xmlns:pic="http://schemas.openxmlformats.org/drawingml/2006/picture">
                   <pic:nvPicPr>
-                    <pic:cNvPr id="270899391" name=""/>
+                    <pic:cNvPr id="1938985941" name=""/>
                     <pic:cNvPicPr/>
                   </pic:nvPicPr>
                   <pic:blipFill>
@@ -14394,7 +14425,7 @@
                   <pic:spPr>
                     <a:xfrm>
                       <a:off x="0" y="0"/>
-                      <a:ext cx="5633344" cy="2284294"/>
+                      <a:ext cx="5343565" cy="1916366"/>
                     </a:xfrm>
                     <a:prstGeom prst="rect">
                       <a:avLst/>
@@ -14408,15 +14439,21 @@
       </w:r>
       <w:r>
         <w:rPr>
-          <w:rFonts w:cs="Times New Roman"/>
-          <w:szCs w:val="28"/>
-          <w:lang w:val="ru-RU"/>
+          <w:noProof/>
+          <w14:ligatures w14:val="standardContextual"/>
+        </w:rPr>
+        <w:t xml:space="preserve"> </w:t>
+      </w:r>
+      <w:r>
+        <w:rPr>
+          <w:noProof/>
+          <w14:ligatures w14:val="standardContextual"/>
         </w:rPr>
         <w:drawing>
-          <wp:inline distT="0" distB="0" distL="0" distR="0" wp14:anchorId="220A516A" wp14:editId="00E20A55">
-            <wp:extent cx="2790092" cy="2249446"/>
-            <wp:effectExtent l="0" t="0" r="4445" b="0"/>
-            <wp:docPr id="28287516" name="Рисунок 1"/>
+          <wp:inline distT="0" distB="0" distL="0" distR="0" wp14:anchorId="108BC06A" wp14:editId="3226B9FC">
+            <wp:extent cx="5318125" cy="1901350"/>
+            <wp:effectExtent l="0" t="0" r="3175" b="3810"/>
+            <wp:docPr id="1611054222" name="Рисунок 1" descr="Изображение выглядит как текст, чек, число, Шрифт&#10;&#10;Контент, сгенерированный ИИ, может содержать ошибки."/>
             <wp:cNvGraphicFramePr>
               <a:graphicFrameLocks xmlns:a="http://schemas.openxmlformats.org/drawingml/2006/main" noChangeAspect="1"/>
             </wp:cNvGraphicFramePr>
@@ -14424,7 +14461,7 @@
               <a:graphicData uri="http://schemas.openxmlformats.org/drawingml/2006/picture">
                 <pic:pic xmlns:pic="http://schemas.openxmlformats.org/drawingml/2006/picture">
                   <pic:nvPicPr>
-                    <pic:cNvPr id="1504377090" name=""/>
+                    <pic:cNvPr id="1611054222" name="Рисунок 1" descr="Изображение выглядит как текст, чек, число, Шрифт&#10;&#10;Контент, сгенерированный ИИ, может содержать ошибки."/>
                     <pic:cNvPicPr/>
                   </pic:nvPicPr>
                   <pic:blipFill>
@@ -14436,7 +14473,7 @@
                   <pic:spPr>
                     <a:xfrm>
                       <a:off x="0" y="0"/>
-                      <a:ext cx="2804795" cy="2261300"/>
+                      <a:ext cx="5333048" cy="1906685"/>
                     </a:xfrm>
                     <a:prstGeom prst="rect">
                       <a:avLst/>
@@ -14450,15 +14487,21 @@
       </w:r>
       <w:r>
         <w:rPr>
-          <w:rFonts w:cs="Times New Roman"/>
-          <w:szCs w:val="28"/>
-          <w:lang w:val="ru-RU"/>
+          <w:noProof/>
+          <w14:ligatures w14:val="standardContextual"/>
+        </w:rPr>
+        <w:t xml:space="preserve"> </w:t>
+      </w:r>
+      <w:r>
+        <w:rPr>
+          <w:noProof/>
+          <w14:ligatures w14:val="standardContextual"/>
         </w:rPr>
         <w:drawing>
-          <wp:inline distT="0" distB="0" distL="0" distR="0" wp14:anchorId="2CE4E9EB" wp14:editId="093663E9">
-            <wp:extent cx="2742663" cy="2218331"/>
-            <wp:effectExtent l="0" t="0" r="635" b="4445"/>
-            <wp:docPr id="543760335" name="Рисунок 1"/>
+          <wp:inline distT="0" distB="0" distL="0" distR="0" wp14:anchorId="1638D4AD" wp14:editId="4451EBCB">
+            <wp:extent cx="2593910" cy="1624795"/>
+            <wp:effectExtent l="0" t="0" r="0" b="1270"/>
+            <wp:docPr id="1982803963" name="Рисунок 1"/>
             <wp:cNvGraphicFramePr>
               <a:graphicFrameLocks xmlns:a="http://schemas.openxmlformats.org/drawingml/2006/main" noChangeAspect="1"/>
             </wp:cNvGraphicFramePr>
@@ -14466,30 +14509,23 @@
               <a:graphicData uri="http://schemas.openxmlformats.org/drawingml/2006/picture">
                 <pic:pic xmlns:pic="http://schemas.openxmlformats.org/drawingml/2006/picture">
                   <pic:nvPicPr>
-                    <pic:cNvPr id="543760335" name=""/>
+                    <pic:cNvPr id="1982803963" name=""/>
                     <pic:cNvPicPr/>
                   </pic:nvPicPr>
-                  <pic:blipFill rotWithShape="1">
+                  <pic:blipFill>
                     <a:blip r:embed="rId8"/>
-                    <a:srcRect l="49907"/>
-                    <a:stretch/>
+                    <a:stretch>
+                      <a:fillRect/>
+                    </a:stretch>
                   </pic:blipFill>
-                  <pic:spPr bwMode="auto">
+                  <pic:spPr>
                     <a:xfrm>
                       <a:off x="0" y="0"/>
-                      <a:ext cx="2758563" cy="2231192"/>
+                      <a:ext cx="2701697" cy="1692311"/>
                     </a:xfrm>
                     <a:prstGeom prst="rect">
                       <a:avLst/>
                     </a:prstGeom>
-                    <a:ln>
-                      <a:noFill/>
-                    </a:ln>
-                    <a:extLst>
-                      <a:ext uri="{53640926-AAD7-44D8-BBD7-CCE9431645EC}">
-                        <a14:shadowObscured xmlns:a14="http://schemas.microsoft.com/office/drawing/2010/main"/>
-                      </a:ext>
-                    </a:extLst>
                   </pic:spPr>
                 </pic:pic>
               </a:graphicData>
@@ -14497,27 +14533,16 @@
           </wp:inline>
         </w:drawing>
       </w:r>
-    </w:p>
-    <w:p>
-      <w:pPr>
-        <w:rPr>
-          <w:rFonts w:cs="Times New Roman"/>
-          <w:szCs w:val="28"/>
-          <w:lang w:val="ru-RU"/>
-        </w:rPr>
-      </w:pPr>
       <w:r>
         <w:rPr>
-          <w:rFonts w:cs="Times New Roman"/>
-          <w:szCs w:val="28"/>
-          <w:lang w:val="ru-RU"/>
-        </w:rPr>
-        <w:lastRenderedPageBreak/>
+          <w:noProof/>
+          <w14:ligatures w14:val="standardContextual"/>
+        </w:rPr>
         <w:drawing>
-          <wp:inline distT="0" distB="0" distL="0" distR="0" wp14:anchorId="4DA7972E" wp14:editId="71A784B4">
-            <wp:extent cx="2848610" cy="2065921"/>
-            <wp:effectExtent l="25400" t="0" r="21590" b="29845"/>
-            <wp:docPr id="1817398787" name="Рисунок 1"/>
+          <wp:inline distT="0" distB="0" distL="0" distR="0" wp14:anchorId="5DFD5733" wp14:editId="374F750E">
+            <wp:extent cx="2723504" cy="1604645"/>
+            <wp:effectExtent l="0" t="0" r="0" b="0"/>
+            <wp:docPr id="1398193338" name="Рисунок 1"/>
             <wp:cNvGraphicFramePr>
               <a:graphicFrameLocks xmlns:a="http://schemas.openxmlformats.org/drawingml/2006/main" noChangeAspect="1"/>
             </wp:cNvGraphicFramePr>
@@ -14525,7 +14550,7 @@
               <a:graphicData uri="http://schemas.openxmlformats.org/drawingml/2006/picture">
                 <pic:pic xmlns:pic="http://schemas.openxmlformats.org/drawingml/2006/picture">
                   <pic:nvPicPr>
-                    <pic:cNvPr id="1817398787" name=""/>
+                    <pic:cNvPr id="1398193338" name=""/>
                     <pic:cNvPicPr/>
                   </pic:nvPicPr>
                   <pic:blipFill>
@@ -14537,18 +14562,11 @@
                   <pic:spPr>
                     <a:xfrm>
                       <a:off x="0" y="0"/>
-                      <a:ext cx="2848610" cy="2065921"/>
+                      <a:ext cx="2810692" cy="1656015"/>
                     </a:xfrm>
                     <a:prstGeom prst="rect">
                       <a:avLst/>
                     </a:prstGeom>
-                    <a:effectLst>
-                      <a:outerShdw blurRad="50800" dist="50800" dir="5400000" algn="ctr" rotWithShape="0">
-                        <a:srgbClr val="000000">
-                          <a:alpha val="0"/>
-                        </a:srgbClr>
-                      </a:outerShdw>
-                    </a:effectLst>
                   </pic:spPr>
                 </pic:pic>
               </a:graphicData>
@@ -14558,15 +14576,22 @@
       </w:r>
       <w:r>
         <w:rPr>
-          <w:rFonts w:cs="Times New Roman"/>
-          <w:szCs w:val="28"/>
+          <w:noProof/>
+          <w14:ligatures w14:val="standardContextual"/>
+        </w:rPr>
+        <w:t xml:space="preserve"> </w:t>
+      </w:r>
+      <w:r>
+        <w:rPr>
+          <w:noProof/>
           <w:lang w:val="ru-RU"/>
+          <w14:ligatures w14:val="standardContextual"/>
         </w:rPr>
         <w:drawing>
-          <wp:inline distT="0" distB="0" distL="0" distR="0" wp14:anchorId="494FBB36" wp14:editId="021F7694">
-            <wp:extent cx="2801620" cy="2036498"/>
-            <wp:effectExtent l="0" t="0" r="5080" b="0"/>
-            <wp:docPr id="1937225382" name="Рисунок 1"/>
+          <wp:inline distT="0" distB="0" distL="0" distR="0" wp14:anchorId="25E1D7D2" wp14:editId="52AA7CC4">
+            <wp:extent cx="5318125" cy="960397"/>
+            <wp:effectExtent l="0" t="0" r="3175" b="5080"/>
+            <wp:docPr id="1470565017" name="Рисунок 1"/>
             <wp:cNvGraphicFramePr>
               <a:graphicFrameLocks xmlns:a="http://schemas.openxmlformats.org/drawingml/2006/main" noChangeAspect="1"/>
             </wp:cNvGraphicFramePr>
@@ -14574,7 +14599,7 @@
               <a:graphicData uri="http://schemas.openxmlformats.org/drawingml/2006/picture">
                 <pic:pic xmlns:pic="http://schemas.openxmlformats.org/drawingml/2006/picture">
                   <pic:nvPicPr>
-                    <pic:cNvPr id="1937225382" name=""/>
+                    <pic:cNvPr id="1470565017" name=""/>
                     <pic:cNvPicPr/>
                   </pic:nvPicPr>
                   <pic:blipFill>
@@ -14586,58 +14611,7 @@
                   <pic:spPr>
                     <a:xfrm>
                       <a:off x="0" y="0"/>
-                      <a:ext cx="2839552" cy="2064071"/>
-                    </a:xfrm>
-                    <a:prstGeom prst="rect">
-                      <a:avLst/>
-                    </a:prstGeom>
-                  </pic:spPr>
-                </pic:pic>
-              </a:graphicData>
-            </a:graphic>
-          </wp:inline>
-        </w:drawing>
-      </w:r>
-    </w:p>
-    <w:p>
-      <w:pPr>
-        <w:rPr>
-          <w:rFonts w:cs="Times New Roman"/>
-          <w:szCs w:val="28"/>
-          <w:lang w:val="ru-RU"/>
-        </w:rPr>
-      </w:pPr>
-      <w:r>
-        <w:rPr>
-          <w:rFonts w:cs="Times New Roman"/>
-          <w:szCs w:val="28"/>
-          <w:lang w:val="ru-RU"/>
-        </w:rPr>
-        <w:drawing>
-          <wp:inline distT="0" distB="0" distL="0" distR="0" wp14:anchorId="25D29841" wp14:editId="0BECE4B9">
-            <wp:extent cx="5731510" cy="1137920"/>
-            <wp:effectExtent l="0" t="0" r="0" b="5080"/>
-            <wp:docPr id="194587843" name="Рисунок 1" descr="Изображение выглядит как текст, снимок экрана, число, Шрифт&#10;&#10;Контент, сгенерированный ИИ, может содержать ошибки."/>
-            <wp:cNvGraphicFramePr>
-              <a:graphicFrameLocks xmlns:a="http://schemas.openxmlformats.org/drawingml/2006/main" noChangeAspect="1"/>
-            </wp:cNvGraphicFramePr>
-            <a:graphic xmlns:a="http://schemas.openxmlformats.org/drawingml/2006/main">
-              <a:graphicData uri="http://schemas.openxmlformats.org/drawingml/2006/picture">
-                <pic:pic xmlns:pic="http://schemas.openxmlformats.org/drawingml/2006/picture">
-                  <pic:nvPicPr>
-                    <pic:cNvPr id="194587843" name="Рисунок 1" descr="Изображение выглядит как текст, снимок экрана, число, Шрифт&#10;&#10;Контент, сгенерированный ИИ, может содержать ошибки."/>
-                    <pic:cNvPicPr/>
-                  </pic:nvPicPr>
-                  <pic:blipFill>
-                    <a:blip r:embed="rId11"/>
-                    <a:stretch>
-                      <a:fillRect/>
-                    </a:stretch>
-                  </pic:blipFill>
-                  <pic:spPr>
-                    <a:xfrm>
-                      <a:off x="0" y="0"/>
-                      <a:ext cx="5731510" cy="1137920"/>
+                      <a:ext cx="5555522" cy="1003268"/>
                     </a:xfrm>
                     <a:prstGeom prst="rect">
                       <a:avLst/>
